--- a/TS Jatai Ghanam Project/TS 3.1/TS 3.1 Ghanam Sanskrit Corrections.docx
+++ b/TS Jatai Ghanam Project/TS 3.1/TS 3.1 Ghanam Sanskrit Corrections.docx
@@ -1,7 +1,360 @@
 
 <file path=word/document.xml><?xml version="1.0" encoding="utf-8"?>
-<w:document xmlns:wpc="http://schemas.microsoft.com/office/word/2010/wordprocessingCanvas" xmlns:cx="http://schemas.microsoft.com/office/drawing/2014/chartex" xmlns:cx1="http://schemas.microsoft.com/office/drawing/2015/9/8/chartex" xmlns:cx2="http://schemas.microsoft.com/office/drawing/2015/10/21/chartex" xmlns:cx3="http://schemas.microsoft.com/office/drawing/2016/5/9/chartex" xmlns:cx4="http://schemas.microsoft.com/office/drawing/2016/5/10/chartex" xmlns:cx5="http://schemas.microsoft.com/office/drawing/2016/5/11/chartex" xmlns:cx6="http://schemas.microsoft.com/office/drawing/2016/5/12/chartex" xmlns:cx7="http://schemas.microsoft.com/office/drawing/2016/5/13/chartex" xmlns:cx8="http://schemas.microsoft.com/office/drawing/2016/5/14/chartex" xmlns:mc="http://schemas.openxmlformats.org/markup-compatibility/2006" xmlns:aink="http://schemas.microsoft.com/office/drawing/2016/ink" xmlns:am3d="http://schemas.microsoft.com/office/drawing/2017/model3d" xmlns:o="urn:schemas-microsoft-com:office:office" xmlns:oel="http://schemas.microsoft.com/office/2019/extlst" xmlns:r="http://schemas.openxmlformats.org/officeDocument/2006/relationships" xmlns:m="http://schemas.openxmlformats.org/officeDocument/2006/math" xmlns:v="urn:schemas-microsoft-com:vml" xmlns:wp14="http://schemas.microsoft.com/office/word/2010/wordprocessingDrawing" xmlns:wp="http://schemas.openxmlformats.org/drawingml/2006/wordprocessingDrawing" xmlns:w10="urn:schemas-microsoft-com:office:word" xmlns:w="http://schemas.openxmlformats.org/wordprocessingml/2006/main" xmlns:w14="http://schemas.microsoft.com/office/word/2010/wordml" xmlns:w15="http://schemas.microsoft.com/office/word/2012/wordml" xmlns:w16cex="http://schemas.microsoft.com/office/word/2018/wordml/cex" xmlns:w16cid="http://schemas.microsoft.com/office/word/2016/wordml/cid" xmlns:w16="http://schemas.microsoft.com/office/word/2018/wordml" xmlns:w16sdtdh="http://schemas.microsoft.com/office/word/2020/wordml/sdtdatahash" xmlns:w16se="http://schemas.microsoft.com/office/word/2015/wordml/symex" xmlns:wpg="http://schemas.microsoft.com/office/word/2010/wordprocessingGroup" xmlns:wpi="http://schemas.microsoft.com/office/word/2010/wordprocessingInk" xmlns:wne="http://schemas.microsoft.com/office/word/2006/wordml" xmlns:wps="http://schemas.microsoft.com/office/word/2010/wordprocessingShape" mc:Ignorable="w14 w15 w16se w16cid w16 w16cex w16sdtdh wp14">
+<w:document xmlns:wpc="http://schemas.microsoft.com/office/word/2010/wordprocessingCanvas" xmlns:cx="http://schemas.microsoft.com/office/drawing/2014/chartex" xmlns:cx1="http://schemas.microsoft.com/office/drawing/2015/9/8/chartex" xmlns:cx2="http://schemas.microsoft.com/office/drawing/2015/10/21/chartex" xmlns:cx3="http://schemas.microsoft.com/office/drawing/2016/5/9/chartex" xmlns:cx4="http://schemas.microsoft.com/office/drawing/2016/5/10/chartex" xmlns:cx5="http://schemas.microsoft.com/office/drawing/2016/5/11/chartex" xmlns:cx6="http://schemas.microsoft.com/office/drawing/2016/5/12/chartex" xmlns:cx7="http://schemas.microsoft.com/office/drawing/2016/5/13/chartex" xmlns:cx8="http://schemas.microsoft.com/office/drawing/2016/5/14/chartex" xmlns:mc="http://schemas.openxmlformats.org/markup-compatibility/2006" xmlns:aink="http://schemas.microsoft.com/office/drawing/2016/ink" xmlns:am3d="http://schemas.microsoft.com/office/drawing/2017/model3d" xmlns:o="urn:schemas-microsoft-com:office:office" xmlns:oel="http://schemas.microsoft.com/office/2019/extlst" xmlns:r="http://schemas.openxmlformats.org/officeDocument/2006/relationships" xmlns:m="http://schemas.openxmlformats.org/officeDocument/2006/math" xmlns:v="urn:schemas-microsoft-com:vml" xmlns:wp14="http://schemas.microsoft.com/office/word/2010/wordprocessingDrawing" xmlns:wp="http://schemas.openxmlformats.org/drawingml/2006/wordprocessingDrawing" xmlns:w10="urn:schemas-microsoft-com:office:word" xmlns:w="http://schemas.openxmlformats.org/wordprocessingml/2006/main" xmlns:w14="http://schemas.microsoft.com/office/word/2010/wordml" xmlns:w15="http://schemas.microsoft.com/office/word/2012/wordml" xmlns:w16cex="http://schemas.microsoft.com/office/word/2018/wordml/cex" xmlns:w16cid="http://schemas.microsoft.com/office/word/2016/wordml/cid" xmlns:w16="http://schemas.microsoft.com/office/word/2018/wordml" xmlns:w16du="http://schemas.microsoft.com/office/word/2023/wordml/word16du" xmlns:w16sdtdh="http://schemas.microsoft.com/office/word/2020/wordml/sdtdatahash" xmlns:w16sdtfl="http://schemas.microsoft.com/office/word/2024/wordml/sdtformatlock" xmlns:w16se="http://schemas.microsoft.com/office/word/2015/wordml/symex" xmlns:wpg="http://schemas.microsoft.com/office/word/2010/wordprocessingGroup" xmlns:wpi="http://schemas.microsoft.com/office/word/2010/wordprocessingInk" xmlns:wne="http://schemas.microsoft.com/office/word/2006/wordml" xmlns:wps="http://schemas.microsoft.com/office/word/2010/wordprocessingShape" mc:Ignorable="w14 w15 w16se w16cid w16 w16cex w16sdtdh w16sdtfl w16du wp14">
   <w:body>
+    <w:p>
+      <w:pPr>
+        <w:spacing w:before="0" w:line="240" w:lineRule="auto"/>
+        <w:jc w:val="center"/>
+        <w:rPr>
+          <w:b/>
+          <w:bCs/>
+          <w:sz w:val="32"/>
+          <w:szCs w:val="32"/>
+          <w:u w:val="single"/>
+        </w:rPr>
+      </w:pPr>
+      <w:r>
+        <w:rPr>
+          <w:b/>
+          <w:bCs/>
+          <w:sz w:val="32"/>
+          <w:szCs w:val="32"/>
+          <w:u w:val="single"/>
+        </w:rPr>
+        <w:t xml:space="preserve">TS </w:t>
+      </w:r>
+      <w:r>
+        <w:rPr>
+          <w:b/>
+          <w:bCs/>
+          <w:sz w:val="32"/>
+          <w:szCs w:val="32"/>
+          <w:u w:val="single"/>
+        </w:rPr>
+        <w:t>Ghanam</w:t>
+      </w:r>
+      <w:r>
+        <w:rPr>
+          <w:b/>
+          <w:bCs/>
+          <w:sz w:val="32"/>
+          <w:szCs w:val="32"/>
+          <w:u w:val="single"/>
+        </w:rPr>
+        <w:t xml:space="preserve"> </w:t>
+      </w:r>
+      <w:r>
+        <w:rPr>
+          <w:b/>
+          <w:bCs/>
+          <w:sz w:val="32"/>
+          <w:szCs w:val="32"/>
+          <w:u w:val="single"/>
+        </w:rPr>
+        <w:t xml:space="preserve">– TS </w:t>
+      </w:r>
+      <w:r>
+        <w:rPr>
+          <w:b/>
+          <w:bCs/>
+          <w:sz w:val="32"/>
+          <w:szCs w:val="32"/>
+          <w:u w:val="single"/>
+        </w:rPr>
+        <w:t>3.1</w:t>
+      </w:r>
+      <w:r>
+        <w:rPr>
+          <w:b/>
+          <w:bCs/>
+          <w:sz w:val="32"/>
+          <w:szCs w:val="32"/>
+          <w:u w:val="single"/>
+        </w:rPr>
+        <w:t xml:space="preserve"> </w:t>
+      </w:r>
+      <w:r>
+        <w:rPr>
+          <w:b/>
+          <w:bCs/>
+          <w:sz w:val="32"/>
+          <w:szCs w:val="32"/>
+          <w:u w:val="single"/>
+        </w:rPr>
+        <w:t>Sanskrit</w:t>
+      </w:r>
+      <w:r>
+        <w:rPr>
+          <w:b/>
+          <w:bCs/>
+          <w:sz w:val="32"/>
+          <w:szCs w:val="32"/>
+          <w:u w:val="single"/>
+        </w:rPr>
+        <w:t xml:space="preserve"> Corrections –</w:t>
+      </w:r>
+      <w:r>
+        <w:rPr>
+          <w:b/>
+          <w:bCs/>
+          <w:sz w:val="32"/>
+          <w:szCs w:val="32"/>
+          <w:u w:val="single"/>
+        </w:rPr>
+        <w:t xml:space="preserve"> </w:t>
+      </w:r>
+      <w:r>
+        <w:rPr>
+          <w:b/>
+          <w:bCs/>
+          <w:sz w:val="32"/>
+          <w:szCs w:val="32"/>
+          <w:u w:val="single"/>
+        </w:rPr>
+        <w:t xml:space="preserve">Observed till </w:t>
+      </w:r>
+      <w:r>
+        <w:rPr>
+          <w:b/>
+          <w:bCs/>
+          <w:sz w:val="32"/>
+          <w:szCs w:val="32"/>
+          <w:u w:val="single"/>
+        </w:rPr>
+        <w:t>3</w:t>
+      </w:r>
+      <w:r>
+        <w:rPr>
+          <w:b/>
+          <w:bCs/>
+          <w:sz w:val="32"/>
+          <w:szCs w:val="32"/>
+          <w:u w:val="single"/>
+        </w:rPr>
+        <w:t>1st</w:t>
+      </w:r>
+      <w:r>
+        <w:rPr>
+          <w:b/>
+          <w:bCs/>
+          <w:sz w:val="32"/>
+          <w:szCs w:val="32"/>
+          <w:u w:val="single"/>
+        </w:rPr>
+        <w:t xml:space="preserve"> </w:t>
+      </w:r>
+      <w:r>
+        <w:rPr>
+          <w:b/>
+          <w:bCs/>
+          <w:sz w:val="32"/>
+          <w:szCs w:val="32"/>
+          <w:u w:val="single"/>
+        </w:rPr>
+        <w:t>August 2026</w:t>
+      </w:r>
+    </w:p>
+    <w:p>
+      <w:pPr>
+        <w:spacing w:before="0" w:line="240" w:lineRule="auto"/>
+        <w:jc w:val="center"/>
+        <w:rPr>
+          <w:b/>
+          <w:bCs/>
+          <w:sz w:val="28"/>
+          <w:szCs w:val="32"/>
+        </w:rPr>
+      </w:pPr>
+      <w:r>
+        <w:rPr>
+          <w:b/>
+          <w:bCs/>
+          <w:sz w:val="28"/>
+          <w:szCs w:val="32"/>
+        </w:rPr>
+        <w:t>(ignore those which are already incorporated in your book’s version and date)</w:t>
+      </w:r>
+    </w:p>
+    <w:tbl>
+      <w:tblPr>
+        <w:tblW w:w="14537" w:type="dxa"/>
+        <w:tblInd w:w="-792" w:type="dxa"/>
+        <w:tblBorders>
+          <w:top w:val="single" w:sz="4" w:space="0" w:color="000000"/>
+          <w:left w:val="single" w:sz="4" w:space="0" w:color="000000"/>
+          <w:bottom w:val="single" w:sz="4" w:space="0" w:color="000000"/>
+          <w:right w:val="single" w:sz="4" w:space="0" w:color="000000"/>
+          <w:insideH w:val="single" w:sz="4" w:space="0" w:color="000000"/>
+          <w:insideV w:val="single" w:sz="4" w:space="0" w:color="000000"/>
+        </w:tblBorders>
+        <w:tblLook w:val="04A0" w:firstRow="1" w:lastRow="0" w:firstColumn="1" w:lastColumn="0" w:noHBand="0" w:noVBand="1"/>
+      </w:tblPr>
+      <w:tblGrid>
+        <w:gridCol w:w="7166"/>
+        <w:gridCol w:w="7371"/>
+      </w:tblGrid>
+      <w:tr>
+        <w:tc>
+          <w:tcPr>
+            <w:tcW w:w="7166" w:type="dxa"/>
+          </w:tcPr>
+          <w:p>
+            <w:pPr>
+              <w:spacing w:before="0" w:line="240" w:lineRule="auto"/>
+              <w:jc w:val="center"/>
+              <w:rPr>
+                <w:b/>
+                <w:sz w:val="32"/>
+                <w:szCs w:val="32"/>
+              </w:rPr>
+            </w:pPr>
+            <w:r>
+              <w:rPr>
+                <w:b/>
+                <w:sz w:val="32"/>
+                <w:szCs w:val="32"/>
+              </w:rPr>
+              <w:t>As Printed</w:t>
+            </w:r>
+          </w:p>
+        </w:tc>
+        <w:tc>
+          <w:tcPr>
+            <w:tcW w:w="7371" w:type="dxa"/>
+          </w:tcPr>
+          <w:p>
+            <w:pPr>
+              <w:spacing w:before="0" w:line="240" w:lineRule="auto"/>
+              <w:ind w:right="-18"/>
+              <w:jc w:val="center"/>
+              <w:rPr>
+                <w:b/>
+                <w:sz w:val="32"/>
+                <w:szCs w:val="32"/>
+              </w:rPr>
+            </w:pPr>
+            <w:r>
+              <w:rPr>
+                <w:b/>
+                <w:sz w:val="32"/>
+                <w:szCs w:val="32"/>
+              </w:rPr>
+              <w:t>To be read as or corrected as</w:t>
+            </w:r>
+            <w:r>
+              <w:rPr>
+                <w:b/>
+                <w:sz w:val="32"/>
+                <w:szCs w:val="32"/>
+              </w:rPr>
+              <w:t xml:space="preserve"> </w:t>
+            </w:r>
+          </w:p>
+        </w:tc>
+      </w:tr>
+      <w:tr>
+        <w:trPr>
+          <w:trHeight w:val="488"/>
+        </w:trPr>
+        <w:tc>
+          <w:tcPr>
+            <w:tcW w:w="7166" w:type="dxa"/>
+          </w:tcPr>
+          <w:p>
+            <w:pPr>
+              <w:widowControl w:val="0"/>
+              <w:autoSpaceDE w:val="0"/>
+              <w:autoSpaceDN w:val="0"/>
+              <w:adjustRightInd w:val="0"/>
+              <w:spacing w:before="0" w:line="240" w:lineRule="auto"/>
+              <w:ind w:right="-279"/>
+              <w:jc w:val="center"/>
+              <w:rPr>
+                <w:rFonts w:cs="BRH Malayalam Extra"/>
+                <w:b/>
+                <w:bCs/>
+                <w:szCs w:val="40"/>
+              </w:rPr>
+            </w:pPr>
+            <w:r>
+              <w:rPr>
+                <w:rFonts w:cs="BRH Malayalam Extra"/>
+                <w:b/>
+                <w:bCs/>
+                <w:szCs w:val="40"/>
+              </w:rPr>
+              <w:t>None          None                         None                None</w:t>
+            </w:r>
+          </w:p>
+        </w:tc>
+        <w:tc>
+          <w:tcPr>
+            <w:tcW w:w="7371" w:type="dxa"/>
+          </w:tcPr>
+          <w:p>
+            <w:pPr>
+              <w:widowControl w:val="0"/>
+              <w:autoSpaceDE w:val="0"/>
+              <w:autoSpaceDN w:val="0"/>
+              <w:adjustRightInd w:val="0"/>
+              <w:spacing w:before="0" w:line="240" w:lineRule="auto"/>
+              <w:ind w:right="-279"/>
+              <w:jc w:val="center"/>
+              <w:rPr>
+                <w:rFonts w:cs="BRH Malayalam Extra"/>
+                <w:szCs w:val="40"/>
+              </w:rPr>
+            </w:pPr>
+            <w:r>
+              <w:rPr>
+                <w:rFonts w:cs="BRH Malayalam Extra"/>
+                <w:b/>
+                <w:bCs/>
+                <w:szCs w:val="40"/>
+              </w:rPr>
+              <w:t>None          None                         None                None</w:t>
+            </w:r>
+          </w:p>
+        </w:tc>
+      </w:tr>
+    </w:tbl>
+    <w:p>
+      <w:pPr>
+        <w:spacing w:before="0" w:line="240" w:lineRule="auto"/>
+        <w:jc w:val="center"/>
+        <w:rPr>
+          <w:b/>
+          <w:bCs/>
+          <w:sz w:val="32"/>
+          <w:szCs w:val="32"/>
+          <w:u w:val="single"/>
+        </w:rPr>
+      </w:pPr>
+      <w:r>
+        <w:rPr>
+          <w:b/>
+          <w:bCs/>
+          <w:sz w:val="32"/>
+          <w:szCs w:val="32"/>
+          <w:u w:val="single"/>
+        </w:rPr>
+        <w:t>=============</w:t>
+      </w:r>
+    </w:p>
+    <w:p>
+      <w:pPr>
+        <w:spacing w:before="0" w:line="240" w:lineRule="auto"/>
+        <w:jc w:val="center"/>
+        <w:rPr>
+          <w:b/>
+          <w:bCs/>
+          <w:sz w:val="32"/>
+          <w:szCs w:val="32"/>
+          <w:u w:val="single"/>
+        </w:rPr>
+      </w:pPr>
+    </w:p>
     <w:p>
       <w:pPr>
         <w:spacing w:before="0" w:line="240" w:lineRule="auto"/>
@@ -390,27 +743,7 @@
                 <w:sz w:val="32"/>
                 <w:szCs w:val="40"/>
               </w:rPr>
-              <w:t>)</w:t>
-            </w:r>
-            <w:proofErr w:type="gramStart"/>
-            <w:r>
-              <w:rPr>
-                <w:rFonts w:ascii="BRH Devanagari Extra" w:hAnsi="BRH Devanagari Extra" w:cs="BRH Devanagari Extra"/>
-                <w:color w:val="000000"/>
-                <w:sz w:val="32"/>
-                <w:szCs w:val="40"/>
-              </w:rPr>
-              <w:t>-  AÉ</w:t>
-            </w:r>
-            <w:proofErr w:type="gramEnd"/>
-            <w:r>
-              <w:rPr>
-                <w:rFonts w:ascii="BRH Devanagari Extra" w:hAnsi="BRH Devanagari Extra" w:cs="BRH Devanagari Extra"/>
-                <w:color w:val="000000"/>
-                <w:sz w:val="32"/>
-                <w:szCs w:val="40"/>
-              </w:rPr>
-              <w:t xml:space="preserve"> | G</w:t>
+              <w:t>)-  AÉ | G</w:t>
             </w:r>
             <w:r>
               <w:rPr>
@@ -670,27 +1003,7 @@
                 <w:sz w:val="32"/>
                 <w:szCs w:val="40"/>
               </w:rPr>
-              <w:t>)</w:t>
-            </w:r>
-            <w:proofErr w:type="gramStart"/>
-            <w:r>
-              <w:rPr>
-                <w:rFonts w:ascii="BRH Devanagari Extra" w:hAnsi="BRH Devanagari Extra" w:cs="BRH Devanagari Extra"/>
-                <w:color w:val="000000"/>
-                <w:sz w:val="32"/>
-                <w:szCs w:val="40"/>
-              </w:rPr>
-              <w:t>-  AÉ</w:t>
-            </w:r>
-            <w:proofErr w:type="gramEnd"/>
-            <w:r>
-              <w:rPr>
-                <w:rFonts w:ascii="BRH Devanagari Extra" w:hAnsi="BRH Devanagari Extra" w:cs="BRH Devanagari Extra"/>
-                <w:color w:val="000000"/>
-                <w:sz w:val="32"/>
-                <w:szCs w:val="40"/>
-              </w:rPr>
-              <w:t xml:space="preserve"> | G</w:t>
+              <w:t>)-  AÉ | G</w:t>
             </w:r>
             <w:r>
               <w:rPr>
@@ -830,7 +1143,7 @@
       </w:tr>
       <w:tr>
         <w:trPr>
-          <w:trHeight w:val="2824"/>
+          <w:trHeight w:val="1935"/>
         </w:trPr>
         <w:tc>
           <w:tcPr>
@@ -965,27 +1278,7 @@
                 <w:sz w:val="32"/>
                 <w:szCs w:val="40"/>
               </w:rPr>
-              <w:t>)</w:t>
-            </w:r>
-            <w:proofErr w:type="gramStart"/>
-            <w:r>
-              <w:rPr>
-                <w:rFonts w:ascii="BRH Devanagari Extra" w:hAnsi="BRH Devanagari Extra" w:cs="BRH Devanagari Extra"/>
-                <w:color w:val="000000"/>
-                <w:sz w:val="32"/>
-                <w:szCs w:val="40"/>
-              </w:rPr>
-              <w:t>-  mÉÔuÉåïÿ</w:t>
-            </w:r>
-            <w:proofErr w:type="gramEnd"/>
-            <w:r>
-              <w:rPr>
-                <w:rFonts w:ascii="BRH Devanagari Extra" w:hAnsi="BRH Devanagari Extra" w:cs="BRH Devanagari Extra"/>
-                <w:color w:val="000000"/>
-                <w:sz w:val="32"/>
-                <w:szCs w:val="40"/>
-              </w:rPr>
-              <w:t xml:space="preserve"> | mÉëÉ</w:t>
+              <w:t>)-  mÉÔuÉåïÿ | mÉëÉ</w:t>
             </w:r>
             <w:r>
               <w:rPr>
@@ -1350,19 +1643,8 @@
                 <w:sz w:val="32"/>
                 <w:szCs w:val="40"/>
               </w:rPr>
-              <w:t>)</w:t>
-            </w:r>
-            <w:proofErr w:type="gramStart"/>
-            <w:r>
-              <w:rPr>
-                <w:rFonts w:ascii="BRH Devanagari Extra" w:hAnsi="BRH Devanagari Extra" w:cs="BRH Devanagari Extra"/>
-                <w:color w:val="000000"/>
-                <w:sz w:val="32"/>
-                <w:szCs w:val="40"/>
-              </w:rPr>
-              <w:t>-  mÉëÉ</w:t>
-            </w:r>
-            <w:proofErr w:type="gramEnd"/>
+              <w:t>)-  mÉëÉ</w:t>
+            </w:r>
             <w:r>
               <w:rPr>
                 <w:rFonts w:ascii="BRH Malayalam Extra" w:hAnsi="BRH Malayalam Extra" w:cs="BRH Devanagari Extra"/>
@@ -1630,442 +1912,6 @@
               <w:spacing w:before="0" w:line="240" w:lineRule="auto"/>
               <w:rPr>
                 <w:rFonts w:ascii="BRH Devanagari Extra" w:hAnsi="BRH Devanagari Extra" w:cs="BRH Devanagari Extra"/>
-                <w:color w:val="000000"/>
-                <w:sz w:val="32"/>
-                <w:szCs w:val="40"/>
-              </w:rPr>
-            </w:pPr>
-            <w:r>
-              <w:rPr>
-                <w:rFonts w:cs="BRH Devanagari Extra"/>
-                <w:color w:val="000000"/>
-                <w:szCs w:val="40"/>
-              </w:rPr>
-              <w:t>45</w:t>
-            </w:r>
-            <w:r>
-              <w:rPr>
-                <w:rFonts w:ascii="BRH Devanagari Extra" w:hAnsi="BRH Devanagari Extra" w:cs="BRH Devanagari Extra"/>
-                <w:color w:val="000000"/>
-                <w:sz w:val="32"/>
-                <w:szCs w:val="40"/>
-              </w:rPr>
-              <w:t>)</w:t>
-            </w:r>
-            <w:r>
-              <w:rPr>
-                <w:rFonts w:ascii="BRH Devanagari Extra" w:hAnsi="BRH Devanagari Extra" w:cs="BRH Devanagari Extra"/>
-                <w:color w:val="000000"/>
-                <w:sz w:val="32"/>
-                <w:szCs w:val="40"/>
-              </w:rPr>
-              <w:tab/>
-            </w:r>
-            <w:r>
-              <w:rPr>
-                <w:rFonts w:cs="BRH Devanagari Extra"/>
-                <w:color w:val="000000"/>
-                <w:szCs w:val="40"/>
-              </w:rPr>
-              <w:t>3</w:t>
-            </w:r>
-            <w:r>
-              <w:rPr>
-                <w:rFonts w:ascii="BRH Devanagari Extra" w:hAnsi="BRH Devanagari Extra" w:cs="BRH Devanagari Extra"/>
-                <w:color w:val="000000"/>
-                <w:sz w:val="32"/>
-                <w:szCs w:val="40"/>
-              </w:rPr>
-              <w:t>.</w:t>
-            </w:r>
-            <w:r>
-              <w:rPr>
-                <w:rFonts w:cs="BRH Devanagari Extra"/>
-                <w:color w:val="000000"/>
-                <w:szCs w:val="40"/>
-              </w:rPr>
-              <w:t>1</w:t>
-            </w:r>
-            <w:r>
-              <w:rPr>
-                <w:rFonts w:ascii="BRH Devanagari Extra" w:hAnsi="BRH Devanagari Extra" w:cs="BRH Devanagari Extra"/>
-                <w:color w:val="000000"/>
-                <w:sz w:val="32"/>
-                <w:szCs w:val="40"/>
-              </w:rPr>
-              <w:t>.</w:t>
-            </w:r>
-            <w:r>
-              <w:rPr>
-                <w:rFonts w:cs="BRH Devanagari Extra"/>
-                <w:color w:val="000000"/>
-                <w:szCs w:val="40"/>
-              </w:rPr>
-              <w:t>4</w:t>
-            </w:r>
-            <w:r>
-              <w:rPr>
-                <w:rFonts w:ascii="BRH Devanagari Extra" w:hAnsi="BRH Devanagari Extra" w:cs="BRH Devanagari Extra"/>
-                <w:color w:val="000000"/>
-                <w:sz w:val="32"/>
-                <w:szCs w:val="40"/>
-              </w:rPr>
-              <w:t>.</w:t>
-            </w:r>
-            <w:r>
-              <w:rPr>
-                <w:rFonts w:cs="BRH Devanagari Extra"/>
-                <w:color w:val="000000"/>
-                <w:szCs w:val="40"/>
-              </w:rPr>
-              <w:t>1</w:t>
-            </w:r>
-            <w:r>
-              <w:rPr>
-                <w:rFonts w:ascii="BRH Devanagari Extra" w:hAnsi="BRH Devanagari Extra" w:cs="BRH Devanagari Extra"/>
-                <w:color w:val="000000"/>
-                <w:sz w:val="32"/>
-                <w:szCs w:val="40"/>
-              </w:rPr>
-              <w:t>(</w:t>
-            </w:r>
-            <w:r>
-              <w:rPr>
-                <w:rFonts w:cs="BRH Devanagari Extra"/>
-                <w:color w:val="000000"/>
-                <w:szCs w:val="40"/>
-              </w:rPr>
-              <w:t>38</w:t>
-            </w:r>
-            <w:r>
-              <w:rPr>
-                <w:rFonts w:ascii="BRH Devanagari Extra" w:hAnsi="BRH Devanagari Extra" w:cs="BRH Devanagari Extra"/>
-                <w:color w:val="000000"/>
-                <w:sz w:val="32"/>
-                <w:szCs w:val="40"/>
-              </w:rPr>
-              <w:t>)</w:t>
-            </w:r>
-            <w:proofErr w:type="gramStart"/>
-            <w:r>
-              <w:rPr>
-                <w:rFonts w:ascii="BRH Devanagari Extra" w:hAnsi="BRH Devanagari Extra" w:cs="BRH Devanagari Extra"/>
-                <w:color w:val="000000"/>
-                <w:sz w:val="32"/>
-                <w:szCs w:val="40"/>
-              </w:rPr>
-              <w:t>-  A</w:t>
-            </w:r>
-            <w:proofErr w:type="gramEnd"/>
-            <w:r>
-              <w:rPr>
-                <w:rFonts w:ascii="BRH Devanagari Extra" w:hAnsi="BRH Devanagari Extra" w:cs="BRH Devanagari Extra"/>
-                <w:color w:val="000000"/>
-                <w:sz w:val="32"/>
-                <w:szCs w:val="40"/>
-              </w:rPr>
-              <w:t>…¡åûÿprÉÈ | mÉËUþ | AÉ</w:t>
-            </w:r>
-            <w:r>
-              <w:rPr>
-                <w:rFonts w:ascii="BRH Malayalam Extra" w:hAnsi="BRH Malayalam Extra" w:cs="BRH Devanagari Extra"/>
-                <w:color w:val="000000"/>
-                <w:sz w:val="26"/>
-                <w:szCs w:val="40"/>
-              </w:rPr>
-              <w:t>–</w:t>
-            </w:r>
-            <w:r>
-              <w:rPr>
-                <w:rFonts w:ascii="BRH Devanagari Extra" w:hAnsi="BRH Devanagari Extra" w:cs="BRH Devanagari Extra"/>
-                <w:color w:val="000000"/>
-                <w:sz w:val="32"/>
-                <w:szCs w:val="40"/>
-              </w:rPr>
-              <w:t>cÉUþliÉqÉç ||</w:t>
-            </w:r>
-          </w:p>
-          <w:p>
-            <w:pPr>
-              <w:widowControl w:val="0"/>
-              <w:autoSpaceDE w:val="0"/>
-              <w:autoSpaceDN w:val="0"/>
-              <w:adjustRightInd w:val="0"/>
-              <w:spacing w:before="0" w:line="240" w:lineRule="auto"/>
-              <w:rPr>
-                <w:rFonts w:ascii="BRH Malayalam Extra" w:hAnsi="BRH Malayalam Extra" w:cs="BRH Malayalam Extra"/>
-                <w:color w:val="000000"/>
-                <w:sz w:val="32"/>
-                <w:szCs w:val="40"/>
-              </w:rPr>
-            </w:pPr>
-            <w:r>
-              <w:rPr>
-                <w:rFonts w:ascii="BRH Devanagari Extra" w:hAnsi="BRH Devanagari Extra" w:cs="BRH Devanagari Extra"/>
-                <w:color w:val="000000"/>
-                <w:sz w:val="32"/>
-                <w:szCs w:val="40"/>
-              </w:rPr>
-              <w:t>A…¡åûÿprÉ</w:t>
-            </w:r>
-            <w:r>
-              <w:rPr>
-                <w:rFonts w:ascii="BRH Malayalam Extra" w:hAnsi="BRH Malayalam Extra" w:cs="BRH Devanagari Extra"/>
-                <w:color w:val="000000"/>
-                <w:sz w:val="26"/>
-                <w:szCs w:val="40"/>
-              </w:rPr>
-              <w:t>–</w:t>
-            </w:r>
-            <w:r>
-              <w:rPr>
-                <w:rFonts w:ascii="BRH Devanagari Extra" w:hAnsi="BRH Devanagari Extra" w:cs="BRH Devanagari Extra"/>
-                <w:color w:val="000000"/>
-                <w:sz w:val="32"/>
-                <w:szCs w:val="40"/>
-              </w:rPr>
-              <w:t>È mÉËU</w:t>
-            </w:r>
-            <w:r>
-              <w:rPr>
-                <w:rFonts w:ascii="BRH Malayalam Extra" w:hAnsi="BRH Malayalam Extra" w:cs="BRH Devanagari Extra"/>
-                <w:color w:val="000000"/>
-                <w:sz w:val="26"/>
-                <w:szCs w:val="40"/>
-              </w:rPr>
-              <w:t>–</w:t>
-            </w:r>
-            <w:r>
-              <w:rPr>
-                <w:rFonts w:ascii="BRH Devanagari Extra" w:hAnsi="BRH Devanagari Extra" w:cs="BRH Devanagari Extra"/>
-                <w:color w:val="000000"/>
-                <w:sz w:val="32"/>
-                <w:szCs w:val="40"/>
-              </w:rPr>
-              <w:t xml:space="preserve"> mÉrÉï</w:t>
-            </w:r>
-            <w:r>
-              <w:rPr>
-                <w:rFonts w:ascii="BRH Devanagari Extra" w:hAnsi="BRH Devanagari Extra" w:cs="BRH Devanagari Extra"/>
-                <w:color w:val="000000"/>
-                <w:sz w:val="32"/>
-                <w:szCs w:val="40"/>
-                <w:highlight w:val="yellow"/>
-              </w:rPr>
-              <w:t>…¡åûÿprÉÉå</w:t>
-            </w:r>
-            <w:r>
-              <w:rPr>
-                <w:rFonts w:ascii="BRH Malayalam Extra" w:hAnsi="BRH Malayalam Extra" w:cs="BRH Devanagari Extra"/>
-                <w:color w:val="000000"/>
-                <w:sz w:val="26"/>
-                <w:szCs w:val="40"/>
-              </w:rPr>
-              <w:t>–</w:t>
-            </w:r>
-            <w:r>
-              <w:rPr>
-                <w:rFonts w:ascii="BRH Devanagari Extra" w:hAnsi="BRH Devanagari Extra" w:cs="BRH Devanagari Extra"/>
-                <w:color w:val="000000"/>
-                <w:sz w:val="32"/>
-                <w:szCs w:val="40"/>
-              </w:rPr>
-              <w:t xml:space="preserve"> </w:t>
-            </w:r>
-            <w:r>
-              <w:rPr>
-                <w:rFonts w:ascii="BRH Devanagari Extra" w:hAnsi="BRH Devanagari Extra" w:cs="BRH Devanagari Extra"/>
-                <w:color w:val="000000"/>
-                <w:sz w:val="32"/>
-                <w:szCs w:val="40"/>
-                <w:highlight w:val="yellow"/>
-              </w:rPr>
-              <w:t>A</w:t>
-            </w:r>
-            <w:r>
-              <w:rPr>
-                <w:rFonts w:ascii="BRH Devanagari Extra" w:hAnsi="BRH Devanagari Extra" w:cs="BRH Devanagari Extra"/>
-                <w:color w:val="000000"/>
-                <w:sz w:val="32"/>
-                <w:szCs w:val="40"/>
-              </w:rPr>
-              <w:t>…¡åûÿprÉ</w:t>
-            </w:r>
-            <w:r>
-              <w:rPr>
-                <w:rFonts w:ascii="BRH Malayalam Extra" w:hAnsi="BRH Malayalam Extra" w:cs="BRH Devanagari Extra"/>
-                <w:color w:val="000000"/>
-                <w:sz w:val="26"/>
-                <w:szCs w:val="40"/>
-              </w:rPr>
-              <w:t>–</w:t>
-            </w:r>
-            <w:r>
-              <w:rPr>
-                <w:rFonts w:ascii="BRH Devanagari Extra" w:hAnsi="BRH Devanagari Extra" w:cs="BRH Devanagari Extra"/>
-                <w:color w:val="000000"/>
-                <w:sz w:val="32"/>
-                <w:szCs w:val="40"/>
-              </w:rPr>
-              <w:t>È mÉrÉÉï</w:t>
-            </w:r>
-            <w:r>
-              <w:rPr>
-                <w:rFonts w:ascii="BRH Malayalam Extra" w:hAnsi="BRH Malayalam Extra" w:cs="BRH Devanagari Extra"/>
-                <w:color w:val="000000"/>
-                <w:sz w:val="26"/>
-                <w:szCs w:val="40"/>
-              </w:rPr>
-              <w:t>–</w:t>
-            </w:r>
-            <w:r>
-              <w:rPr>
-                <w:rFonts w:ascii="BRH Devanagari Extra" w:hAnsi="BRH Devanagari Extra" w:cs="BRH Devanagari Extra"/>
-                <w:color w:val="000000"/>
-                <w:sz w:val="32"/>
-                <w:szCs w:val="40"/>
-              </w:rPr>
-              <w:t>cÉUþliÉ qÉÉ</w:t>
-            </w:r>
-            <w:r>
-              <w:rPr>
-                <w:rFonts w:ascii="BRH Malayalam Extra" w:hAnsi="BRH Malayalam Extra" w:cs="BRH Devanagari Extra"/>
-                <w:color w:val="000000"/>
-                <w:sz w:val="26"/>
-                <w:szCs w:val="40"/>
-              </w:rPr>
-              <w:t>–</w:t>
-            </w:r>
-            <w:r>
-              <w:rPr>
-                <w:rFonts w:ascii="BRH Devanagari Extra" w:hAnsi="BRH Devanagari Extra" w:cs="BRH Devanagari Extra"/>
-                <w:color w:val="000000"/>
-                <w:sz w:val="32"/>
-                <w:szCs w:val="40"/>
-              </w:rPr>
-              <w:t>cÉUþliÉ</w:t>
-            </w:r>
-            <w:r>
-              <w:rPr>
-                <w:rFonts w:ascii="BRH Malayalam Extra" w:hAnsi="BRH Malayalam Extra" w:cs="BRH Devanagari Extra"/>
-                <w:color w:val="000000"/>
-                <w:sz w:val="26"/>
-                <w:szCs w:val="40"/>
-              </w:rPr>
-              <w:t>–</w:t>
-            </w:r>
-            <w:r>
-              <w:rPr>
-                <w:rFonts w:ascii="BRH Devanagari Extra" w:hAnsi="BRH Devanagari Extra" w:cs="BRH Devanagari Extra"/>
-                <w:color w:val="000000"/>
-                <w:sz w:val="32"/>
-                <w:szCs w:val="40"/>
-              </w:rPr>
-              <w:t>qÉç mÉrÉ</w:t>
-            </w:r>
-            <w:r>
-              <w:rPr>
-                <w:rFonts w:ascii="BRH Devanagari Extra" w:hAnsi="BRH Devanagari Extra" w:cs="BRH Devanagari Extra"/>
-                <w:color w:val="000000"/>
-                <w:sz w:val="32"/>
-                <w:szCs w:val="40"/>
-                <w:highlight w:val="yellow"/>
-              </w:rPr>
-              <w:t>ï…¡åûÿprÉÉå</w:t>
-            </w:r>
-            <w:r>
-              <w:rPr>
-                <w:rFonts w:ascii="BRH Malayalam Extra" w:hAnsi="BRH Malayalam Extra" w:cs="BRH Devanagari Extra"/>
-                <w:color w:val="000000"/>
-                <w:sz w:val="26"/>
-                <w:szCs w:val="40"/>
-                <w:highlight w:val="yellow"/>
-              </w:rPr>
-              <w:t>–</w:t>
-            </w:r>
-            <w:r>
-              <w:rPr>
-                <w:rFonts w:ascii="BRH Devanagari Extra" w:hAnsi="BRH Devanagari Extra" w:cs="BRH Devanagari Extra"/>
-                <w:color w:val="000000"/>
-                <w:sz w:val="32"/>
-                <w:szCs w:val="40"/>
-              </w:rPr>
-              <w:t xml:space="preserve"> </w:t>
-            </w:r>
-            <w:r>
-              <w:rPr>
-                <w:rFonts w:ascii="BRH Devanagari Extra" w:hAnsi="BRH Devanagari Extra" w:cs="BRH Devanagari Extra"/>
-                <w:color w:val="000000"/>
-                <w:sz w:val="32"/>
-                <w:szCs w:val="40"/>
-                <w:highlight w:val="yellow"/>
-              </w:rPr>
-              <w:t>A</w:t>
-            </w:r>
-            <w:r>
-              <w:rPr>
-                <w:rFonts w:ascii="BRH Devanagari Extra" w:hAnsi="BRH Devanagari Extra" w:cs="BRH Devanagari Extra"/>
-                <w:color w:val="000000"/>
-                <w:sz w:val="32"/>
-                <w:szCs w:val="40"/>
-              </w:rPr>
-              <w:t>…¡åûÿprÉ</w:t>
-            </w:r>
-            <w:r>
-              <w:rPr>
-                <w:rFonts w:ascii="BRH Malayalam Extra" w:hAnsi="BRH Malayalam Extra" w:cs="BRH Devanagari Extra"/>
-                <w:color w:val="000000"/>
-                <w:sz w:val="26"/>
-                <w:szCs w:val="40"/>
-              </w:rPr>
-              <w:t>–</w:t>
-            </w:r>
-            <w:r>
-              <w:rPr>
-                <w:rFonts w:ascii="BRH Devanagari Extra" w:hAnsi="BRH Devanagari Extra" w:cs="BRH Devanagari Extra"/>
-                <w:color w:val="000000"/>
-                <w:sz w:val="32"/>
-                <w:szCs w:val="40"/>
-              </w:rPr>
-              <w:t>È mÉrÉÉï</w:t>
-            </w:r>
-            <w:r>
-              <w:rPr>
-                <w:rFonts w:ascii="BRH Malayalam Extra" w:hAnsi="BRH Malayalam Extra" w:cs="BRH Devanagari Extra"/>
-                <w:color w:val="000000"/>
-                <w:sz w:val="26"/>
-                <w:szCs w:val="40"/>
-              </w:rPr>
-              <w:t>–</w:t>
-            </w:r>
-            <w:r>
-              <w:rPr>
-                <w:rFonts w:ascii="BRH Devanagari Extra" w:hAnsi="BRH Devanagari Extra" w:cs="BRH Devanagari Extra"/>
-                <w:color w:val="000000"/>
-                <w:sz w:val="32"/>
-                <w:szCs w:val="40"/>
-              </w:rPr>
-              <w:t xml:space="preserve">cÉUþliÉqÉç | </w:t>
-            </w:r>
-            <w:r>
-              <w:rPr>
-                <w:rFonts w:ascii="BRH Malayalam Extra" w:hAnsi="BRH Malayalam Extra" w:cs="BRH Malayalam Extra"/>
-                <w:color w:val="000000"/>
-                <w:sz w:val="32"/>
-                <w:szCs w:val="40"/>
-              </w:rPr>
-              <w:t xml:space="preserve"> </w:t>
-            </w:r>
-          </w:p>
-          <w:p>
-            <w:pPr>
-              <w:widowControl w:val="0"/>
-              <w:autoSpaceDE w:val="0"/>
-              <w:autoSpaceDN w:val="0"/>
-              <w:adjustRightInd w:val="0"/>
-              <w:spacing w:before="0" w:line="240" w:lineRule="auto"/>
-              <w:rPr>
-                <w:rFonts w:ascii="BRH Malayalam Extra" w:hAnsi="BRH Malayalam Extra" w:cs="BRH Malayalam Extra"/>
                 <w:color w:val="000000"/>
                 <w:sz w:val="32"/>
                 <w:szCs w:val="40"/>
@@ -2080,11 +1926,413 @@
               <w:adjustRightInd w:val="0"/>
               <w:spacing w:before="0" w:line="240" w:lineRule="auto"/>
               <w:rPr>
+                <w:rFonts w:ascii="BRH Devanagari Extra" w:hAnsi="BRH Devanagari Extra" w:cs="BRH Devanagari Extra"/>
+                <w:color w:val="000000"/>
+                <w:sz w:val="32"/>
+                <w:szCs w:val="40"/>
+              </w:rPr>
+            </w:pPr>
+            <w:r>
+              <w:rPr>
+                <w:rFonts w:cs="BRH Devanagari Extra"/>
+                <w:color w:val="000000"/>
+                <w:szCs w:val="40"/>
+              </w:rPr>
+              <w:lastRenderedPageBreak/>
+              <w:t>45</w:t>
+            </w:r>
+            <w:r>
+              <w:rPr>
+                <w:rFonts w:ascii="BRH Devanagari Extra" w:hAnsi="BRH Devanagari Extra" w:cs="BRH Devanagari Extra"/>
+                <w:color w:val="000000"/>
+                <w:sz w:val="32"/>
+                <w:szCs w:val="40"/>
+              </w:rPr>
+              <w:t>)</w:t>
+            </w:r>
+            <w:r>
+              <w:rPr>
+                <w:rFonts w:ascii="BRH Devanagari Extra" w:hAnsi="BRH Devanagari Extra" w:cs="BRH Devanagari Extra"/>
+                <w:color w:val="000000"/>
+                <w:sz w:val="32"/>
+                <w:szCs w:val="40"/>
+              </w:rPr>
+              <w:tab/>
+            </w:r>
+            <w:r>
+              <w:rPr>
+                <w:rFonts w:cs="BRH Devanagari Extra"/>
+                <w:color w:val="000000"/>
+                <w:szCs w:val="40"/>
+              </w:rPr>
+              <w:t>3</w:t>
+            </w:r>
+            <w:r>
+              <w:rPr>
+                <w:rFonts w:ascii="BRH Devanagari Extra" w:hAnsi="BRH Devanagari Extra" w:cs="BRH Devanagari Extra"/>
+                <w:color w:val="000000"/>
+                <w:sz w:val="32"/>
+                <w:szCs w:val="40"/>
+              </w:rPr>
+              <w:t>.</w:t>
+            </w:r>
+            <w:r>
+              <w:rPr>
+                <w:rFonts w:cs="BRH Devanagari Extra"/>
+                <w:color w:val="000000"/>
+                <w:szCs w:val="40"/>
+              </w:rPr>
+              <w:t>1</w:t>
+            </w:r>
+            <w:r>
+              <w:rPr>
+                <w:rFonts w:ascii="BRH Devanagari Extra" w:hAnsi="BRH Devanagari Extra" w:cs="BRH Devanagari Extra"/>
+                <w:color w:val="000000"/>
+                <w:sz w:val="32"/>
+                <w:szCs w:val="40"/>
+              </w:rPr>
+              <w:t>.</w:t>
+            </w:r>
+            <w:r>
+              <w:rPr>
+                <w:rFonts w:cs="BRH Devanagari Extra"/>
+                <w:color w:val="000000"/>
+                <w:szCs w:val="40"/>
+              </w:rPr>
+              <w:t>4</w:t>
+            </w:r>
+            <w:r>
+              <w:rPr>
+                <w:rFonts w:ascii="BRH Devanagari Extra" w:hAnsi="BRH Devanagari Extra" w:cs="BRH Devanagari Extra"/>
+                <w:color w:val="000000"/>
+                <w:sz w:val="32"/>
+                <w:szCs w:val="40"/>
+              </w:rPr>
+              <w:t>.</w:t>
+            </w:r>
+            <w:r>
+              <w:rPr>
+                <w:rFonts w:cs="BRH Devanagari Extra"/>
+                <w:color w:val="000000"/>
+                <w:szCs w:val="40"/>
+              </w:rPr>
+              <w:t>1</w:t>
+            </w:r>
+            <w:r>
+              <w:rPr>
+                <w:rFonts w:ascii="BRH Devanagari Extra" w:hAnsi="BRH Devanagari Extra" w:cs="BRH Devanagari Extra"/>
+                <w:color w:val="000000"/>
+                <w:sz w:val="32"/>
+                <w:szCs w:val="40"/>
+              </w:rPr>
+              <w:t>(</w:t>
+            </w:r>
+            <w:r>
+              <w:rPr>
+                <w:rFonts w:cs="BRH Devanagari Extra"/>
+                <w:color w:val="000000"/>
+                <w:szCs w:val="40"/>
+              </w:rPr>
+              <w:t>38</w:t>
+            </w:r>
+            <w:r>
+              <w:rPr>
+                <w:rFonts w:ascii="BRH Devanagari Extra" w:hAnsi="BRH Devanagari Extra" w:cs="BRH Devanagari Extra"/>
+                <w:color w:val="000000"/>
+                <w:sz w:val="32"/>
+                <w:szCs w:val="40"/>
+              </w:rPr>
+              <w:t>)-  A…¡åûÿprÉÈ | mÉËUþ | AÉ</w:t>
+            </w:r>
+            <w:r>
+              <w:rPr>
+                <w:rFonts w:ascii="BRH Malayalam Extra" w:hAnsi="BRH Malayalam Extra" w:cs="BRH Devanagari Extra"/>
+                <w:color w:val="000000"/>
+                <w:sz w:val="26"/>
+                <w:szCs w:val="40"/>
+              </w:rPr>
+              <w:t>–</w:t>
+            </w:r>
+            <w:r>
+              <w:rPr>
+                <w:rFonts w:ascii="BRH Devanagari Extra" w:hAnsi="BRH Devanagari Extra" w:cs="BRH Devanagari Extra"/>
+                <w:color w:val="000000"/>
+                <w:sz w:val="32"/>
+                <w:szCs w:val="40"/>
+              </w:rPr>
+              <w:t>cÉUþliÉqÉç ||</w:t>
+            </w:r>
+          </w:p>
+          <w:p>
+            <w:pPr>
+              <w:widowControl w:val="0"/>
+              <w:autoSpaceDE w:val="0"/>
+              <w:autoSpaceDN w:val="0"/>
+              <w:adjustRightInd w:val="0"/>
+              <w:spacing w:before="0" w:line="240" w:lineRule="auto"/>
+              <w:rPr>
                 <w:rFonts w:cs="BRH Malayalam Extra"/>
                 <w:color w:val="FF0000"/>
                 <w:szCs w:val="40"/>
               </w:rPr>
             </w:pPr>
+            <w:r>
+              <w:rPr>
+                <w:rFonts w:ascii="BRH Devanagari Extra" w:hAnsi="BRH Devanagari Extra" w:cs="BRH Devanagari Extra"/>
+                <w:color w:val="000000"/>
+                <w:sz w:val="32"/>
+                <w:szCs w:val="40"/>
+              </w:rPr>
+              <w:t>A…¡åûÿprÉ</w:t>
+            </w:r>
+            <w:r>
+              <w:rPr>
+                <w:rFonts w:ascii="BRH Malayalam Extra" w:hAnsi="BRH Malayalam Extra" w:cs="BRH Devanagari Extra"/>
+                <w:color w:val="000000"/>
+                <w:sz w:val="26"/>
+                <w:szCs w:val="40"/>
+              </w:rPr>
+              <w:t>–</w:t>
+            </w:r>
+            <w:r>
+              <w:rPr>
+                <w:rFonts w:ascii="BRH Devanagari Extra" w:hAnsi="BRH Devanagari Extra" w:cs="BRH Devanagari Extra"/>
+                <w:color w:val="000000"/>
+                <w:sz w:val="32"/>
+                <w:szCs w:val="40"/>
+              </w:rPr>
+              <w:t>È mÉËU</w:t>
+            </w:r>
+            <w:r>
+              <w:rPr>
+                <w:rFonts w:ascii="BRH Malayalam Extra" w:hAnsi="BRH Malayalam Extra" w:cs="BRH Devanagari Extra"/>
+                <w:color w:val="000000"/>
+                <w:sz w:val="26"/>
+                <w:szCs w:val="40"/>
+              </w:rPr>
+              <w:t>–</w:t>
+            </w:r>
+            <w:r>
+              <w:rPr>
+                <w:rFonts w:ascii="BRH Devanagari Extra" w:hAnsi="BRH Devanagari Extra" w:cs="BRH Devanagari Extra"/>
+                <w:color w:val="000000"/>
+                <w:sz w:val="32"/>
+                <w:szCs w:val="40"/>
+              </w:rPr>
+              <w:t xml:space="preserve"> mÉrÉï</w:t>
+            </w:r>
+            <w:r>
+              <w:rPr>
+                <w:rFonts w:ascii="BRH Devanagari Extra" w:hAnsi="BRH Devanagari Extra" w:cs="BRH Devanagari Extra"/>
+                <w:color w:val="000000"/>
+                <w:sz w:val="32"/>
+                <w:szCs w:val="40"/>
+                <w:highlight w:val="yellow"/>
+              </w:rPr>
+              <w:t>…¡åûÿprÉÉå</w:t>
+            </w:r>
+            <w:r>
+              <w:rPr>
+                <w:rFonts w:ascii="BRH Malayalam Extra" w:hAnsi="BRH Malayalam Extra" w:cs="BRH Devanagari Extra"/>
+                <w:color w:val="000000"/>
+                <w:sz w:val="26"/>
+                <w:szCs w:val="40"/>
+              </w:rPr>
+              <w:t>–</w:t>
+            </w:r>
+            <w:r>
+              <w:rPr>
+                <w:rFonts w:ascii="BRH Devanagari Extra" w:hAnsi="BRH Devanagari Extra" w:cs="BRH Devanagari Extra"/>
+                <w:color w:val="000000"/>
+                <w:sz w:val="32"/>
+                <w:szCs w:val="40"/>
+              </w:rPr>
+              <w:t xml:space="preserve"> </w:t>
+            </w:r>
+            <w:r>
+              <w:rPr>
+                <w:rFonts w:ascii="BRH Devanagari Extra" w:hAnsi="BRH Devanagari Extra" w:cs="BRH Devanagari Extra"/>
+                <w:color w:val="000000"/>
+                <w:sz w:val="32"/>
+                <w:szCs w:val="40"/>
+                <w:highlight w:val="yellow"/>
+              </w:rPr>
+              <w:t>A</w:t>
+            </w:r>
+            <w:r>
+              <w:rPr>
+                <w:rFonts w:ascii="BRH Devanagari Extra" w:hAnsi="BRH Devanagari Extra" w:cs="BRH Devanagari Extra"/>
+                <w:color w:val="000000"/>
+                <w:sz w:val="32"/>
+                <w:szCs w:val="40"/>
+              </w:rPr>
+              <w:t>…¡åûÿprÉ</w:t>
+            </w:r>
+            <w:r>
+              <w:rPr>
+                <w:rFonts w:ascii="BRH Malayalam Extra" w:hAnsi="BRH Malayalam Extra" w:cs="BRH Devanagari Extra"/>
+                <w:color w:val="000000"/>
+                <w:sz w:val="26"/>
+                <w:szCs w:val="40"/>
+              </w:rPr>
+              <w:t>–</w:t>
+            </w:r>
+            <w:r>
+              <w:rPr>
+                <w:rFonts w:ascii="BRH Devanagari Extra" w:hAnsi="BRH Devanagari Extra" w:cs="BRH Devanagari Extra"/>
+                <w:color w:val="000000"/>
+                <w:sz w:val="32"/>
+                <w:szCs w:val="40"/>
+              </w:rPr>
+              <w:t>È mÉrÉÉï</w:t>
+            </w:r>
+            <w:r>
+              <w:rPr>
+                <w:rFonts w:ascii="BRH Malayalam Extra" w:hAnsi="BRH Malayalam Extra" w:cs="BRH Devanagari Extra"/>
+                <w:color w:val="000000"/>
+                <w:sz w:val="26"/>
+                <w:szCs w:val="40"/>
+              </w:rPr>
+              <w:t>–</w:t>
+            </w:r>
+            <w:r>
+              <w:rPr>
+                <w:rFonts w:ascii="BRH Devanagari Extra" w:hAnsi="BRH Devanagari Extra" w:cs="BRH Devanagari Extra"/>
+                <w:color w:val="000000"/>
+                <w:sz w:val="32"/>
+                <w:szCs w:val="40"/>
+              </w:rPr>
+              <w:t>cÉUþliÉ qÉÉ</w:t>
+            </w:r>
+            <w:r>
+              <w:rPr>
+                <w:rFonts w:ascii="BRH Malayalam Extra" w:hAnsi="BRH Malayalam Extra" w:cs="BRH Devanagari Extra"/>
+                <w:color w:val="000000"/>
+                <w:sz w:val="26"/>
+                <w:szCs w:val="40"/>
+              </w:rPr>
+              <w:t>–</w:t>
+            </w:r>
+            <w:r>
+              <w:rPr>
+                <w:rFonts w:ascii="BRH Devanagari Extra" w:hAnsi="BRH Devanagari Extra" w:cs="BRH Devanagari Extra"/>
+                <w:color w:val="000000"/>
+                <w:sz w:val="32"/>
+                <w:szCs w:val="40"/>
+              </w:rPr>
+              <w:t>cÉUþliÉ</w:t>
+            </w:r>
+            <w:r>
+              <w:rPr>
+                <w:rFonts w:ascii="BRH Malayalam Extra" w:hAnsi="BRH Malayalam Extra" w:cs="BRH Devanagari Extra"/>
+                <w:color w:val="000000"/>
+                <w:sz w:val="26"/>
+                <w:szCs w:val="40"/>
+              </w:rPr>
+              <w:t>–</w:t>
+            </w:r>
+            <w:r>
+              <w:rPr>
+                <w:rFonts w:ascii="BRH Devanagari Extra" w:hAnsi="BRH Devanagari Extra" w:cs="BRH Devanagari Extra"/>
+                <w:color w:val="000000"/>
+                <w:sz w:val="32"/>
+                <w:szCs w:val="40"/>
+              </w:rPr>
+              <w:t>qÉç mÉrÉ</w:t>
+            </w:r>
+            <w:r>
+              <w:rPr>
+                <w:rFonts w:ascii="BRH Devanagari Extra" w:hAnsi="BRH Devanagari Extra" w:cs="BRH Devanagari Extra"/>
+                <w:color w:val="000000"/>
+                <w:sz w:val="32"/>
+                <w:szCs w:val="40"/>
+                <w:highlight w:val="yellow"/>
+              </w:rPr>
+              <w:t>ï…¡åûÿprÉÉå</w:t>
+            </w:r>
+            <w:r>
+              <w:rPr>
+                <w:rFonts w:ascii="BRH Malayalam Extra" w:hAnsi="BRH Malayalam Extra" w:cs="BRH Devanagari Extra"/>
+                <w:color w:val="000000"/>
+                <w:sz w:val="26"/>
+                <w:szCs w:val="40"/>
+                <w:highlight w:val="yellow"/>
+              </w:rPr>
+              <w:t>–</w:t>
+            </w:r>
+            <w:r>
+              <w:rPr>
+                <w:rFonts w:ascii="BRH Devanagari Extra" w:hAnsi="BRH Devanagari Extra" w:cs="BRH Devanagari Extra"/>
+                <w:color w:val="000000"/>
+                <w:sz w:val="32"/>
+                <w:szCs w:val="40"/>
+              </w:rPr>
+              <w:t xml:space="preserve"> </w:t>
+            </w:r>
+            <w:r>
+              <w:rPr>
+                <w:rFonts w:ascii="BRH Devanagari Extra" w:hAnsi="BRH Devanagari Extra" w:cs="BRH Devanagari Extra"/>
+                <w:color w:val="000000"/>
+                <w:sz w:val="32"/>
+                <w:szCs w:val="40"/>
+                <w:highlight w:val="yellow"/>
+              </w:rPr>
+              <w:t>A</w:t>
+            </w:r>
+            <w:r>
+              <w:rPr>
+                <w:rFonts w:ascii="BRH Devanagari Extra" w:hAnsi="BRH Devanagari Extra" w:cs="BRH Devanagari Extra"/>
+                <w:color w:val="000000"/>
+                <w:sz w:val="32"/>
+                <w:szCs w:val="40"/>
+              </w:rPr>
+              <w:t>…¡åûÿprÉ</w:t>
+            </w:r>
+            <w:r>
+              <w:rPr>
+                <w:rFonts w:ascii="BRH Malayalam Extra" w:hAnsi="BRH Malayalam Extra" w:cs="BRH Devanagari Extra"/>
+                <w:color w:val="000000"/>
+                <w:sz w:val="26"/>
+                <w:szCs w:val="40"/>
+              </w:rPr>
+              <w:t>–</w:t>
+            </w:r>
+            <w:r>
+              <w:rPr>
+                <w:rFonts w:ascii="BRH Devanagari Extra" w:hAnsi="BRH Devanagari Extra" w:cs="BRH Devanagari Extra"/>
+                <w:color w:val="000000"/>
+                <w:sz w:val="32"/>
+                <w:szCs w:val="40"/>
+              </w:rPr>
+              <w:t>È mÉrÉÉï</w:t>
+            </w:r>
+            <w:r>
+              <w:rPr>
+                <w:rFonts w:ascii="BRH Malayalam Extra" w:hAnsi="BRH Malayalam Extra" w:cs="BRH Devanagari Extra"/>
+                <w:color w:val="000000"/>
+                <w:sz w:val="26"/>
+                <w:szCs w:val="40"/>
+              </w:rPr>
+              <w:t>–</w:t>
+            </w:r>
+            <w:r>
+              <w:rPr>
+                <w:rFonts w:ascii="BRH Devanagari Extra" w:hAnsi="BRH Devanagari Extra" w:cs="BRH Devanagari Extra"/>
+                <w:color w:val="000000"/>
+                <w:sz w:val="32"/>
+                <w:szCs w:val="40"/>
+              </w:rPr>
+              <w:t xml:space="preserve">cÉUþliÉqÉç | </w:t>
+            </w:r>
+            <w:r>
+              <w:rPr>
+                <w:rFonts w:ascii="BRH Malayalam Extra" w:hAnsi="BRH Malayalam Extra" w:cs="BRH Malayalam Extra"/>
+                <w:color w:val="000000"/>
+                <w:sz w:val="32"/>
+                <w:szCs w:val="40"/>
+              </w:rPr>
+              <w:t xml:space="preserve"> </w:t>
+            </w:r>
             <w:r>
               <w:rPr>
                 <w:rFonts w:ascii="BRH Malayalam Extra" w:hAnsi="BRH Malayalam Extra" w:cs="BRH Malayalam Extra"/>
@@ -2126,6 +2374,7 @@
                 <w:color w:val="000000"/>
                 <w:szCs w:val="40"/>
               </w:rPr>
+              <w:lastRenderedPageBreak/>
               <w:t>42</w:t>
             </w:r>
             <w:r>
@@ -2229,27 +2478,7 @@
                 <w:sz w:val="32"/>
                 <w:szCs w:val="40"/>
               </w:rPr>
-              <w:t>)</w:t>
-            </w:r>
-            <w:proofErr w:type="gramStart"/>
-            <w:r>
-              <w:rPr>
-                <w:rFonts w:ascii="BRH Devanagari Extra" w:hAnsi="BRH Devanagari Extra" w:cs="BRH Devanagari Extra"/>
-                <w:color w:val="000000"/>
-                <w:sz w:val="32"/>
-                <w:szCs w:val="40"/>
-              </w:rPr>
-              <w:t>-  mÉÔuÉåïÿ</w:t>
-            </w:r>
-            <w:proofErr w:type="gramEnd"/>
-            <w:r>
-              <w:rPr>
-                <w:rFonts w:ascii="BRH Devanagari Extra" w:hAnsi="BRH Devanagari Extra" w:cs="BRH Devanagari Extra"/>
-                <w:color w:val="000000"/>
-                <w:sz w:val="32"/>
-                <w:szCs w:val="40"/>
-              </w:rPr>
-              <w:t xml:space="preserve"> | mÉëÉ</w:t>
+              <w:t>)-  mÉÔuÉåïÿ | mÉëÉ</w:t>
             </w:r>
             <w:r>
               <w:rPr>
@@ -2625,19 +2854,8 @@
                 <w:sz w:val="32"/>
                 <w:szCs w:val="40"/>
               </w:rPr>
-              <w:t>)</w:t>
-            </w:r>
-            <w:proofErr w:type="gramStart"/>
-            <w:r>
-              <w:rPr>
-                <w:rFonts w:ascii="BRH Devanagari Extra" w:hAnsi="BRH Devanagari Extra" w:cs="BRH Devanagari Extra"/>
-                <w:color w:val="000000"/>
-                <w:sz w:val="32"/>
-                <w:szCs w:val="40"/>
-              </w:rPr>
-              <w:t>-  mÉëÉ</w:t>
-            </w:r>
-            <w:proofErr w:type="gramEnd"/>
+              <w:t>)-  mÉëÉ</w:t>
+            </w:r>
             <w:r>
               <w:rPr>
                 <w:rFonts w:ascii="BRH Malayalam Extra" w:hAnsi="BRH Malayalam Extra" w:cs="BRH Devanagari Extra"/>
@@ -2921,155 +3139,6 @@
                 <w:szCs w:val="40"/>
               </w:rPr>
             </w:pPr>
-            <w:r>
-              <w:rPr>
-                <w:rFonts w:cs="BRH Devanagari Extra"/>
-                <w:color w:val="000000"/>
-                <w:szCs w:val="40"/>
-              </w:rPr>
-              <w:t>45</w:t>
-            </w:r>
-            <w:r>
-              <w:rPr>
-                <w:rFonts w:ascii="BRH Devanagari Extra" w:hAnsi="BRH Devanagari Extra" w:cs="BRH Devanagari Extra"/>
-                <w:color w:val="000000"/>
-                <w:sz w:val="32"/>
-                <w:szCs w:val="40"/>
-              </w:rPr>
-              <w:t>)</w:t>
-            </w:r>
-            <w:r>
-              <w:rPr>
-                <w:rFonts w:ascii="BRH Devanagari Extra" w:hAnsi="BRH Devanagari Extra" w:cs="BRH Devanagari Extra"/>
-                <w:color w:val="000000"/>
-                <w:sz w:val="32"/>
-                <w:szCs w:val="40"/>
-              </w:rPr>
-              <w:tab/>
-            </w:r>
-            <w:r>
-              <w:rPr>
-                <w:rFonts w:cs="BRH Devanagari Extra"/>
-                <w:color w:val="000000"/>
-                <w:szCs w:val="40"/>
-              </w:rPr>
-              <w:t>3</w:t>
-            </w:r>
-            <w:r>
-              <w:rPr>
-                <w:rFonts w:ascii="BRH Devanagari Extra" w:hAnsi="BRH Devanagari Extra" w:cs="BRH Devanagari Extra"/>
-                <w:color w:val="000000"/>
-                <w:sz w:val="32"/>
-                <w:szCs w:val="40"/>
-              </w:rPr>
-              <w:t>.</w:t>
-            </w:r>
-            <w:r>
-              <w:rPr>
-                <w:rFonts w:cs="BRH Devanagari Extra"/>
-                <w:color w:val="000000"/>
-                <w:szCs w:val="40"/>
-              </w:rPr>
-              <w:t>1</w:t>
-            </w:r>
-            <w:r>
-              <w:rPr>
-                <w:rFonts w:ascii="BRH Devanagari Extra" w:hAnsi="BRH Devanagari Extra" w:cs="BRH Devanagari Extra"/>
-                <w:color w:val="000000"/>
-                <w:sz w:val="32"/>
-                <w:szCs w:val="40"/>
-              </w:rPr>
-              <w:t>.</w:t>
-            </w:r>
-            <w:r>
-              <w:rPr>
-                <w:rFonts w:cs="BRH Devanagari Extra"/>
-                <w:color w:val="000000"/>
-                <w:szCs w:val="40"/>
-              </w:rPr>
-              <w:t>4</w:t>
-            </w:r>
-            <w:r>
-              <w:rPr>
-                <w:rFonts w:ascii="BRH Devanagari Extra" w:hAnsi="BRH Devanagari Extra" w:cs="BRH Devanagari Extra"/>
-                <w:color w:val="000000"/>
-                <w:sz w:val="32"/>
-                <w:szCs w:val="40"/>
-              </w:rPr>
-              <w:t>.</w:t>
-            </w:r>
-            <w:r>
-              <w:rPr>
-                <w:rFonts w:cs="BRH Devanagari Extra"/>
-                <w:color w:val="000000"/>
-                <w:szCs w:val="40"/>
-              </w:rPr>
-              <w:t>1</w:t>
-            </w:r>
-            <w:r>
-              <w:rPr>
-                <w:rFonts w:ascii="BRH Devanagari Extra" w:hAnsi="BRH Devanagari Extra" w:cs="BRH Devanagari Extra"/>
-                <w:color w:val="000000"/>
-                <w:sz w:val="32"/>
-                <w:szCs w:val="40"/>
-              </w:rPr>
-              <w:t>(</w:t>
-            </w:r>
-            <w:r>
-              <w:rPr>
-                <w:rFonts w:cs="BRH Devanagari Extra"/>
-                <w:color w:val="000000"/>
-                <w:szCs w:val="40"/>
-              </w:rPr>
-              <w:t>38</w:t>
-            </w:r>
-            <w:r>
-              <w:rPr>
-                <w:rFonts w:ascii="BRH Devanagari Extra" w:hAnsi="BRH Devanagari Extra" w:cs="BRH Devanagari Extra"/>
-                <w:color w:val="000000"/>
-                <w:sz w:val="32"/>
-                <w:szCs w:val="40"/>
-              </w:rPr>
-              <w:t>)</w:t>
-            </w:r>
-            <w:proofErr w:type="gramStart"/>
-            <w:r>
-              <w:rPr>
-                <w:rFonts w:ascii="BRH Devanagari Extra" w:hAnsi="BRH Devanagari Extra" w:cs="BRH Devanagari Extra"/>
-                <w:color w:val="000000"/>
-                <w:sz w:val="32"/>
-                <w:szCs w:val="40"/>
-              </w:rPr>
-              <w:t>-  A</w:t>
-            </w:r>
-            <w:proofErr w:type="gramEnd"/>
-            <w:r>
-              <w:rPr>
-                <w:rFonts w:ascii="BRH Devanagari Extra" w:hAnsi="BRH Devanagari Extra" w:cs="BRH Devanagari Extra"/>
-                <w:color w:val="000000"/>
-                <w:sz w:val="32"/>
-                <w:szCs w:val="40"/>
-              </w:rPr>
-              <w:t>…¡åûÿprÉÈ | mÉËUþ | AÉ</w:t>
-            </w:r>
-            <w:r>
-              <w:rPr>
-                <w:rFonts w:ascii="BRH Malayalam Extra" w:hAnsi="BRH Malayalam Extra" w:cs="BRH Devanagari Extra"/>
-                <w:color w:val="000000"/>
-                <w:sz w:val="26"/>
-                <w:szCs w:val="40"/>
-              </w:rPr>
-              <w:t>–</w:t>
-            </w:r>
-            <w:r>
-              <w:rPr>
-                <w:rFonts w:ascii="BRH Devanagari Extra" w:hAnsi="BRH Devanagari Extra" w:cs="BRH Devanagari Extra"/>
-                <w:color w:val="000000"/>
-                <w:sz w:val="32"/>
-                <w:szCs w:val="40"/>
-              </w:rPr>
-              <w:t>cÉUþliÉqÉç ||</w:t>
-            </w:r>
           </w:p>
           <w:p>
             <w:pPr>
@@ -3087,178 +3156,133 @@
             </w:pPr>
             <w:r>
               <w:rPr>
-                <w:rFonts w:ascii="BRH Devanagari Extra" w:hAnsi="BRH Devanagari Extra" w:cs="BRH Devanagari Extra"/>
-                <w:color w:val="000000"/>
-                <w:sz w:val="32"/>
-                <w:szCs w:val="40"/>
-              </w:rPr>
-              <w:t>A…¡åûÿprÉ</w:t>
-            </w:r>
-            <w:r>
-              <w:rPr>
-                <w:rFonts w:ascii="BRH Malayalam Extra" w:hAnsi="BRH Malayalam Extra" w:cs="BRH Devanagari Extra"/>
-                <w:color w:val="000000"/>
-                <w:sz w:val="26"/>
-                <w:szCs w:val="40"/>
-              </w:rPr>
-              <w:t>–</w:t>
-            </w:r>
-            <w:r>
-              <w:rPr>
-                <w:rFonts w:ascii="BRH Devanagari Extra" w:hAnsi="BRH Devanagari Extra" w:cs="BRH Devanagari Extra"/>
-                <w:color w:val="000000"/>
-                <w:sz w:val="32"/>
-                <w:szCs w:val="40"/>
-              </w:rPr>
-              <w:t>È mÉËU</w:t>
-            </w:r>
-            <w:r>
-              <w:rPr>
-                <w:rFonts w:ascii="BRH Malayalam Extra" w:hAnsi="BRH Malayalam Extra" w:cs="BRH Devanagari Extra"/>
-                <w:color w:val="000000"/>
-                <w:sz w:val="26"/>
-                <w:szCs w:val="40"/>
-              </w:rPr>
-              <w:t>–</w:t>
-            </w:r>
-            <w:r>
-              <w:rPr>
-                <w:rFonts w:ascii="BRH Devanagari Extra" w:hAnsi="BRH Devanagari Extra" w:cs="BRH Devanagari Extra"/>
-                <w:color w:val="000000"/>
-                <w:sz w:val="32"/>
-                <w:szCs w:val="40"/>
-              </w:rPr>
-              <w:t xml:space="preserve"> mÉrÉï</w:t>
-            </w:r>
-            <w:r>
-              <w:rPr>
-                <w:rFonts w:ascii="BRH Devanagari Extra" w:hAnsi="BRH Devanagari Extra" w:cs="BRH Devanagari Extra"/>
-                <w:color w:val="000000"/>
-                <w:sz w:val="32"/>
-                <w:szCs w:val="40"/>
-                <w:highlight w:val="green"/>
-              </w:rPr>
-              <w:t>…¡åû</w:t>
-            </w:r>
-            <w:r>
-              <w:rPr>
-                <w:rFonts w:ascii="BRH Malayalam Extra" w:hAnsi="BRH Malayalam Extra" w:cs="BRH Devanagari Extra"/>
-                <w:color w:val="000000"/>
-                <w:sz w:val="26"/>
-                <w:szCs w:val="40"/>
-                <w:highlight w:val="green"/>
-              </w:rPr>
-              <w:t>–</w:t>
-            </w:r>
-            <w:r>
-              <w:rPr>
-                <w:rFonts w:ascii="BRH Devanagari Extra" w:hAnsi="BRH Devanagari Extra" w:cs="BRH Devanagari Extra"/>
-                <w:color w:val="000000"/>
-                <w:sz w:val="32"/>
-                <w:szCs w:val="40"/>
-                <w:highlight w:val="green"/>
-              </w:rPr>
-              <w:t>prÉÉå</w:t>
-            </w:r>
-            <w:r>
-              <w:rPr>
-                <w:rFonts w:ascii="BRH Devanagari Extra" w:hAnsi="BRH Devanagari Extra" w:cs="BRH Devanagari Extra"/>
-                <w:color w:val="000000"/>
-                <w:sz w:val="32"/>
-                <w:szCs w:val="40"/>
-              </w:rPr>
-              <w:t xml:space="preserve"> </w:t>
-            </w:r>
-            <w:r>
-              <w:rPr>
-                <w:rFonts w:ascii="BRH Devanagari Extra" w:hAnsi="BRH Devanagari Extra" w:cs="BRH Devanagari Extra"/>
-                <w:color w:val="000000"/>
-                <w:sz w:val="32"/>
-                <w:szCs w:val="32"/>
-                <w:highlight w:val="green"/>
-              </w:rPr>
-              <w:t>Å</w:t>
-            </w:r>
-            <w:r>
-              <w:rPr>
-                <w:rFonts w:ascii="BRH Devanagari Extra" w:hAnsi="BRH Devanagari Extra" w:cs="BRH Devanagari Extra"/>
-                <w:color w:val="000000"/>
-                <w:sz w:val="32"/>
-                <w:szCs w:val="40"/>
-              </w:rPr>
-              <w:t>…¡åûÿprÉ</w:t>
-            </w:r>
-            <w:r>
-              <w:rPr>
-                <w:rFonts w:ascii="BRH Malayalam Extra" w:hAnsi="BRH Malayalam Extra" w:cs="BRH Devanagari Extra"/>
-                <w:color w:val="000000"/>
-                <w:sz w:val="26"/>
-                <w:szCs w:val="40"/>
-              </w:rPr>
-              <w:t>–</w:t>
-            </w:r>
-            <w:r>
-              <w:rPr>
-                <w:rFonts w:ascii="BRH Devanagari Extra" w:hAnsi="BRH Devanagari Extra" w:cs="BRH Devanagari Extra"/>
-                <w:color w:val="000000"/>
-                <w:sz w:val="32"/>
-                <w:szCs w:val="40"/>
-              </w:rPr>
-              <w:t>È mÉrÉÉï</w:t>
-            </w:r>
-            <w:r>
-              <w:rPr>
-                <w:rFonts w:ascii="BRH Malayalam Extra" w:hAnsi="BRH Malayalam Extra" w:cs="BRH Devanagari Extra"/>
-                <w:color w:val="000000"/>
-                <w:sz w:val="26"/>
-                <w:szCs w:val="40"/>
-              </w:rPr>
-              <w:t>–</w:t>
-            </w:r>
-            <w:r>
-              <w:rPr>
-                <w:rFonts w:ascii="BRH Devanagari Extra" w:hAnsi="BRH Devanagari Extra" w:cs="BRH Devanagari Extra"/>
-                <w:color w:val="000000"/>
-                <w:sz w:val="32"/>
-                <w:szCs w:val="40"/>
-              </w:rPr>
-              <w:t>cÉUþliÉ qÉÉ</w:t>
-            </w:r>
-            <w:r>
-              <w:rPr>
-                <w:rFonts w:ascii="BRH Malayalam Extra" w:hAnsi="BRH Malayalam Extra" w:cs="BRH Devanagari Extra"/>
-                <w:color w:val="000000"/>
-                <w:sz w:val="26"/>
-                <w:szCs w:val="40"/>
-              </w:rPr>
-              <w:t>–</w:t>
-            </w:r>
-            <w:r>
-              <w:rPr>
-                <w:rFonts w:ascii="BRH Devanagari Extra" w:hAnsi="BRH Devanagari Extra" w:cs="BRH Devanagari Extra"/>
-                <w:color w:val="000000"/>
-                <w:sz w:val="32"/>
-                <w:szCs w:val="40"/>
-              </w:rPr>
-              <w:t>cÉUþliÉ</w:t>
-            </w:r>
-            <w:r>
-              <w:rPr>
-                <w:rFonts w:ascii="BRH Malayalam Extra" w:hAnsi="BRH Malayalam Extra" w:cs="BRH Devanagari Extra"/>
-                <w:color w:val="000000"/>
-                <w:sz w:val="26"/>
-                <w:szCs w:val="40"/>
-              </w:rPr>
-              <w:t>–</w:t>
-            </w:r>
-            <w:r>
-              <w:rPr>
-                <w:rFonts w:ascii="BRH Devanagari Extra" w:hAnsi="BRH Devanagari Extra" w:cs="BRH Devanagari Extra"/>
-                <w:color w:val="000000"/>
-                <w:sz w:val="32"/>
-                <w:szCs w:val="40"/>
-              </w:rPr>
-              <w:t xml:space="preserve">qÉç </w:t>
+                <w:rFonts w:cs="BRH Devanagari Extra"/>
+                <w:color w:val="000000"/>
+                <w:szCs w:val="40"/>
+              </w:rPr>
+              <w:lastRenderedPageBreak/>
+              <w:t>45</w:t>
+            </w:r>
+            <w:r>
+              <w:rPr>
+                <w:rFonts w:ascii="BRH Devanagari Extra" w:hAnsi="BRH Devanagari Extra" w:cs="BRH Devanagari Extra"/>
+                <w:color w:val="000000"/>
+                <w:sz w:val="32"/>
+                <w:szCs w:val="40"/>
+              </w:rPr>
+              <w:t>)</w:t>
+            </w:r>
+            <w:r>
+              <w:rPr>
+                <w:rFonts w:ascii="BRH Devanagari Extra" w:hAnsi="BRH Devanagari Extra" w:cs="BRH Devanagari Extra"/>
+                <w:color w:val="000000"/>
+                <w:sz w:val="32"/>
+                <w:szCs w:val="40"/>
+              </w:rPr>
+              <w:tab/>
+            </w:r>
+            <w:r>
+              <w:rPr>
+                <w:rFonts w:cs="BRH Devanagari Extra"/>
+                <w:color w:val="000000"/>
+                <w:szCs w:val="40"/>
+              </w:rPr>
+              <w:t>3</w:t>
+            </w:r>
+            <w:r>
+              <w:rPr>
+                <w:rFonts w:ascii="BRH Devanagari Extra" w:hAnsi="BRH Devanagari Extra" w:cs="BRH Devanagari Extra"/>
+                <w:color w:val="000000"/>
+                <w:sz w:val="32"/>
+                <w:szCs w:val="40"/>
+              </w:rPr>
+              <w:t>.</w:t>
+            </w:r>
+            <w:r>
+              <w:rPr>
+                <w:rFonts w:cs="BRH Devanagari Extra"/>
+                <w:color w:val="000000"/>
+                <w:szCs w:val="40"/>
+              </w:rPr>
+              <w:t>1</w:t>
+            </w:r>
+            <w:r>
+              <w:rPr>
+                <w:rFonts w:ascii="BRH Devanagari Extra" w:hAnsi="BRH Devanagari Extra" w:cs="BRH Devanagari Extra"/>
+                <w:color w:val="000000"/>
+                <w:sz w:val="32"/>
+                <w:szCs w:val="40"/>
+              </w:rPr>
+              <w:t>.</w:t>
+            </w:r>
+            <w:r>
+              <w:rPr>
+                <w:rFonts w:cs="BRH Devanagari Extra"/>
+                <w:color w:val="000000"/>
+                <w:szCs w:val="40"/>
+              </w:rPr>
+              <w:t>4</w:t>
+            </w:r>
+            <w:r>
+              <w:rPr>
+                <w:rFonts w:ascii="BRH Devanagari Extra" w:hAnsi="BRH Devanagari Extra" w:cs="BRH Devanagari Extra"/>
+                <w:color w:val="000000"/>
+                <w:sz w:val="32"/>
+                <w:szCs w:val="40"/>
+              </w:rPr>
+              <w:t>.</w:t>
+            </w:r>
+            <w:r>
+              <w:rPr>
+                <w:rFonts w:cs="BRH Devanagari Extra"/>
+                <w:color w:val="000000"/>
+                <w:szCs w:val="40"/>
+              </w:rPr>
+              <w:t>1</w:t>
+            </w:r>
+            <w:r>
+              <w:rPr>
+                <w:rFonts w:ascii="BRH Devanagari Extra" w:hAnsi="BRH Devanagari Extra" w:cs="BRH Devanagari Extra"/>
+                <w:color w:val="000000"/>
+                <w:sz w:val="32"/>
+                <w:szCs w:val="40"/>
+              </w:rPr>
+              <w:t>(</w:t>
+            </w:r>
+            <w:r>
+              <w:rPr>
+                <w:rFonts w:cs="BRH Devanagari Extra"/>
+                <w:color w:val="000000"/>
+                <w:szCs w:val="40"/>
+              </w:rPr>
+              <w:t>38</w:t>
+            </w:r>
+            <w:r>
+              <w:rPr>
+                <w:rFonts w:ascii="BRH Devanagari Extra" w:hAnsi="BRH Devanagari Extra" w:cs="BRH Devanagari Extra"/>
+                <w:color w:val="000000"/>
+                <w:sz w:val="32"/>
+                <w:szCs w:val="40"/>
+              </w:rPr>
+              <w:t>)-  A…¡åûÿprÉÈ | mÉËUþ | AÉ</w:t>
+            </w:r>
+            <w:r>
+              <w:rPr>
+                <w:rFonts w:ascii="BRH Malayalam Extra" w:hAnsi="BRH Malayalam Extra" w:cs="BRH Devanagari Extra"/>
+                <w:color w:val="000000"/>
+                <w:sz w:val="26"/>
+                <w:szCs w:val="40"/>
+              </w:rPr>
+              <w:t>–</w:t>
+            </w:r>
+            <w:r>
+              <w:rPr>
+                <w:rFonts w:ascii="BRH Devanagari Extra" w:hAnsi="BRH Devanagari Extra" w:cs="BRH Devanagari Extra"/>
+                <w:color w:val="000000"/>
+                <w:sz w:val="32"/>
+                <w:szCs w:val="40"/>
+              </w:rPr>
+              <w:t>cÉUþliÉqÉç ||</w:t>
             </w:r>
           </w:p>
           <w:p>
@@ -3269,7 +3293,7 @@
               <w:adjustRightInd w:val="0"/>
               <w:spacing w:before="0" w:line="240" w:lineRule="auto"/>
               <w:rPr>
-                <w:rFonts w:ascii="BRH Malayalam Extra" w:hAnsi="BRH Malayalam Extra" w:cs="BRH Malayalam Extra"/>
+                <w:rFonts w:ascii="BRH Devanagari Extra" w:hAnsi="BRH Devanagari Extra" w:cs="BRH Devanagari Extra"/>
                 <w:color w:val="000000"/>
                 <w:sz w:val="32"/>
                 <w:szCs w:val="40"/>
@@ -3282,17 +3306,43 @@
                 <w:sz w:val="32"/>
                 <w:szCs w:val="40"/>
               </w:rPr>
-              <w:t>mÉrÉ</w:t>
-            </w:r>
-            <w:r>
-              <w:rPr>
-                <w:rFonts w:ascii="BRH Devanagari Extra" w:hAnsi="BRH Devanagari Extra" w:cs="BRH Devanagari Extra"/>
-                <w:color w:val="000000"/>
-                <w:sz w:val="32"/>
-                <w:szCs w:val="40"/>
-                <w:highlight w:val="yellow"/>
-              </w:rPr>
-              <w:t>ï</w:t>
+              <w:t>A…¡åûÿprÉ</w:t>
+            </w:r>
+            <w:r>
+              <w:rPr>
+                <w:rFonts w:ascii="BRH Malayalam Extra" w:hAnsi="BRH Malayalam Extra" w:cs="BRH Devanagari Extra"/>
+                <w:color w:val="000000"/>
+                <w:sz w:val="26"/>
+                <w:szCs w:val="40"/>
+              </w:rPr>
+              <w:t>–</w:t>
+            </w:r>
+            <w:r>
+              <w:rPr>
+                <w:rFonts w:ascii="BRH Devanagari Extra" w:hAnsi="BRH Devanagari Extra" w:cs="BRH Devanagari Extra"/>
+                <w:color w:val="000000"/>
+                <w:sz w:val="32"/>
+                <w:szCs w:val="40"/>
+              </w:rPr>
+              <w:t>È mÉËU</w:t>
+            </w:r>
+            <w:r>
+              <w:rPr>
+                <w:rFonts w:ascii="BRH Malayalam Extra" w:hAnsi="BRH Malayalam Extra" w:cs="BRH Devanagari Extra"/>
+                <w:color w:val="000000"/>
+                <w:sz w:val="26"/>
+                <w:szCs w:val="40"/>
+              </w:rPr>
+              <w:t>–</w:t>
+            </w:r>
+            <w:r>
+              <w:rPr>
+                <w:rFonts w:ascii="BRH Devanagari Extra" w:hAnsi="BRH Devanagari Extra" w:cs="BRH Devanagari Extra"/>
+                <w:color w:val="000000"/>
+                <w:sz w:val="32"/>
+                <w:szCs w:val="40"/>
+              </w:rPr>
+              <w:t xml:space="preserve"> mÉrÉï</w:t>
             </w:r>
             <w:r>
               <w:rPr>
@@ -3302,7 +3352,7 @@
                 <w:szCs w:val="40"/>
                 <w:highlight w:val="green"/>
               </w:rPr>
-              <w:t>…¡å</w:t>
+              <w:t>…¡åû</w:t>
             </w:r>
             <w:r>
               <w:rPr>
@@ -3386,7 +3436,43 @@
                 <w:sz w:val="32"/>
                 <w:szCs w:val="40"/>
               </w:rPr>
-              <w:t xml:space="preserve">cÉUþliÉqÉç | </w:t>
+              <w:t>cÉUþliÉ qÉÉ</w:t>
+            </w:r>
+            <w:r>
+              <w:rPr>
+                <w:rFonts w:ascii="BRH Malayalam Extra" w:hAnsi="BRH Malayalam Extra" w:cs="BRH Devanagari Extra"/>
+                <w:color w:val="000000"/>
+                <w:sz w:val="26"/>
+                <w:szCs w:val="40"/>
+              </w:rPr>
+              <w:t>–</w:t>
+            </w:r>
+            <w:r>
+              <w:rPr>
+                <w:rFonts w:ascii="BRH Devanagari Extra" w:hAnsi="BRH Devanagari Extra" w:cs="BRH Devanagari Extra"/>
+                <w:color w:val="000000"/>
+                <w:sz w:val="32"/>
+                <w:szCs w:val="40"/>
+              </w:rPr>
+              <w:t>cÉUþliÉ</w:t>
+            </w:r>
+            <w:r>
+              <w:rPr>
+                <w:rFonts w:ascii="BRH Malayalam Extra" w:hAnsi="BRH Malayalam Extra" w:cs="BRH Devanagari Extra"/>
+                <w:color w:val="000000"/>
+                <w:sz w:val="26"/>
+                <w:szCs w:val="40"/>
+              </w:rPr>
+              <w:t>–</w:t>
+            </w:r>
+            <w:r>
+              <w:rPr>
+                <w:rFonts w:ascii="BRH Devanagari Extra" w:hAnsi="BRH Devanagari Extra" w:cs="BRH Devanagari Extra"/>
+                <w:color w:val="000000"/>
+                <w:sz w:val="32"/>
+                <w:szCs w:val="40"/>
+              </w:rPr>
+              <w:t xml:space="preserve">qÉç </w:t>
             </w:r>
           </w:p>
           <w:p>
@@ -3402,6 +3488,119 @@
                 <w:szCs w:val="40"/>
               </w:rPr>
             </w:pPr>
+            <w:r>
+              <w:rPr>
+                <w:rFonts w:ascii="BRH Devanagari Extra" w:hAnsi="BRH Devanagari Extra" w:cs="BRH Devanagari Extra"/>
+                <w:color w:val="000000"/>
+                <w:sz w:val="32"/>
+                <w:szCs w:val="40"/>
+              </w:rPr>
+              <w:t>mÉrÉ</w:t>
+            </w:r>
+            <w:r>
+              <w:rPr>
+                <w:rFonts w:ascii="BRH Devanagari Extra" w:hAnsi="BRH Devanagari Extra" w:cs="BRH Devanagari Extra"/>
+                <w:color w:val="000000"/>
+                <w:sz w:val="32"/>
+                <w:szCs w:val="40"/>
+                <w:highlight w:val="yellow"/>
+              </w:rPr>
+              <w:t>ï</w:t>
+            </w:r>
+            <w:r>
+              <w:rPr>
+                <w:rFonts w:ascii="BRH Devanagari Extra" w:hAnsi="BRH Devanagari Extra" w:cs="BRH Devanagari Extra"/>
+                <w:color w:val="000000"/>
+                <w:sz w:val="32"/>
+                <w:szCs w:val="40"/>
+                <w:highlight w:val="green"/>
+              </w:rPr>
+              <w:t>…¡å</w:t>
+            </w:r>
+            <w:r>
+              <w:rPr>
+                <w:rFonts w:ascii="BRH Malayalam Extra" w:hAnsi="BRH Malayalam Extra" w:cs="BRH Devanagari Extra"/>
+                <w:color w:val="000000"/>
+                <w:sz w:val="26"/>
+                <w:szCs w:val="40"/>
+                <w:highlight w:val="green"/>
+              </w:rPr>
+              <w:t>–</w:t>
+            </w:r>
+            <w:r>
+              <w:rPr>
+                <w:rFonts w:ascii="BRH Devanagari Extra" w:hAnsi="BRH Devanagari Extra" w:cs="BRH Devanagari Extra"/>
+                <w:color w:val="000000"/>
+                <w:sz w:val="32"/>
+                <w:szCs w:val="40"/>
+                <w:highlight w:val="green"/>
+              </w:rPr>
+              <w:t>prÉÉå</w:t>
+            </w:r>
+            <w:r>
+              <w:rPr>
+                <w:rFonts w:ascii="BRH Devanagari Extra" w:hAnsi="BRH Devanagari Extra" w:cs="BRH Devanagari Extra"/>
+                <w:color w:val="000000"/>
+                <w:sz w:val="32"/>
+                <w:szCs w:val="40"/>
+              </w:rPr>
+              <w:t xml:space="preserve"> </w:t>
+            </w:r>
+            <w:r>
+              <w:rPr>
+                <w:rFonts w:ascii="BRH Devanagari Extra" w:hAnsi="BRH Devanagari Extra" w:cs="BRH Devanagari Extra"/>
+                <w:color w:val="000000"/>
+                <w:sz w:val="32"/>
+                <w:szCs w:val="32"/>
+                <w:highlight w:val="green"/>
+              </w:rPr>
+              <w:t>Å</w:t>
+            </w:r>
+            <w:r>
+              <w:rPr>
+                <w:rFonts w:ascii="BRH Devanagari Extra" w:hAnsi="BRH Devanagari Extra" w:cs="BRH Devanagari Extra"/>
+                <w:color w:val="000000"/>
+                <w:sz w:val="32"/>
+                <w:szCs w:val="40"/>
+              </w:rPr>
+              <w:t>…¡åûÿprÉ</w:t>
+            </w:r>
+            <w:r>
+              <w:rPr>
+                <w:rFonts w:ascii="BRH Malayalam Extra" w:hAnsi="BRH Malayalam Extra" w:cs="BRH Devanagari Extra"/>
+                <w:color w:val="000000"/>
+                <w:sz w:val="26"/>
+                <w:szCs w:val="40"/>
+              </w:rPr>
+              <w:t>–</w:t>
+            </w:r>
+            <w:r>
+              <w:rPr>
+                <w:rFonts w:ascii="BRH Devanagari Extra" w:hAnsi="BRH Devanagari Extra" w:cs="BRH Devanagari Extra"/>
+                <w:color w:val="000000"/>
+                <w:sz w:val="32"/>
+                <w:szCs w:val="40"/>
+              </w:rPr>
+              <w:t>È mÉrÉÉï</w:t>
+            </w:r>
+            <w:r>
+              <w:rPr>
+                <w:rFonts w:ascii="BRH Malayalam Extra" w:hAnsi="BRH Malayalam Extra" w:cs="BRH Devanagari Extra"/>
+                <w:color w:val="000000"/>
+                <w:sz w:val="26"/>
+                <w:szCs w:val="40"/>
+              </w:rPr>
+              <w:t>–</w:t>
+            </w:r>
+            <w:r>
+              <w:rPr>
+                <w:rFonts w:ascii="BRH Devanagari Extra" w:hAnsi="BRH Devanagari Extra" w:cs="BRH Devanagari Extra"/>
+                <w:color w:val="000000"/>
+                <w:sz w:val="32"/>
+                <w:szCs w:val="40"/>
+              </w:rPr>
+              <w:t xml:space="preserve">cÉUþliÉqÉç | </w:t>
+            </w:r>
           </w:p>
         </w:tc>
       </w:tr>
@@ -3543,19 +3742,8 @@
                 <w:sz w:val="32"/>
                 <w:szCs w:val="40"/>
               </w:rPr>
-              <w:t>)</w:t>
-            </w:r>
-            <w:proofErr w:type="gramStart"/>
-            <w:r>
-              <w:rPr>
-                <w:rFonts w:ascii="BRH Devanagari Extra" w:hAnsi="BRH Devanagari Extra" w:cs="BRH Devanagari Extra"/>
-                <w:color w:val="000000"/>
-                <w:sz w:val="32"/>
-                <w:szCs w:val="40"/>
-              </w:rPr>
-              <w:t>-  E</w:t>
-            </w:r>
-            <w:proofErr w:type="gramEnd"/>
+              <w:t>)-  E</w:t>
+            </w:r>
             <w:r>
               <w:rPr>
                 <w:rFonts w:ascii="BRH Malayalam Extra" w:hAnsi="BRH Malayalam Extra" w:cs="BRH Devanagari Extra"/>
@@ -3858,19 +4046,8 @@
                 <w:sz w:val="32"/>
                 <w:szCs w:val="40"/>
               </w:rPr>
-              <w:t>)</w:t>
-            </w:r>
-            <w:proofErr w:type="gramStart"/>
-            <w:r>
-              <w:rPr>
-                <w:rFonts w:ascii="BRH Devanagari Extra" w:hAnsi="BRH Devanagari Extra" w:cs="BRH Devanagari Extra"/>
-                <w:color w:val="000000"/>
-                <w:sz w:val="32"/>
-                <w:szCs w:val="40"/>
-              </w:rPr>
-              <w:t>-  E</w:t>
-            </w:r>
-            <w:proofErr w:type="gramEnd"/>
+              <w:t>)-  E</w:t>
+            </w:r>
             <w:r>
               <w:rPr>
                 <w:rFonts w:ascii="BRH Malayalam Extra" w:hAnsi="BRH Malayalam Extra" w:cs="BRH Devanagari Extra"/>
@@ -4178,19 +4355,8 @@
                 <w:sz w:val="32"/>
                 <w:szCs w:val="40"/>
               </w:rPr>
-              <w:t>)</w:t>
-            </w:r>
-            <w:proofErr w:type="gramStart"/>
-            <w:r>
-              <w:rPr>
-                <w:rFonts w:ascii="BRH Devanagari Extra" w:hAnsi="BRH Devanagari Extra" w:cs="BRH Devanagari Extra"/>
-                <w:color w:val="000000"/>
-                <w:sz w:val="32"/>
-                <w:szCs w:val="40"/>
-              </w:rPr>
-              <w:t>-  ÌlÉ</w:t>
-            </w:r>
-            <w:proofErr w:type="gramEnd"/>
+              <w:t>)-  ÌlÉ</w:t>
+            </w:r>
             <w:r>
               <w:rPr>
                 <w:rFonts w:ascii="BRH Malayalam Extra" w:hAnsi="BRH Malayalam Extra" w:cs="BRH Devanagari Extra"/>
@@ -4629,19 +4795,8 @@
                 <w:sz w:val="32"/>
                 <w:szCs w:val="40"/>
               </w:rPr>
-              <w:t>)</w:t>
-            </w:r>
-            <w:proofErr w:type="gramStart"/>
-            <w:r>
-              <w:rPr>
-                <w:rFonts w:ascii="BRH Devanagari Extra" w:hAnsi="BRH Devanagari Extra" w:cs="BRH Devanagari Extra"/>
-                <w:color w:val="000000"/>
-                <w:sz w:val="32"/>
-                <w:szCs w:val="40"/>
-              </w:rPr>
-              <w:t>-  A</w:t>
-            </w:r>
-            <w:proofErr w:type="gramEnd"/>
+              <w:t>)-  A</w:t>
+            </w:r>
             <w:r>
               <w:rPr>
                 <w:rFonts w:ascii="BRH Malayalam Extra" w:hAnsi="BRH Malayalam Extra" w:cs="BRH Devanagari Extra"/>
@@ -5019,19 +5174,8 @@
                 <w:sz w:val="32"/>
                 <w:szCs w:val="40"/>
               </w:rPr>
-              <w:t>)</w:t>
-            </w:r>
-            <w:proofErr w:type="gramStart"/>
-            <w:r>
-              <w:rPr>
-                <w:rFonts w:ascii="BRH Devanagari Extra" w:hAnsi="BRH Devanagari Extra" w:cs="BRH Devanagari Extra"/>
-                <w:color w:val="000000"/>
-                <w:sz w:val="32"/>
-                <w:szCs w:val="40"/>
-              </w:rPr>
-              <w:t>-  ÌlÉ</w:t>
-            </w:r>
-            <w:proofErr w:type="gramEnd"/>
+              <w:t>)-  ÌlÉ</w:t>
+            </w:r>
             <w:r>
               <w:rPr>
                 <w:rFonts w:ascii="BRH Malayalam Extra" w:hAnsi="BRH Malayalam Extra" w:cs="BRH Devanagari Extra"/>
@@ -5470,19 +5614,8 @@
                 <w:sz w:val="32"/>
                 <w:szCs w:val="40"/>
               </w:rPr>
-              <w:t>)</w:t>
-            </w:r>
-            <w:proofErr w:type="gramStart"/>
-            <w:r>
-              <w:rPr>
-                <w:rFonts w:ascii="BRH Devanagari Extra" w:hAnsi="BRH Devanagari Extra" w:cs="BRH Devanagari Extra"/>
-                <w:color w:val="000000"/>
-                <w:sz w:val="32"/>
-                <w:szCs w:val="40"/>
-              </w:rPr>
-              <w:t>-  A</w:t>
-            </w:r>
-            <w:proofErr w:type="gramEnd"/>
+              <w:t>)-  A</w:t>
+            </w:r>
             <w:r>
               <w:rPr>
                 <w:rFonts w:ascii="BRH Malayalam Extra" w:hAnsi="BRH Malayalam Extra" w:cs="BRH Devanagari Extra"/>
@@ -5900,19 +6033,8 @@
                 <w:sz w:val="32"/>
                 <w:szCs w:val="40"/>
               </w:rPr>
-              <w:t>)</w:t>
-            </w:r>
-            <w:proofErr w:type="gramStart"/>
-            <w:r>
-              <w:rPr>
-                <w:rFonts w:ascii="BRH Devanagari Extra" w:hAnsi="BRH Devanagari Extra" w:cs="BRH Devanagari Extra"/>
-                <w:color w:val="000000"/>
-                <w:sz w:val="32"/>
-                <w:szCs w:val="40"/>
-              </w:rPr>
-              <w:t>-  rÉ</w:t>
-            </w:r>
-            <w:proofErr w:type="gramEnd"/>
+              <w:t>)-  rÉ</w:t>
+            </w:r>
             <w:r>
               <w:rPr>
                 <w:rFonts w:ascii="BRH Malayalam Extra" w:hAnsi="BRH Malayalam Extra" w:cs="BRH Devanagari Extra"/>
@@ -6231,19 +6353,8 @@
                 <w:sz w:val="32"/>
                 <w:szCs w:val="40"/>
               </w:rPr>
-              <w:t>)</w:t>
-            </w:r>
-            <w:proofErr w:type="gramStart"/>
-            <w:r>
-              <w:rPr>
-                <w:rFonts w:ascii="BRH Devanagari Extra" w:hAnsi="BRH Devanagari Extra" w:cs="BRH Devanagari Extra"/>
-                <w:color w:val="000000"/>
-                <w:sz w:val="32"/>
-                <w:szCs w:val="40"/>
-              </w:rPr>
-              <w:t>-  rÉ</w:t>
-            </w:r>
-            <w:proofErr w:type="gramEnd"/>
+              <w:t>)-  rÉ</w:t>
+            </w:r>
             <w:r>
               <w:rPr>
                 <w:rFonts w:ascii="BRH Malayalam Extra" w:hAnsi="BRH Malayalam Extra" w:cs="BRH Devanagari Extra"/>
@@ -6568,27 +6679,7 @@
                 <w:sz w:val="32"/>
                 <w:szCs w:val="40"/>
               </w:rPr>
-              <w:t>)</w:t>
-            </w:r>
-            <w:proofErr w:type="gramStart"/>
-            <w:r>
-              <w:rPr>
-                <w:rFonts w:ascii="BRH Devanagari Extra" w:hAnsi="BRH Devanagari Extra" w:cs="BRH Devanagari Extra"/>
-                <w:color w:val="000000"/>
-                <w:sz w:val="32"/>
-                <w:szCs w:val="40"/>
-              </w:rPr>
-              <w:t>-  oÉ</w:t>
-            </w:r>
-            <w:proofErr w:type="gramEnd"/>
-            <w:r>
-              <w:rPr>
-                <w:rFonts w:ascii="BRH Devanagari Extra" w:hAnsi="BRH Devanagari Extra" w:cs="BRH Devanagari Extra"/>
-                <w:color w:val="000000"/>
-                <w:sz w:val="32"/>
-                <w:szCs w:val="40"/>
-              </w:rPr>
-              <w:t>×</w:t>
+              <w:t>)-  oÉ×</w:t>
             </w:r>
             <w:r>
               <w:rPr>
@@ -7045,19 +7136,8 @@
                 <w:sz w:val="32"/>
                 <w:szCs w:val="40"/>
               </w:rPr>
-              <w:t>)</w:t>
-            </w:r>
-            <w:proofErr w:type="gramStart"/>
-            <w:r>
-              <w:rPr>
-                <w:rFonts w:ascii="BRH Devanagari Extra" w:hAnsi="BRH Devanagari Extra" w:cs="BRH Devanagari Extra"/>
-                <w:color w:val="000000"/>
-                <w:sz w:val="32"/>
-                <w:szCs w:val="40"/>
-              </w:rPr>
-              <w:t>-  aÉÉ</w:t>
-            </w:r>
-            <w:proofErr w:type="gramEnd"/>
+              <w:t>)-  aÉÉ</w:t>
+            </w:r>
             <w:r>
               <w:rPr>
                 <w:rFonts w:ascii="BRH Malayalam Extra" w:hAnsi="BRH Malayalam Extra" w:cs="BRH Devanagari Extra"/>
@@ -7404,27 +7484,7 @@
                 <w:sz w:val="32"/>
                 <w:szCs w:val="40"/>
               </w:rPr>
-              <w:t>)</w:t>
-            </w:r>
-            <w:proofErr w:type="gramStart"/>
-            <w:r>
-              <w:rPr>
-                <w:rFonts w:ascii="BRH Devanagari Extra" w:hAnsi="BRH Devanagari Extra" w:cs="BRH Devanagari Extra"/>
-                <w:color w:val="000000"/>
-                <w:sz w:val="32"/>
-                <w:szCs w:val="40"/>
-              </w:rPr>
-              <w:t>-  oÉ</w:t>
-            </w:r>
-            <w:proofErr w:type="gramEnd"/>
-            <w:r>
-              <w:rPr>
-                <w:rFonts w:ascii="BRH Devanagari Extra" w:hAnsi="BRH Devanagari Extra" w:cs="BRH Devanagari Extra"/>
-                <w:color w:val="000000"/>
-                <w:sz w:val="32"/>
-                <w:szCs w:val="40"/>
-              </w:rPr>
-              <w:t>×</w:t>
+              <w:t>)-  oÉ×</w:t>
             </w:r>
             <w:r>
               <w:rPr>
@@ -7841,19 +7901,8 @@
                 <w:sz w:val="32"/>
                 <w:szCs w:val="40"/>
               </w:rPr>
-              <w:t>)</w:t>
-            </w:r>
-            <w:proofErr w:type="gramStart"/>
-            <w:r>
-              <w:rPr>
-                <w:rFonts w:ascii="BRH Devanagari Extra" w:hAnsi="BRH Devanagari Extra" w:cs="BRH Devanagari Extra"/>
-                <w:color w:val="000000"/>
-                <w:sz w:val="32"/>
-                <w:szCs w:val="40"/>
-              </w:rPr>
-              <w:t>-  aÉÉ</w:t>
-            </w:r>
-            <w:proofErr w:type="gramEnd"/>
+              <w:t>)-  aÉÉ</w:t>
+            </w:r>
             <w:r>
               <w:rPr>
                 <w:rFonts w:ascii="BRH Malayalam Extra" w:hAnsi="BRH Malayalam Extra" w:cs="BRH Devanagari Extra"/>
@@ -8197,27 +8246,7 @@
                 <w:sz w:val="32"/>
                 <w:szCs w:val="40"/>
               </w:rPr>
-              <w:t>)</w:t>
-            </w:r>
-            <w:proofErr w:type="gramStart"/>
-            <w:r>
-              <w:rPr>
-                <w:rFonts w:ascii="BRH Devanagari Extra" w:hAnsi="BRH Devanagari Extra" w:cs="BRH Devanagari Extra"/>
-                <w:color w:val="000000"/>
-                <w:sz w:val="32"/>
-                <w:szCs w:val="40"/>
-              </w:rPr>
-              <w:t>-  xÉUþxuÉliÉqÉç</w:t>
-            </w:r>
-            <w:proofErr w:type="gramEnd"/>
-            <w:r>
-              <w:rPr>
-                <w:rFonts w:ascii="BRH Devanagari Extra" w:hAnsi="BRH Devanagari Extra" w:cs="BRH Devanagari Extra"/>
-                <w:color w:val="000000"/>
-                <w:sz w:val="32"/>
-                <w:szCs w:val="40"/>
-              </w:rPr>
-              <w:t xml:space="preserve"> | AuÉþxÉå | </w:t>
+              <w:t xml:space="preserve">)-  xÉUþxuÉliÉqÉç | AuÉþxÉå | </w:t>
             </w:r>
             <w:r>
               <w:rPr>
@@ -8695,27 +8724,7 @@
                 <w:sz w:val="32"/>
                 <w:szCs w:val="40"/>
               </w:rPr>
-              <w:t>)</w:t>
-            </w:r>
-            <w:proofErr w:type="gramStart"/>
-            <w:r>
-              <w:rPr>
-                <w:rFonts w:ascii="BRH Devanagari Extra" w:hAnsi="BRH Devanagari Extra" w:cs="BRH Devanagari Extra"/>
-                <w:color w:val="000000"/>
-                <w:sz w:val="32"/>
-                <w:szCs w:val="40"/>
-              </w:rPr>
-              <w:t>-  AuÉþxÉå</w:t>
-            </w:r>
-            <w:proofErr w:type="gramEnd"/>
-            <w:r>
-              <w:rPr>
-                <w:rFonts w:ascii="BRH Devanagari Extra" w:hAnsi="BRH Devanagari Extra" w:cs="BRH Devanagari Extra"/>
-                <w:color w:val="000000"/>
-                <w:sz w:val="32"/>
-                <w:szCs w:val="40"/>
-              </w:rPr>
-              <w:t xml:space="preserve"> | </w:t>
+              <w:t xml:space="preserve">)-  AuÉþxÉå | </w:t>
             </w:r>
             <w:r>
               <w:rPr>
@@ -9031,17 +9040,7 @@
                 <w:sz w:val="32"/>
                 <w:szCs w:val="40"/>
               </w:rPr>
-              <w:t>)</w:t>
-            </w:r>
-            <w:proofErr w:type="gramStart"/>
-            <w:r>
-              <w:rPr>
-                <w:rFonts w:ascii="BRH Devanagari Extra" w:hAnsi="BRH Devanagari Extra" w:cs="BRH Devanagari Extra"/>
-                <w:color w:val="000000"/>
-                <w:sz w:val="32"/>
-                <w:szCs w:val="40"/>
-              </w:rPr>
-              <w:t xml:space="preserve">-  </w:t>
+              <w:t xml:space="preserve">)-  </w:t>
             </w:r>
             <w:r>
               <w:rPr>
@@ -9062,7 +9061,6 @@
               </w:rPr>
               <w:t>û</w:t>
             </w:r>
-            <w:proofErr w:type="gramEnd"/>
             <w:r>
               <w:rPr>
                 <w:rFonts w:ascii="BRH Malayalam Extra" w:hAnsi="BRH Malayalam Extra" w:cs="BRH Devanagari Extra"/>
@@ -9311,27 +9309,7 @@
                 <w:sz w:val="32"/>
                 <w:szCs w:val="40"/>
               </w:rPr>
-              <w:t>)</w:t>
-            </w:r>
-            <w:proofErr w:type="gramStart"/>
-            <w:r>
-              <w:rPr>
-                <w:rFonts w:ascii="BRH Devanagari Extra" w:hAnsi="BRH Devanagari Extra" w:cs="BRH Devanagari Extra"/>
-                <w:color w:val="000000"/>
-                <w:sz w:val="32"/>
-                <w:szCs w:val="40"/>
-              </w:rPr>
-              <w:t>-  xÉUþxuÉliÉqÉç</w:t>
-            </w:r>
-            <w:proofErr w:type="gramEnd"/>
-            <w:r>
-              <w:rPr>
-                <w:rFonts w:ascii="BRH Devanagari Extra" w:hAnsi="BRH Devanagari Extra" w:cs="BRH Devanagari Extra"/>
-                <w:color w:val="000000"/>
-                <w:sz w:val="32"/>
-                <w:szCs w:val="40"/>
-              </w:rPr>
-              <w:t xml:space="preserve"> | AuÉþxÉå | </w:t>
+              <w:t xml:space="preserve">)-  xÉUþxuÉliÉqÉç | AuÉþxÉå | </w:t>
             </w:r>
             <w:r>
               <w:rPr>
@@ -9801,27 +9779,7 @@
                 <w:sz w:val="32"/>
                 <w:szCs w:val="40"/>
               </w:rPr>
-              <w:t>)</w:t>
-            </w:r>
-            <w:proofErr w:type="gramStart"/>
-            <w:r>
-              <w:rPr>
-                <w:rFonts w:ascii="BRH Devanagari Extra" w:hAnsi="BRH Devanagari Extra" w:cs="BRH Devanagari Extra"/>
-                <w:color w:val="000000"/>
-                <w:sz w:val="32"/>
-                <w:szCs w:val="40"/>
-              </w:rPr>
-              <w:t>-  AuÉþxÉå</w:t>
-            </w:r>
-            <w:proofErr w:type="gramEnd"/>
-            <w:r>
-              <w:rPr>
-                <w:rFonts w:ascii="BRH Devanagari Extra" w:hAnsi="BRH Devanagari Extra" w:cs="BRH Devanagari Extra"/>
-                <w:color w:val="000000"/>
-                <w:sz w:val="32"/>
-                <w:szCs w:val="40"/>
-              </w:rPr>
-              <w:t xml:space="preserve"> | </w:t>
+              <w:t xml:space="preserve">)-  AuÉþxÉå | </w:t>
             </w:r>
             <w:r>
               <w:rPr>
@@ -10128,17 +10086,7 @@
                 <w:sz w:val="32"/>
                 <w:szCs w:val="40"/>
               </w:rPr>
-              <w:t>)</w:t>
-            </w:r>
-            <w:proofErr w:type="gramStart"/>
-            <w:r>
-              <w:rPr>
-                <w:rFonts w:ascii="BRH Devanagari Extra" w:hAnsi="BRH Devanagari Extra" w:cs="BRH Devanagari Extra"/>
-                <w:color w:val="000000"/>
-                <w:sz w:val="32"/>
-                <w:szCs w:val="40"/>
-              </w:rPr>
-              <w:t xml:space="preserve">-  </w:t>
+              <w:t xml:space="preserve">)-  </w:t>
             </w:r>
             <w:r>
               <w:rPr>
@@ -10159,7 +10107,6 @@
               </w:rPr>
               <w:t>ûÒ</w:t>
             </w:r>
-            <w:proofErr w:type="gramEnd"/>
             <w:r>
               <w:rPr>
                 <w:rFonts w:ascii="BRH Malayalam Extra" w:hAnsi="BRH Malayalam Extra" w:cs="BRH Devanagari Extra"/>
@@ -10293,7 +10240,7 @@
       </w:tr>
       <w:tr>
         <w:trPr>
-          <w:trHeight w:val="1141"/>
+          <w:trHeight w:val="659"/>
         </w:trPr>
         <w:tc>
           <w:tcPr>
@@ -10313,11 +10260,195 @@
               <w:adjustRightInd w:val="0"/>
               <w:spacing w:before="0" w:line="240" w:lineRule="auto"/>
               <w:rPr>
-                <w:rFonts w:cs="BRH Devanagari Extra"/>
-                <w:color w:val="000000"/>
+                <w:rFonts w:ascii="BRH Devanagari Extra" w:hAnsi="BRH Devanagari Extra" w:cs="BRH Devanagari Extra"/>
+                <w:color w:val="000000"/>
+                <w:sz w:val="32"/>
                 <w:szCs w:val="40"/>
               </w:rPr>
             </w:pPr>
+            <w:r>
+              <w:rPr>
+                <w:rFonts w:cs="BRH Devanagari Extra"/>
+                <w:color w:val="000000"/>
+                <w:szCs w:val="40"/>
+              </w:rPr>
+              <w:t>22</w:t>
+            </w:r>
+            <w:r>
+              <w:rPr>
+                <w:rFonts w:ascii="BRH Devanagari Extra" w:hAnsi="BRH Devanagari Extra" w:cs="BRH Devanagari Extra"/>
+                <w:color w:val="000000"/>
+                <w:sz w:val="32"/>
+                <w:szCs w:val="40"/>
+              </w:rPr>
+              <w:t>)</w:t>
+            </w:r>
+            <w:r>
+              <w:rPr>
+                <w:rFonts w:ascii="BRH Devanagari Extra" w:hAnsi="BRH Devanagari Extra" w:cs="BRH Devanagari Extra"/>
+                <w:color w:val="000000"/>
+                <w:sz w:val="32"/>
+                <w:szCs w:val="40"/>
+              </w:rPr>
+              <w:tab/>
+            </w:r>
+            <w:r>
+              <w:rPr>
+                <w:rFonts w:cs="BRH Devanagari Extra"/>
+                <w:color w:val="000000"/>
+                <w:szCs w:val="40"/>
+              </w:rPr>
+              <w:t>3</w:t>
+            </w:r>
+            <w:r>
+              <w:rPr>
+                <w:rFonts w:ascii="BRH Devanagari Extra" w:hAnsi="BRH Devanagari Extra" w:cs="BRH Devanagari Extra"/>
+                <w:color w:val="000000"/>
+                <w:sz w:val="32"/>
+                <w:szCs w:val="40"/>
+              </w:rPr>
+              <w:t>.</w:t>
+            </w:r>
+            <w:r>
+              <w:rPr>
+                <w:rFonts w:cs="BRH Devanagari Extra"/>
+                <w:color w:val="000000"/>
+                <w:szCs w:val="40"/>
+              </w:rPr>
+              <w:t>1</w:t>
+            </w:r>
+            <w:r>
+              <w:rPr>
+                <w:rFonts w:ascii="BRH Devanagari Extra" w:hAnsi="BRH Devanagari Extra" w:cs="BRH Devanagari Extra"/>
+                <w:color w:val="000000"/>
+                <w:sz w:val="32"/>
+                <w:szCs w:val="40"/>
+              </w:rPr>
+              <w:t>.</w:t>
+            </w:r>
+            <w:r>
+              <w:rPr>
+                <w:rFonts w:cs="BRH Devanagari Extra"/>
+                <w:color w:val="000000"/>
+                <w:szCs w:val="40"/>
+              </w:rPr>
+              <w:t>11</w:t>
+            </w:r>
+            <w:r>
+              <w:rPr>
+                <w:rFonts w:ascii="BRH Devanagari Extra" w:hAnsi="BRH Devanagari Extra" w:cs="BRH Devanagari Extra"/>
+                <w:color w:val="000000"/>
+                <w:sz w:val="32"/>
+                <w:szCs w:val="40"/>
+              </w:rPr>
+              <w:t>.</w:t>
+            </w:r>
+            <w:r>
+              <w:rPr>
+                <w:rFonts w:cs="BRH Devanagari Extra"/>
+                <w:color w:val="000000"/>
+                <w:szCs w:val="40"/>
+              </w:rPr>
+              <w:t>7</w:t>
+            </w:r>
+            <w:r>
+              <w:rPr>
+                <w:rFonts w:ascii="BRH Devanagari Extra" w:hAnsi="BRH Devanagari Extra" w:cs="BRH Devanagari Extra"/>
+                <w:color w:val="000000"/>
+                <w:sz w:val="32"/>
+                <w:szCs w:val="40"/>
+              </w:rPr>
+              <w:t>(</w:t>
+            </w:r>
+            <w:r>
+              <w:rPr>
+                <w:rFonts w:cs="BRH Devanagari Extra"/>
+                <w:color w:val="000000"/>
+                <w:szCs w:val="40"/>
+              </w:rPr>
+              <w:t>19</w:t>
+            </w:r>
+            <w:r>
+              <w:rPr>
+                <w:rFonts w:ascii="BRH Devanagari Extra" w:hAnsi="BRH Devanagari Extra" w:cs="BRH Devanagari Extra"/>
+                <w:color w:val="000000"/>
+                <w:sz w:val="32"/>
+                <w:szCs w:val="40"/>
+              </w:rPr>
+              <w:t>)-  L</w:t>
+            </w:r>
+            <w:r>
+              <w:rPr>
+                <w:rFonts w:ascii="BRH Malayalam Extra" w:hAnsi="BRH Malayalam Extra" w:cs="BRH Devanagari Extra"/>
+                <w:color w:val="000000"/>
+                <w:sz w:val="26"/>
+                <w:szCs w:val="40"/>
+              </w:rPr>
+              <w:t>–</w:t>
+            </w:r>
+            <w:r>
+              <w:rPr>
+                <w:rFonts w:ascii="BRH Devanagari Extra" w:hAnsi="BRH Devanagari Extra" w:cs="BRH Devanagari Extra"/>
+                <w:color w:val="000000"/>
+                <w:sz w:val="32"/>
+                <w:szCs w:val="40"/>
+              </w:rPr>
+              <w:t>iÉålÉþ | xiÉ</w:t>
+            </w:r>
+            <w:r>
+              <w:rPr>
+                <w:rFonts w:ascii="BRH Malayalam Extra" w:hAnsi="BRH Malayalam Extra" w:cs="BRH Devanagari Extra"/>
+                <w:color w:val="000000"/>
+                <w:sz w:val="26"/>
+                <w:szCs w:val="40"/>
+              </w:rPr>
+              <w:t>–</w:t>
+            </w:r>
+            <w:r>
+              <w:rPr>
+                <w:rFonts w:ascii="BRH Devanagari Extra" w:hAnsi="BRH Devanagari Extra" w:cs="BRH Devanagari Extra"/>
+                <w:color w:val="000000"/>
+                <w:sz w:val="32"/>
+                <w:szCs w:val="40"/>
+              </w:rPr>
+              <w:t>lÉ</w:t>
+            </w:r>
+            <w:r>
+              <w:rPr>
+                <w:rFonts w:ascii="BRH Malayalam Extra" w:hAnsi="BRH Malayalam Extra" w:cs="BRH Devanagari Extra"/>
+                <w:color w:val="000000"/>
+                <w:sz w:val="26"/>
+                <w:szCs w:val="40"/>
+              </w:rPr>
+              <w:t>–</w:t>
+            </w:r>
+            <w:r>
+              <w:rPr>
+                <w:rFonts w:ascii="BRH Devanagari Extra" w:hAnsi="BRH Devanagari Extra" w:cs="BRH Devanagari Extra"/>
+                <w:color w:val="000000"/>
+                <w:sz w:val="32"/>
+                <w:szCs w:val="40"/>
+              </w:rPr>
+              <w:t>ÌrÉ</w:t>
+            </w:r>
+            <w:r>
+              <w:rPr>
+                <w:rFonts w:ascii="BRH Malayalam Extra" w:hAnsi="BRH Malayalam Extra" w:cs="BRH Devanagari Extra"/>
+                <w:color w:val="000000"/>
+                <w:sz w:val="26"/>
+                <w:szCs w:val="40"/>
+              </w:rPr>
+              <w:t>–</w:t>
+            </w:r>
+            <w:r>
+              <w:rPr>
+                <w:rFonts w:ascii="BRH Devanagari Extra" w:hAnsi="BRH Devanagari Extra" w:cs="BRH Devanagari Extra"/>
+                <w:color w:val="000000"/>
+                <w:sz w:val="32"/>
+                <w:szCs w:val="40"/>
+              </w:rPr>
+              <w:t xml:space="preserve">¦ÉÑlÉÉÿ | AÉ | </w:t>
+            </w:r>
           </w:p>
           <w:p>
             <w:pPr>
@@ -10327,11 +10458,147 @@
               <w:adjustRightInd w:val="0"/>
               <w:spacing w:before="0" w:line="240" w:lineRule="auto"/>
               <w:rPr>
-                <w:rFonts w:cs="BRH Devanagari Extra"/>
-                <w:color w:val="000000"/>
+                <w:rFonts w:ascii="BRH Devanagari Extra" w:hAnsi="BRH Devanagari Extra" w:cs="BRH Devanagari Extra"/>
+                <w:color w:val="000000"/>
+                <w:sz w:val="32"/>
                 <w:szCs w:val="40"/>
               </w:rPr>
             </w:pPr>
+            <w:r>
+              <w:rPr>
+                <w:rFonts w:ascii="BRH Devanagari Extra" w:hAnsi="BRH Devanagari Extra" w:cs="BRH Devanagari Extra"/>
+                <w:color w:val="000000"/>
+                <w:sz w:val="32"/>
+                <w:szCs w:val="40"/>
+              </w:rPr>
+              <w:t>L</w:t>
+            </w:r>
+            <w:r>
+              <w:rPr>
+                <w:rFonts w:ascii="BRH Malayalam Extra" w:hAnsi="BRH Malayalam Extra" w:cs="BRH Devanagari Extra"/>
+                <w:color w:val="000000"/>
+                <w:sz w:val="26"/>
+                <w:szCs w:val="40"/>
+              </w:rPr>
+              <w:t>–</w:t>
+            </w:r>
+            <w:r>
+              <w:rPr>
+                <w:rFonts w:ascii="BRH Devanagari Extra" w:hAnsi="BRH Devanagari Extra" w:cs="BRH Devanagari Extra"/>
+                <w:color w:val="000000"/>
+                <w:sz w:val="32"/>
+                <w:szCs w:val="40"/>
+              </w:rPr>
+              <w:t>iÉålÉþ xiÉlÉÌrÉ</w:t>
+            </w:r>
+            <w:r>
+              <w:rPr>
+                <w:rFonts w:ascii="BRH Malayalam Extra" w:hAnsi="BRH Malayalam Extra" w:cs="BRH Devanagari Extra"/>
+                <w:color w:val="000000"/>
+                <w:sz w:val="26"/>
+                <w:szCs w:val="40"/>
+              </w:rPr>
+              <w:t>–</w:t>
+            </w:r>
+            <w:r>
+              <w:rPr>
+                <w:rFonts w:ascii="BRH Devanagari Extra" w:hAnsi="BRH Devanagari Extra" w:cs="BRH Devanagari Extra"/>
+                <w:color w:val="000000"/>
+                <w:sz w:val="32"/>
+                <w:szCs w:val="40"/>
+              </w:rPr>
+              <w:t>¦ÉÑlÉÉÿ xiÉlÉÌrÉ</w:t>
+            </w:r>
+            <w:r>
+              <w:rPr>
+                <w:rFonts w:ascii="BRH Malayalam Extra" w:hAnsi="BRH Malayalam Extra" w:cs="BRH Devanagari Extra"/>
+                <w:color w:val="000000"/>
+                <w:sz w:val="26"/>
+                <w:szCs w:val="40"/>
+              </w:rPr>
+              <w:t>–</w:t>
+            </w:r>
+            <w:r>
+              <w:rPr>
+                <w:rFonts w:ascii="BRH Devanagari Extra" w:hAnsi="BRH Devanagari Extra" w:cs="BRH Devanagari Extra"/>
+                <w:color w:val="000000"/>
+                <w:sz w:val="32"/>
+                <w:szCs w:val="40"/>
+              </w:rPr>
+              <w:t>¦ÉÑ lÉæ</w:t>
+            </w:r>
+            <w:r>
+              <w:rPr>
+                <w:rFonts w:ascii="BRH Malayalam Extra" w:hAnsi="BRH Malayalam Extra" w:cs="BRH Devanagari Extra"/>
+                <w:color w:val="000000"/>
+                <w:sz w:val="26"/>
+                <w:szCs w:val="40"/>
+              </w:rPr>
+              <w:t>–</w:t>
+            </w:r>
+            <w:r>
+              <w:rPr>
+                <w:rFonts w:ascii="BRH Devanagari Extra" w:hAnsi="BRH Devanagari Extra" w:cs="BRH Devanagari Extra"/>
+                <w:color w:val="000000"/>
+                <w:sz w:val="32"/>
+                <w:szCs w:val="40"/>
+              </w:rPr>
+              <w:t>iÉålÉæ</w:t>
+            </w:r>
+            <w:r>
+              <w:rPr>
+                <w:rFonts w:ascii="BRH Malayalam Extra" w:hAnsi="BRH Malayalam Extra" w:cs="BRH Devanagari Extra"/>
+                <w:color w:val="000000"/>
+                <w:sz w:val="26"/>
+                <w:szCs w:val="40"/>
+              </w:rPr>
+              <w:t>–</w:t>
+            </w:r>
+            <w:r>
+              <w:rPr>
+                <w:rFonts w:ascii="BRH Devanagari Extra" w:hAnsi="BRH Devanagari Extra" w:cs="BRH Devanagari Extra"/>
+                <w:color w:val="000000"/>
+                <w:sz w:val="32"/>
+                <w:szCs w:val="40"/>
+              </w:rPr>
+              <w:t>iÉålÉþ xiÉlÉÌrÉ</w:t>
+            </w:r>
+            <w:r>
+              <w:rPr>
+                <w:rFonts w:ascii="BRH Malayalam Extra" w:hAnsi="BRH Malayalam Extra" w:cs="BRH Devanagari Extra"/>
+                <w:color w:val="000000"/>
+                <w:sz w:val="26"/>
+                <w:szCs w:val="40"/>
+              </w:rPr>
+              <w:t>–</w:t>
+            </w:r>
+            <w:r>
+              <w:rPr>
+                <w:rFonts w:ascii="BRH Devanagari Extra" w:hAnsi="BRH Devanagari Extra" w:cs="BRH Devanagari Extra"/>
+                <w:color w:val="000000"/>
+                <w:sz w:val="32"/>
+                <w:szCs w:val="40"/>
+              </w:rPr>
+              <w:t>¦ÉÑlÉÉ ÅÅxiÉþlÉÌrÉ</w:t>
+            </w:r>
+            <w:r>
+              <w:rPr>
+                <w:rFonts w:ascii="BRH Malayalam Extra" w:hAnsi="BRH Malayalam Extra" w:cs="BRH Devanagari Extra"/>
+                <w:color w:val="000000"/>
+                <w:sz w:val="26"/>
+                <w:szCs w:val="40"/>
+              </w:rPr>
+              <w:t>–</w:t>
+            </w:r>
+            <w:r>
+              <w:rPr>
+                <w:rFonts w:ascii="BRH Devanagari Extra" w:hAnsi="BRH Devanagari Extra" w:cs="BRH Devanagari Extra"/>
+                <w:color w:val="000000"/>
+                <w:sz w:val="32"/>
+                <w:szCs w:val="40"/>
+              </w:rPr>
+              <w:t xml:space="preserve">¦ÉÑ </w:t>
+            </w:r>
           </w:p>
           <w:p>
             <w:pPr>
@@ -10341,272 +10608,38 @@
               <w:adjustRightInd w:val="0"/>
               <w:spacing w:before="0" w:line="240" w:lineRule="auto"/>
               <w:rPr>
-                <w:rFonts w:cs="BRH Devanagari Extra"/>
+                <w:rFonts w:cs="BRH Malayalam Extra"/>
                 <w:color w:val="000000"/>
                 <w:szCs w:val="40"/>
               </w:rPr>
             </w:pPr>
-          </w:p>
-          <w:p>
-            <w:pPr>
-              <w:widowControl w:val="0"/>
-              <w:autoSpaceDE w:val="0"/>
-              <w:autoSpaceDN w:val="0"/>
-              <w:adjustRightInd w:val="0"/>
-              <w:spacing w:before="0" w:line="240" w:lineRule="auto"/>
-              <w:rPr>
-                <w:rFonts w:cs="BRH Devanagari Extra"/>
-                <w:color w:val="000000"/>
-                <w:szCs w:val="40"/>
-              </w:rPr>
-            </w:pPr>
-          </w:p>
-          <w:p>
-            <w:pPr>
-              <w:widowControl w:val="0"/>
-              <w:autoSpaceDE w:val="0"/>
-              <w:autoSpaceDN w:val="0"/>
-              <w:adjustRightInd w:val="0"/>
-              <w:spacing w:before="0" w:line="240" w:lineRule="auto"/>
-              <w:rPr>
-                <w:rFonts w:cs="BRH Devanagari Extra"/>
-                <w:color w:val="000000"/>
-                <w:szCs w:val="40"/>
-              </w:rPr>
-            </w:pPr>
-          </w:p>
-          <w:p>
-            <w:pPr>
-              <w:widowControl w:val="0"/>
-              <w:autoSpaceDE w:val="0"/>
-              <w:autoSpaceDN w:val="0"/>
-              <w:adjustRightInd w:val="0"/>
-              <w:spacing w:before="0" w:line="240" w:lineRule="auto"/>
-              <w:rPr>
-                <w:rFonts w:ascii="BRH Devanagari Extra" w:hAnsi="BRH Devanagari Extra" w:cs="BRH Devanagari Extra"/>
-                <w:color w:val="000000"/>
-                <w:sz w:val="32"/>
-                <w:szCs w:val="40"/>
-              </w:rPr>
-            </w:pPr>
-            <w:r>
-              <w:rPr>
-                <w:rFonts w:cs="BRH Devanagari Extra"/>
-                <w:color w:val="000000"/>
+            <w:r>
+              <w:rPr>
+                <w:rFonts w:ascii="BRH Devanagari Extra" w:hAnsi="BRH Devanagari Extra" w:cs="BRH Devanagari Extra"/>
+                <w:color w:val="000000"/>
+                <w:sz w:val="32"/>
                 <w:szCs w:val="40"/>
               </w:rPr>
               <w:lastRenderedPageBreak/>
-              <w:t>22</w:t>
-            </w:r>
-            <w:r>
-              <w:rPr>
-                <w:rFonts w:ascii="BRH Devanagari Extra" w:hAnsi="BRH Devanagari Extra" w:cs="BRH Devanagari Extra"/>
-                <w:color w:val="000000"/>
-                <w:sz w:val="32"/>
-                <w:szCs w:val="40"/>
-              </w:rPr>
-              <w:t>)</w:t>
-            </w:r>
-            <w:r>
-              <w:rPr>
-                <w:rFonts w:ascii="BRH Devanagari Extra" w:hAnsi="BRH Devanagari Extra" w:cs="BRH Devanagari Extra"/>
-                <w:color w:val="000000"/>
-                <w:sz w:val="32"/>
-                <w:szCs w:val="40"/>
-              </w:rPr>
-              <w:tab/>
-            </w:r>
-            <w:r>
-              <w:rPr>
-                <w:rFonts w:cs="BRH Devanagari Extra"/>
-                <w:color w:val="000000"/>
-                <w:szCs w:val="40"/>
-              </w:rPr>
-              <w:t>3</w:t>
-            </w:r>
-            <w:r>
-              <w:rPr>
-                <w:rFonts w:ascii="BRH Devanagari Extra" w:hAnsi="BRH Devanagari Extra" w:cs="BRH Devanagari Extra"/>
-                <w:color w:val="000000"/>
-                <w:sz w:val="32"/>
-                <w:szCs w:val="40"/>
-              </w:rPr>
-              <w:t>.</w:t>
-            </w:r>
-            <w:r>
-              <w:rPr>
-                <w:rFonts w:cs="BRH Devanagari Extra"/>
-                <w:color w:val="000000"/>
-                <w:szCs w:val="40"/>
-              </w:rPr>
-              <w:t>1</w:t>
-            </w:r>
-            <w:r>
-              <w:rPr>
-                <w:rFonts w:ascii="BRH Devanagari Extra" w:hAnsi="BRH Devanagari Extra" w:cs="BRH Devanagari Extra"/>
-                <w:color w:val="000000"/>
-                <w:sz w:val="32"/>
-                <w:szCs w:val="40"/>
-              </w:rPr>
-              <w:t>.</w:t>
-            </w:r>
-            <w:r>
-              <w:rPr>
-                <w:rFonts w:cs="BRH Devanagari Extra"/>
-                <w:color w:val="000000"/>
-                <w:szCs w:val="40"/>
-              </w:rPr>
-              <w:t>11</w:t>
-            </w:r>
-            <w:r>
-              <w:rPr>
-                <w:rFonts w:ascii="BRH Devanagari Extra" w:hAnsi="BRH Devanagari Extra" w:cs="BRH Devanagari Extra"/>
-                <w:color w:val="000000"/>
-                <w:sz w:val="32"/>
-                <w:szCs w:val="40"/>
-              </w:rPr>
-              <w:t>.</w:t>
-            </w:r>
-            <w:r>
-              <w:rPr>
-                <w:rFonts w:cs="BRH Devanagari Extra"/>
-                <w:color w:val="000000"/>
-                <w:szCs w:val="40"/>
-              </w:rPr>
-              <w:t>7</w:t>
-            </w:r>
-            <w:r>
-              <w:rPr>
-                <w:rFonts w:ascii="BRH Devanagari Extra" w:hAnsi="BRH Devanagari Extra" w:cs="BRH Devanagari Extra"/>
-                <w:color w:val="000000"/>
-                <w:sz w:val="32"/>
-                <w:szCs w:val="40"/>
-              </w:rPr>
-              <w:t>(</w:t>
-            </w:r>
-            <w:r>
-              <w:rPr>
-                <w:rFonts w:cs="BRH Devanagari Extra"/>
-                <w:color w:val="000000"/>
-                <w:szCs w:val="40"/>
-              </w:rPr>
-              <w:t>19</w:t>
-            </w:r>
-            <w:r>
-              <w:rPr>
-                <w:rFonts w:ascii="BRH Devanagari Extra" w:hAnsi="BRH Devanagari Extra" w:cs="BRH Devanagari Extra"/>
-                <w:color w:val="000000"/>
-                <w:sz w:val="32"/>
-                <w:szCs w:val="40"/>
-              </w:rPr>
-              <w:t>)</w:t>
-            </w:r>
-            <w:proofErr w:type="gramStart"/>
-            <w:r>
-              <w:rPr>
-                <w:rFonts w:ascii="BRH Devanagari Extra" w:hAnsi="BRH Devanagari Extra" w:cs="BRH Devanagari Extra"/>
-                <w:color w:val="000000"/>
-                <w:sz w:val="32"/>
-                <w:szCs w:val="40"/>
-              </w:rPr>
-              <w:t>-  L</w:t>
-            </w:r>
-            <w:proofErr w:type="gramEnd"/>
-            <w:r>
-              <w:rPr>
-                <w:rFonts w:ascii="BRH Malayalam Extra" w:hAnsi="BRH Malayalam Extra" w:cs="BRH Devanagari Extra"/>
-                <w:color w:val="000000"/>
-                <w:sz w:val="26"/>
-                <w:szCs w:val="40"/>
-              </w:rPr>
-              <w:t>–</w:t>
-            </w:r>
-            <w:r>
-              <w:rPr>
-                <w:rFonts w:ascii="BRH Devanagari Extra" w:hAnsi="BRH Devanagari Extra" w:cs="BRH Devanagari Extra"/>
-                <w:color w:val="000000"/>
-                <w:sz w:val="32"/>
-                <w:szCs w:val="40"/>
-              </w:rPr>
-              <w:t>iÉålÉþ | xiÉ</w:t>
-            </w:r>
-            <w:r>
-              <w:rPr>
-                <w:rFonts w:ascii="BRH Malayalam Extra" w:hAnsi="BRH Malayalam Extra" w:cs="BRH Devanagari Extra"/>
-                <w:color w:val="000000"/>
-                <w:sz w:val="26"/>
-                <w:szCs w:val="40"/>
-              </w:rPr>
-              <w:t>–</w:t>
-            </w:r>
-            <w:r>
-              <w:rPr>
-                <w:rFonts w:ascii="BRH Devanagari Extra" w:hAnsi="BRH Devanagari Extra" w:cs="BRH Devanagari Extra"/>
-                <w:color w:val="000000"/>
-                <w:sz w:val="32"/>
-                <w:szCs w:val="40"/>
-              </w:rPr>
-              <w:t>lÉ</w:t>
-            </w:r>
-            <w:r>
-              <w:rPr>
-                <w:rFonts w:ascii="BRH Malayalam Extra" w:hAnsi="BRH Malayalam Extra" w:cs="BRH Devanagari Extra"/>
-                <w:color w:val="000000"/>
-                <w:sz w:val="26"/>
-                <w:szCs w:val="40"/>
-              </w:rPr>
-              <w:t>–</w:t>
-            </w:r>
-            <w:r>
-              <w:rPr>
-                <w:rFonts w:ascii="BRH Devanagari Extra" w:hAnsi="BRH Devanagari Extra" w:cs="BRH Devanagari Extra"/>
-                <w:color w:val="000000"/>
-                <w:sz w:val="32"/>
-                <w:szCs w:val="40"/>
-              </w:rPr>
-              <w:t>ÌrÉ</w:t>
-            </w:r>
-            <w:r>
-              <w:rPr>
-                <w:rFonts w:ascii="BRH Malayalam Extra" w:hAnsi="BRH Malayalam Extra" w:cs="BRH Devanagari Extra"/>
-                <w:color w:val="000000"/>
-                <w:sz w:val="26"/>
-                <w:szCs w:val="40"/>
-              </w:rPr>
-              <w:t>–</w:t>
-            </w:r>
-            <w:r>
-              <w:rPr>
-                <w:rFonts w:ascii="BRH Devanagari Extra" w:hAnsi="BRH Devanagari Extra" w:cs="BRH Devanagari Extra"/>
-                <w:color w:val="000000"/>
-                <w:sz w:val="32"/>
-                <w:szCs w:val="40"/>
-              </w:rPr>
-              <w:t xml:space="preserve">¦ÉÑlÉÉÿ | AÉ | </w:t>
-            </w:r>
-          </w:p>
-          <w:p>
-            <w:pPr>
-              <w:widowControl w:val="0"/>
-              <w:autoSpaceDE w:val="0"/>
-              <w:autoSpaceDN w:val="0"/>
-              <w:adjustRightInd w:val="0"/>
-              <w:spacing w:before="0" w:line="240" w:lineRule="auto"/>
-              <w:rPr>
-                <w:rFonts w:ascii="BRH Devanagari Extra" w:hAnsi="BRH Devanagari Extra" w:cs="BRH Devanagari Extra"/>
-                <w:color w:val="000000"/>
-                <w:sz w:val="32"/>
-                <w:szCs w:val="40"/>
-              </w:rPr>
-            </w:pPr>
-            <w:r>
-              <w:rPr>
-                <w:rFonts w:ascii="BRH Devanagari Extra" w:hAnsi="BRH Devanagari Extra" w:cs="BRH Devanagari Extra"/>
-                <w:color w:val="000000"/>
-                <w:sz w:val="32"/>
-                <w:szCs w:val="40"/>
-              </w:rPr>
-              <w:t>L</w:t>
+              <w:t>lÉæ</w:t>
+            </w:r>
+            <w:r>
+              <w:rPr>
+                <w:rFonts w:ascii="BRH Malayalam Extra" w:hAnsi="BRH Malayalam Extra" w:cs="BRH Devanagari Extra"/>
+                <w:color w:val="000000"/>
+                <w:sz w:val="26"/>
+                <w:szCs w:val="40"/>
+              </w:rPr>
+              <w:t>–</w:t>
+            </w:r>
+            <w:r>
+              <w:rPr>
+                <w:rFonts w:ascii="BRH Devanagari Extra" w:hAnsi="BRH Devanagari Extra" w:cs="BRH Devanagari Extra"/>
+                <w:color w:val="000000"/>
+                <w:sz w:val="32"/>
+                <w:szCs w:val="40"/>
+              </w:rPr>
+              <w:t>iÉålÉæ</w:t>
             </w:r>
             <w:r>
               <w:rPr>
@@ -10642,174 +10675,6 @@
                 <w:sz w:val="32"/>
                 <w:szCs w:val="40"/>
               </w:rPr>
-              <w:t>¦ÉÑlÉÉÿ xiÉlÉÌrÉ</w:t>
-            </w:r>
-            <w:r>
-              <w:rPr>
-                <w:rFonts w:ascii="BRH Malayalam Extra" w:hAnsi="BRH Malayalam Extra" w:cs="BRH Devanagari Extra"/>
-                <w:color w:val="000000"/>
-                <w:sz w:val="26"/>
-                <w:szCs w:val="40"/>
-              </w:rPr>
-              <w:t>–</w:t>
-            </w:r>
-            <w:r>
-              <w:rPr>
-                <w:rFonts w:ascii="BRH Devanagari Extra" w:hAnsi="BRH Devanagari Extra" w:cs="BRH Devanagari Extra"/>
-                <w:color w:val="000000"/>
-                <w:sz w:val="32"/>
-                <w:szCs w:val="40"/>
-              </w:rPr>
-              <w:t>¦ÉÑ lÉæ</w:t>
-            </w:r>
-            <w:r>
-              <w:rPr>
-                <w:rFonts w:ascii="BRH Malayalam Extra" w:hAnsi="BRH Malayalam Extra" w:cs="BRH Devanagari Extra"/>
-                <w:color w:val="000000"/>
-                <w:sz w:val="26"/>
-                <w:szCs w:val="40"/>
-              </w:rPr>
-              <w:t>–</w:t>
-            </w:r>
-            <w:r>
-              <w:rPr>
-                <w:rFonts w:ascii="BRH Devanagari Extra" w:hAnsi="BRH Devanagari Extra" w:cs="BRH Devanagari Extra"/>
-                <w:color w:val="000000"/>
-                <w:sz w:val="32"/>
-                <w:szCs w:val="40"/>
-              </w:rPr>
-              <w:t>iÉålÉæ</w:t>
-            </w:r>
-            <w:r>
-              <w:rPr>
-                <w:rFonts w:ascii="BRH Malayalam Extra" w:hAnsi="BRH Malayalam Extra" w:cs="BRH Devanagari Extra"/>
-                <w:color w:val="000000"/>
-                <w:sz w:val="26"/>
-                <w:szCs w:val="40"/>
-              </w:rPr>
-              <w:t>–</w:t>
-            </w:r>
-            <w:r>
-              <w:rPr>
-                <w:rFonts w:ascii="BRH Devanagari Extra" w:hAnsi="BRH Devanagari Extra" w:cs="BRH Devanagari Extra"/>
-                <w:color w:val="000000"/>
-                <w:sz w:val="32"/>
-                <w:szCs w:val="40"/>
-              </w:rPr>
-              <w:t>iÉålÉþ xiÉlÉÌrÉ</w:t>
-            </w:r>
-            <w:r>
-              <w:rPr>
-                <w:rFonts w:ascii="BRH Malayalam Extra" w:hAnsi="BRH Malayalam Extra" w:cs="BRH Devanagari Extra"/>
-                <w:color w:val="000000"/>
-                <w:sz w:val="26"/>
-                <w:szCs w:val="40"/>
-              </w:rPr>
-              <w:t>–</w:t>
-            </w:r>
-            <w:r>
-              <w:rPr>
-                <w:rFonts w:ascii="BRH Devanagari Extra" w:hAnsi="BRH Devanagari Extra" w:cs="BRH Devanagari Extra"/>
-                <w:color w:val="000000"/>
-                <w:sz w:val="32"/>
-                <w:szCs w:val="40"/>
-              </w:rPr>
-              <w:t>¦ÉÑlÉÉ ÅÅxiÉþlÉÌrÉ</w:t>
-            </w:r>
-            <w:r>
-              <w:rPr>
-                <w:rFonts w:ascii="BRH Malayalam Extra" w:hAnsi="BRH Malayalam Extra" w:cs="BRH Devanagari Extra"/>
-                <w:color w:val="000000"/>
-                <w:sz w:val="26"/>
-                <w:szCs w:val="40"/>
-              </w:rPr>
-              <w:t>–</w:t>
-            </w:r>
-            <w:r>
-              <w:rPr>
-                <w:rFonts w:ascii="BRH Devanagari Extra" w:hAnsi="BRH Devanagari Extra" w:cs="BRH Devanagari Extra"/>
-                <w:color w:val="000000"/>
-                <w:sz w:val="32"/>
-                <w:szCs w:val="40"/>
-              </w:rPr>
-              <w:t xml:space="preserve">¦ÉÑ </w:t>
-            </w:r>
-          </w:p>
-          <w:p>
-            <w:pPr>
-              <w:widowControl w:val="0"/>
-              <w:autoSpaceDE w:val="0"/>
-              <w:autoSpaceDN w:val="0"/>
-              <w:adjustRightInd w:val="0"/>
-              <w:spacing w:before="0" w:line="240" w:lineRule="auto"/>
-              <w:rPr>
-                <w:rFonts w:ascii="BRH Devanagari Extra" w:hAnsi="BRH Devanagari Extra" w:cs="BRH Devanagari Extra"/>
-                <w:color w:val="000000"/>
-                <w:sz w:val="32"/>
-                <w:szCs w:val="40"/>
-              </w:rPr>
-            </w:pPr>
-            <w:r>
-              <w:rPr>
-                <w:rFonts w:ascii="BRH Devanagari Extra" w:hAnsi="BRH Devanagari Extra" w:cs="BRH Devanagari Extra"/>
-                <w:color w:val="000000"/>
-                <w:sz w:val="32"/>
-                <w:szCs w:val="40"/>
-              </w:rPr>
-              <w:t>lÉæ</w:t>
-            </w:r>
-            <w:r>
-              <w:rPr>
-                <w:rFonts w:ascii="BRH Malayalam Extra" w:hAnsi="BRH Malayalam Extra" w:cs="BRH Devanagari Extra"/>
-                <w:color w:val="000000"/>
-                <w:sz w:val="26"/>
-                <w:szCs w:val="40"/>
-              </w:rPr>
-              <w:t>–</w:t>
-            </w:r>
-            <w:r>
-              <w:rPr>
-                <w:rFonts w:ascii="BRH Devanagari Extra" w:hAnsi="BRH Devanagari Extra" w:cs="BRH Devanagari Extra"/>
-                <w:color w:val="000000"/>
-                <w:sz w:val="32"/>
-                <w:szCs w:val="40"/>
-              </w:rPr>
-              <w:t>iÉålÉæ</w:t>
-            </w:r>
-            <w:r>
-              <w:rPr>
-                <w:rFonts w:ascii="BRH Malayalam Extra" w:hAnsi="BRH Malayalam Extra" w:cs="BRH Devanagari Extra"/>
-                <w:color w:val="000000"/>
-                <w:sz w:val="26"/>
-                <w:szCs w:val="40"/>
-              </w:rPr>
-              <w:t>–</w:t>
-            </w:r>
-            <w:r>
-              <w:rPr>
-                <w:rFonts w:ascii="BRH Devanagari Extra" w:hAnsi="BRH Devanagari Extra" w:cs="BRH Devanagari Extra"/>
-                <w:color w:val="000000"/>
-                <w:sz w:val="32"/>
-                <w:szCs w:val="40"/>
-              </w:rPr>
-              <w:t>iÉålÉþ xiÉlÉÌrÉ</w:t>
-            </w:r>
-            <w:r>
-              <w:rPr>
-                <w:rFonts w:ascii="BRH Malayalam Extra" w:hAnsi="BRH Malayalam Extra" w:cs="BRH Devanagari Extra"/>
-                <w:color w:val="000000"/>
-                <w:sz w:val="26"/>
-                <w:szCs w:val="40"/>
-              </w:rPr>
-              <w:t>–</w:t>
-            </w:r>
-            <w:r>
-              <w:rPr>
-                <w:rFonts w:ascii="BRH Devanagari Extra" w:hAnsi="BRH Devanagari Extra" w:cs="BRH Devanagari Extra"/>
-                <w:color w:val="000000"/>
-                <w:sz w:val="32"/>
-                <w:szCs w:val="40"/>
-              </w:rPr>
               <w:t>¦É</w:t>
             </w:r>
             <w:r>
@@ -10831,20 +10696,6 @@
               </w:rPr>
               <w:t xml:space="preserve"> | </w:t>
             </w:r>
-          </w:p>
-          <w:p>
-            <w:pPr>
-              <w:widowControl w:val="0"/>
-              <w:autoSpaceDE w:val="0"/>
-              <w:autoSpaceDN w:val="0"/>
-              <w:adjustRightInd w:val="0"/>
-              <w:spacing w:before="0" w:line="240" w:lineRule="auto"/>
-              <w:rPr>
-                <w:rFonts w:cs="BRH Malayalam Extra"/>
-                <w:color w:val="000000"/>
-                <w:szCs w:val="40"/>
-              </w:rPr>
-            </w:pPr>
           </w:p>
           <w:p>
             <w:pPr>
@@ -10879,11 +10730,196 @@
               <w:adjustRightInd w:val="0"/>
               <w:spacing w:before="0" w:line="240" w:lineRule="auto"/>
               <w:rPr>
-                <w:rFonts w:cs="BRH Devanagari Extra"/>
-                <w:color w:val="000000"/>
+                <w:rFonts w:ascii="BRH Devanagari Extra" w:hAnsi="BRH Devanagari Extra" w:cs="BRH Devanagari Extra"/>
+                <w:color w:val="000000"/>
+                <w:sz w:val="32"/>
                 <w:szCs w:val="40"/>
               </w:rPr>
             </w:pPr>
+            <w:r>
+              <w:rPr>
+                <w:rFonts w:cs="BRH Devanagari Extra"/>
+                <w:color w:val="000000"/>
+                <w:szCs w:val="40"/>
+              </w:rPr>
+              <w:lastRenderedPageBreak/>
+              <w:t>22</w:t>
+            </w:r>
+            <w:r>
+              <w:rPr>
+                <w:rFonts w:ascii="BRH Devanagari Extra" w:hAnsi="BRH Devanagari Extra" w:cs="BRH Devanagari Extra"/>
+                <w:color w:val="000000"/>
+                <w:sz w:val="32"/>
+                <w:szCs w:val="40"/>
+              </w:rPr>
+              <w:t>)</w:t>
+            </w:r>
+            <w:r>
+              <w:rPr>
+                <w:rFonts w:ascii="BRH Devanagari Extra" w:hAnsi="BRH Devanagari Extra" w:cs="BRH Devanagari Extra"/>
+                <w:color w:val="000000"/>
+                <w:sz w:val="32"/>
+                <w:szCs w:val="40"/>
+              </w:rPr>
+              <w:tab/>
+            </w:r>
+            <w:r>
+              <w:rPr>
+                <w:rFonts w:cs="BRH Devanagari Extra"/>
+                <w:color w:val="000000"/>
+                <w:szCs w:val="40"/>
+              </w:rPr>
+              <w:t>3</w:t>
+            </w:r>
+            <w:r>
+              <w:rPr>
+                <w:rFonts w:ascii="BRH Devanagari Extra" w:hAnsi="BRH Devanagari Extra" w:cs="BRH Devanagari Extra"/>
+                <w:color w:val="000000"/>
+                <w:sz w:val="32"/>
+                <w:szCs w:val="40"/>
+              </w:rPr>
+              <w:t>.</w:t>
+            </w:r>
+            <w:r>
+              <w:rPr>
+                <w:rFonts w:cs="BRH Devanagari Extra"/>
+                <w:color w:val="000000"/>
+                <w:szCs w:val="40"/>
+              </w:rPr>
+              <w:t>1</w:t>
+            </w:r>
+            <w:r>
+              <w:rPr>
+                <w:rFonts w:ascii="BRH Devanagari Extra" w:hAnsi="BRH Devanagari Extra" w:cs="BRH Devanagari Extra"/>
+                <w:color w:val="000000"/>
+                <w:sz w:val="32"/>
+                <w:szCs w:val="40"/>
+              </w:rPr>
+              <w:t>.</w:t>
+            </w:r>
+            <w:r>
+              <w:rPr>
+                <w:rFonts w:cs="BRH Devanagari Extra"/>
+                <w:color w:val="000000"/>
+                <w:szCs w:val="40"/>
+              </w:rPr>
+              <w:t>11</w:t>
+            </w:r>
+            <w:r>
+              <w:rPr>
+                <w:rFonts w:ascii="BRH Devanagari Extra" w:hAnsi="BRH Devanagari Extra" w:cs="BRH Devanagari Extra"/>
+                <w:color w:val="000000"/>
+                <w:sz w:val="32"/>
+                <w:szCs w:val="40"/>
+              </w:rPr>
+              <w:t>.</w:t>
+            </w:r>
+            <w:r>
+              <w:rPr>
+                <w:rFonts w:cs="BRH Devanagari Extra"/>
+                <w:color w:val="000000"/>
+                <w:szCs w:val="40"/>
+              </w:rPr>
+              <w:t>7</w:t>
+            </w:r>
+            <w:r>
+              <w:rPr>
+                <w:rFonts w:ascii="BRH Devanagari Extra" w:hAnsi="BRH Devanagari Extra" w:cs="BRH Devanagari Extra"/>
+                <w:color w:val="000000"/>
+                <w:sz w:val="32"/>
+                <w:szCs w:val="40"/>
+              </w:rPr>
+              <w:t>(</w:t>
+            </w:r>
+            <w:r>
+              <w:rPr>
+                <w:rFonts w:cs="BRH Devanagari Extra"/>
+                <w:color w:val="000000"/>
+                <w:szCs w:val="40"/>
+              </w:rPr>
+              <w:t>19</w:t>
+            </w:r>
+            <w:r>
+              <w:rPr>
+                <w:rFonts w:ascii="BRH Devanagari Extra" w:hAnsi="BRH Devanagari Extra" w:cs="BRH Devanagari Extra"/>
+                <w:color w:val="000000"/>
+                <w:sz w:val="32"/>
+                <w:szCs w:val="40"/>
+              </w:rPr>
+              <w:t>)-  L</w:t>
+            </w:r>
+            <w:r>
+              <w:rPr>
+                <w:rFonts w:ascii="BRH Malayalam Extra" w:hAnsi="BRH Malayalam Extra" w:cs="BRH Devanagari Extra"/>
+                <w:color w:val="000000"/>
+                <w:sz w:val="26"/>
+                <w:szCs w:val="40"/>
+              </w:rPr>
+              <w:t>–</w:t>
+            </w:r>
+            <w:r>
+              <w:rPr>
+                <w:rFonts w:ascii="BRH Devanagari Extra" w:hAnsi="BRH Devanagari Extra" w:cs="BRH Devanagari Extra"/>
+                <w:color w:val="000000"/>
+                <w:sz w:val="32"/>
+                <w:szCs w:val="40"/>
+              </w:rPr>
+              <w:t>iÉålÉþ | xiÉ</w:t>
+            </w:r>
+            <w:r>
+              <w:rPr>
+                <w:rFonts w:ascii="BRH Malayalam Extra" w:hAnsi="BRH Malayalam Extra" w:cs="BRH Devanagari Extra"/>
+                <w:color w:val="000000"/>
+                <w:sz w:val="26"/>
+                <w:szCs w:val="40"/>
+              </w:rPr>
+              <w:t>–</w:t>
+            </w:r>
+            <w:r>
+              <w:rPr>
+                <w:rFonts w:ascii="BRH Devanagari Extra" w:hAnsi="BRH Devanagari Extra" w:cs="BRH Devanagari Extra"/>
+                <w:color w:val="000000"/>
+                <w:sz w:val="32"/>
+                <w:szCs w:val="40"/>
+              </w:rPr>
+              <w:t>lÉ</w:t>
+            </w:r>
+            <w:r>
+              <w:rPr>
+                <w:rFonts w:ascii="BRH Malayalam Extra" w:hAnsi="BRH Malayalam Extra" w:cs="BRH Devanagari Extra"/>
+                <w:color w:val="000000"/>
+                <w:sz w:val="26"/>
+                <w:szCs w:val="40"/>
+              </w:rPr>
+              <w:t>–</w:t>
+            </w:r>
+            <w:r>
+              <w:rPr>
+                <w:rFonts w:ascii="BRH Devanagari Extra" w:hAnsi="BRH Devanagari Extra" w:cs="BRH Devanagari Extra"/>
+                <w:color w:val="000000"/>
+                <w:sz w:val="32"/>
+                <w:szCs w:val="40"/>
+              </w:rPr>
+              <w:t>ÌrÉ</w:t>
+            </w:r>
+            <w:r>
+              <w:rPr>
+                <w:rFonts w:ascii="BRH Malayalam Extra" w:hAnsi="BRH Malayalam Extra" w:cs="BRH Devanagari Extra"/>
+                <w:color w:val="000000"/>
+                <w:sz w:val="26"/>
+                <w:szCs w:val="40"/>
+              </w:rPr>
+              <w:t>–</w:t>
+            </w:r>
+            <w:r>
+              <w:rPr>
+                <w:rFonts w:ascii="BRH Devanagari Extra" w:hAnsi="BRH Devanagari Extra" w:cs="BRH Devanagari Extra"/>
+                <w:color w:val="000000"/>
+                <w:sz w:val="32"/>
+                <w:szCs w:val="40"/>
+              </w:rPr>
+              <w:t xml:space="preserve">¦ÉÑlÉÉÿ | AÉ | </w:t>
+            </w:r>
           </w:p>
           <w:p>
             <w:pPr>
@@ -10893,510 +10929,230 @@
               <w:adjustRightInd w:val="0"/>
               <w:spacing w:before="0" w:line="240" w:lineRule="auto"/>
               <w:rPr>
-                <w:rFonts w:cs="BRH Devanagari Extra"/>
-                <w:color w:val="000000"/>
-                <w:szCs w:val="40"/>
-              </w:rPr>
-            </w:pPr>
-          </w:p>
-          <w:p>
-            <w:pPr>
-              <w:widowControl w:val="0"/>
-              <w:autoSpaceDE w:val="0"/>
-              <w:autoSpaceDN w:val="0"/>
-              <w:adjustRightInd w:val="0"/>
-              <w:spacing w:before="0" w:line="240" w:lineRule="auto"/>
-              <w:rPr>
-                <w:rFonts w:cs="BRH Devanagari Extra"/>
-                <w:color w:val="000000"/>
-                <w:szCs w:val="40"/>
-              </w:rPr>
-            </w:pPr>
-          </w:p>
-          <w:p>
-            <w:pPr>
-              <w:widowControl w:val="0"/>
-              <w:autoSpaceDE w:val="0"/>
-              <w:autoSpaceDN w:val="0"/>
-              <w:adjustRightInd w:val="0"/>
-              <w:spacing w:before="0" w:line="240" w:lineRule="auto"/>
-              <w:rPr>
-                <w:rFonts w:cs="BRH Devanagari Extra"/>
-                <w:color w:val="000000"/>
-                <w:szCs w:val="40"/>
-              </w:rPr>
-            </w:pPr>
-          </w:p>
-          <w:p>
-            <w:pPr>
-              <w:widowControl w:val="0"/>
-              <w:autoSpaceDE w:val="0"/>
-              <w:autoSpaceDN w:val="0"/>
-              <w:adjustRightInd w:val="0"/>
-              <w:spacing w:before="0" w:line="240" w:lineRule="auto"/>
-              <w:rPr>
-                <w:rFonts w:cs="BRH Devanagari Extra"/>
-                <w:color w:val="000000"/>
-                <w:szCs w:val="40"/>
-              </w:rPr>
-            </w:pPr>
-          </w:p>
-          <w:p>
-            <w:pPr>
-              <w:widowControl w:val="0"/>
-              <w:autoSpaceDE w:val="0"/>
-              <w:autoSpaceDN w:val="0"/>
-              <w:adjustRightInd w:val="0"/>
-              <w:spacing w:before="0" w:line="240" w:lineRule="auto"/>
-              <w:rPr>
-                <w:rFonts w:ascii="BRH Devanagari Extra" w:hAnsi="BRH Devanagari Extra" w:cs="BRH Devanagari Extra"/>
-                <w:color w:val="000000"/>
-                <w:sz w:val="32"/>
-                <w:szCs w:val="40"/>
-              </w:rPr>
-            </w:pPr>
-            <w:r>
-              <w:rPr>
-                <w:rFonts w:cs="BRH Devanagari Extra"/>
-                <w:color w:val="000000"/>
-                <w:szCs w:val="40"/>
-              </w:rPr>
-              <w:lastRenderedPageBreak/>
-              <w:t>22</w:t>
-            </w:r>
-            <w:r>
-              <w:rPr>
-                <w:rFonts w:ascii="BRH Devanagari Extra" w:hAnsi="BRH Devanagari Extra" w:cs="BRH Devanagari Extra"/>
-                <w:color w:val="000000"/>
-                <w:sz w:val="32"/>
-                <w:szCs w:val="40"/>
-              </w:rPr>
-              <w:t>)</w:t>
-            </w:r>
-            <w:r>
-              <w:rPr>
-                <w:rFonts w:ascii="BRH Devanagari Extra" w:hAnsi="BRH Devanagari Extra" w:cs="BRH Devanagari Extra"/>
-                <w:color w:val="000000"/>
-                <w:sz w:val="32"/>
-                <w:szCs w:val="40"/>
-              </w:rPr>
-              <w:tab/>
-            </w:r>
-            <w:r>
-              <w:rPr>
-                <w:rFonts w:cs="BRH Devanagari Extra"/>
-                <w:color w:val="000000"/>
-                <w:szCs w:val="40"/>
-              </w:rPr>
-              <w:t>3</w:t>
-            </w:r>
-            <w:r>
-              <w:rPr>
-                <w:rFonts w:ascii="BRH Devanagari Extra" w:hAnsi="BRH Devanagari Extra" w:cs="BRH Devanagari Extra"/>
-                <w:color w:val="000000"/>
-                <w:sz w:val="32"/>
-                <w:szCs w:val="40"/>
-              </w:rPr>
-              <w:t>.</w:t>
-            </w:r>
-            <w:r>
-              <w:rPr>
-                <w:rFonts w:cs="BRH Devanagari Extra"/>
-                <w:color w:val="000000"/>
-                <w:szCs w:val="40"/>
-              </w:rPr>
-              <w:t>1</w:t>
-            </w:r>
-            <w:r>
-              <w:rPr>
-                <w:rFonts w:ascii="BRH Devanagari Extra" w:hAnsi="BRH Devanagari Extra" w:cs="BRH Devanagari Extra"/>
-                <w:color w:val="000000"/>
-                <w:sz w:val="32"/>
-                <w:szCs w:val="40"/>
-              </w:rPr>
-              <w:t>.</w:t>
-            </w:r>
-            <w:r>
-              <w:rPr>
-                <w:rFonts w:cs="BRH Devanagari Extra"/>
-                <w:color w:val="000000"/>
-                <w:szCs w:val="40"/>
-              </w:rPr>
-              <w:t>11</w:t>
-            </w:r>
-            <w:r>
-              <w:rPr>
-                <w:rFonts w:ascii="BRH Devanagari Extra" w:hAnsi="BRH Devanagari Extra" w:cs="BRH Devanagari Extra"/>
-                <w:color w:val="000000"/>
-                <w:sz w:val="32"/>
-                <w:szCs w:val="40"/>
-              </w:rPr>
-              <w:t>.</w:t>
-            </w:r>
-            <w:r>
-              <w:rPr>
-                <w:rFonts w:cs="BRH Devanagari Extra"/>
-                <w:color w:val="000000"/>
-                <w:szCs w:val="40"/>
-              </w:rPr>
-              <w:t>7</w:t>
-            </w:r>
-            <w:r>
-              <w:rPr>
-                <w:rFonts w:ascii="BRH Devanagari Extra" w:hAnsi="BRH Devanagari Extra" w:cs="BRH Devanagari Extra"/>
-                <w:color w:val="000000"/>
-                <w:sz w:val="32"/>
-                <w:szCs w:val="40"/>
-              </w:rPr>
-              <w:t>(</w:t>
-            </w:r>
-            <w:r>
-              <w:rPr>
-                <w:rFonts w:cs="BRH Devanagari Extra"/>
-                <w:color w:val="000000"/>
-                <w:szCs w:val="40"/>
-              </w:rPr>
-              <w:t>19</w:t>
-            </w:r>
-            <w:r>
-              <w:rPr>
-                <w:rFonts w:ascii="BRH Devanagari Extra" w:hAnsi="BRH Devanagari Extra" w:cs="BRH Devanagari Extra"/>
-                <w:color w:val="000000"/>
-                <w:sz w:val="32"/>
-                <w:szCs w:val="40"/>
-              </w:rPr>
-              <w:t>)</w:t>
-            </w:r>
-            <w:proofErr w:type="gramStart"/>
-            <w:r>
-              <w:rPr>
-                <w:rFonts w:ascii="BRH Devanagari Extra" w:hAnsi="BRH Devanagari Extra" w:cs="BRH Devanagari Extra"/>
-                <w:color w:val="000000"/>
-                <w:sz w:val="32"/>
-                <w:szCs w:val="40"/>
-              </w:rPr>
-              <w:t>-  L</w:t>
-            </w:r>
-            <w:proofErr w:type="gramEnd"/>
-            <w:r>
-              <w:rPr>
-                <w:rFonts w:ascii="BRH Malayalam Extra" w:hAnsi="BRH Malayalam Extra" w:cs="BRH Devanagari Extra"/>
-                <w:color w:val="000000"/>
-                <w:sz w:val="26"/>
-                <w:szCs w:val="40"/>
-              </w:rPr>
-              <w:t>–</w:t>
-            </w:r>
-            <w:r>
-              <w:rPr>
-                <w:rFonts w:ascii="BRH Devanagari Extra" w:hAnsi="BRH Devanagari Extra" w:cs="BRH Devanagari Extra"/>
-                <w:color w:val="000000"/>
-                <w:sz w:val="32"/>
-                <w:szCs w:val="40"/>
-              </w:rPr>
-              <w:t>iÉålÉþ | xiÉ</w:t>
-            </w:r>
-            <w:r>
-              <w:rPr>
-                <w:rFonts w:ascii="BRH Malayalam Extra" w:hAnsi="BRH Malayalam Extra" w:cs="BRH Devanagari Extra"/>
-                <w:color w:val="000000"/>
-                <w:sz w:val="26"/>
-                <w:szCs w:val="40"/>
-              </w:rPr>
-              <w:t>–</w:t>
-            </w:r>
-            <w:r>
-              <w:rPr>
-                <w:rFonts w:ascii="BRH Devanagari Extra" w:hAnsi="BRH Devanagari Extra" w:cs="BRH Devanagari Extra"/>
-                <w:color w:val="000000"/>
-                <w:sz w:val="32"/>
-                <w:szCs w:val="40"/>
-              </w:rPr>
-              <w:t>lÉ</w:t>
-            </w:r>
-            <w:r>
-              <w:rPr>
-                <w:rFonts w:ascii="BRH Malayalam Extra" w:hAnsi="BRH Malayalam Extra" w:cs="BRH Devanagari Extra"/>
-                <w:color w:val="000000"/>
-                <w:sz w:val="26"/>
-                <w:szCs w:val="40"/>
-              </w:rPr>
-              <w:t>–</w:t>
-            </w:r>
-            <w:r>
-              <w:rPr>
-                <w:rFonts w:ascii="BRH Devanagari Extra" w:hAnsi="BRH Devanagari Extra" w:cs="BRH Devanagari Extra"/>
-                <w:color w:val="000000"/>
-                <w:sz w:val="32"/>
-                <w:szCs w:val="40"/>
-              </w:rPr>
-              <w:t>ÌrÉ</w:t>
-            </w:r>
-            <w:r>
-              <w:rPr>
-                <w:rFonts w:ascii="BRH Malayalam Extra" w:hAnsi="BRH Malayalam Extra" w:cs="BRH Devanagari Extra"/>
-                <w:color w:val="000000"/>
-                <w:sz w:val="26"/>
-                <w:szCs w:val="40"/>
-              </w:rPr>
-              <w:t>–</w:t>
-            </w:r>
-            <w:r>
-              <w:rPr>
-                <w:rFonts w:ascii="BRH Devanagari Extra" w:hAnsi="BRH Devanagari Extra" w:cs="BRH Devanagari Extra"/>
-                <w:color w:val="000000"/>
-                <w:sz w:val="32"/>
-                <w:szCs w:val="40"/>
-              </w:rPr>
-              <w:t xml:space="preserve">¦ÉÑlÉÉÿ | AÉ | </w:t>
-            </w:r>
-          </w:p>
-          <w:p>
-            <w:pPr>
-              <w:widowControl w:val="0"/>
-              <w:autoSpaceDE w:val="0"/>
-              <w:autoSpaceDN w:val="0"/>
-              <w:adjustRightInd w:val="0"/>
-              <w:spacing w:before="0" w:line="240" w:lineRule="auto"/>
-              <w:rPr>
-                <w:rFonts w:ascii="BRH Devanagari Extra" w:hAnsi="BRH Devanagari Extra" w:cs="BRH Devanagari Extra"/>
-                <w:color w:val="000000"/>
-                <w:sz w:val="32"/>
-                <w:szCs w:val="40"/>
-              </w:rPr>
-            </w:pPr>
-            <w:r>
-              <w:rPr>
-                <w:rFonts w:ascii="BRH Devanagari Extra" w:hAnsi="BRH Devanagari Extra" w:cs="BRH Devanagari Extra"/>
-                <w:color w:val="000000"/>
-                <w:sz w:val="32"/>
-                <w:szCs w:val="40"/>
-              </w:rPr>
-              <w:t>L</w:t>
-            </w:r>
-            <w:r>
-              <w:rPr>
-                <w:rFonts w:ascii="BRH Malayalam Extra" w:hAnsi="BRH Malayalam Extra" w:cs="BRH Devanagari Extra"/>
-                <w:color w:val="000000"/>
-                <w:sz w:val="26"/>
-                <w:szCs w:val="40"/>
-              </w:rPr>
-              <w:t>–</w:t>
-            </w:r>
-            <w:r>
-              <w:rPr>
-                <w:rFonts w:ascii="BRH Devanagari Extra" w:hAnsi="BRH Devanagari Extra" w:cs="BRH Devanagari Extra"/>
-                <w:color w:val="000000"/>
-                <w:sz w:val="32"/>
-                <w:szCs w:val="40"/>
-              </w:rPr>
-              <w:t>iÉålÉþ xiÉlÉÌrÉ</w:t>
-            </w:r>
-            <w:r>
-              <w:rPr>
-                <w:rFonts w:ascii="BRH Malayalam Extra" w:hAnsi="BRH Malayalam Extra" w:cs="BRH Devanagari Extra"/>
-                <w:color w:val="000000"/>
-                <w:sz w:val="26"/>
-                <w:szCs w:val="40"/>
-              </w:rPr>
-              <w:t>–</w:t>
-            </w:r>
-            <w:r>
-              <w:rPr>
-                <w:rFonts w:ascii="BRH Devanagari Extra" w:hAnsi="BRH Devanagari Extra" w:cs="BRH Devanagari Extra"/>
-                <w:color w:val="000000"/>
-                <w:sz w:val="32"/>
-                <w:szCs w:val="40"/>
-              </w:rPr>
-              <w:t>¦ÉÑlÉÉÿ xiÉlÉÌrÉ</w:t>
-            </w:r>
-            <w:r>
-              <w:rPr>
-                <w:rFonts w:ascii="BRH Malayalam Extra" w:hAnsi="BRH Malayalam Extra" w:cs="BRH Devanagari Extra"/>
-                <w:color w:val="000000"/>
-                <w:sz w:val="26"/>
-                <w:szCs w:val="40"/>
-              </w:rPr>
-              <w:t>–</w:t>
-            </w:r>
-            <w:r>
-              <w:rPr>
-                <w:rFonts w:ascii="BRH Devanagari Extra" w:hAnsi="BRH Devanagari Extra" w:cs="BRH Devanagari Extra"/>
-                <w:color w:val="000000"/>
-                <w:sz w:val="32"/>
-                <w:szCs w:val="40"/>
-              </w:rPr>
-              <w:t>¦ÉÑ lÉæ</w:t>
-            </w:r>
-            <w:r>
-              <w:rPr>
-                <w:rFonts w:ascii="BRH Malayalam Extra" w:hAnsi="BRH Malayalam Extra" w:cs="BRH Devanagari Extra"/>
-                <w:color w:val="000000"/>
-                <w:sz w:val="26"/>
-                <w:szCs w:val="40"/>
-              </w:rPr>
-              <w:t>–</w:t>
-            </w:r>
-            <w:r>
-              <w:rPr>
-                <w:rFonts w:ascii="BRH Devanagari Extra" w:hAnsi="BRH Devanagari Extra" w:cs="BRH Devanagari Extra"/>
-                <w:color w:val="000000"/>
-                <w:sz w:val="32"/>
-                <w:szCs w:val="40"/>
-              </w:rPr>
-              <w:t>iÉålÉæ</w:t>
-            </w:r>
-            <w:r>
-              <w:rPr>
-                <w:rFonts w:ascii="BRH Malayalam Extra" w:hAnsi="BRH Malayalam Extra" w:cs="BRH Devanagari Extra"/>
-                <w:color w:val="000000"/>
-                <w:sz w:val="26"/>
-                <w:szCs w:val="40"/>
-              </w:rPr>
-              <w:t>–</w:t>
-            </w:r>
-            <w:r>
-              <w:rPr>
-                <w:rFonts w:ascii="BRH Devanagari Extra" w:hAnsi="BRH Devanagari Extra" w:cs="BRH Devanagari Extra"/>
-                <w:color w:val="000000"/>
-                <w:sz w:val="32"/>
-                <w:szCs w:val="40"/>
-              </w:rPr>
-              <w:t>iÉålÉþ xiÉlÉÌrÉ</w:t>
-            </w:r>
-            <w:r>
-              <w:rPr>
-                <w:rFonts w:ascii="BRH Malayalam Extra" w:hAnsi="BRH Malayalam Extra" w:cs="BRH Devanagari Extra"/>
-                <w:color w:val="000000"/>
-                <w:sz w:val="26"/>
-                <w:szCs w:val="40"/>
-              </w:rPr>
-              <w:t>–</w:t>
-            </w:r>
-            <w:r>
-              <w:rPr>
-                <w:rFonts w:ascii="BRH Devanagari Extra" w:hAnsi="BRH Devanagari Extra" w:cs="BRH Devanagari Extra"/>
-                <w:color w:val="000000"/>
-                <w:sz w:val="32"/>
-                <w:szCs w:val="40"/>
-              </w:rPr>
-              <w:t>¦ÉÑlÉÉ ÅÅxiÉþlÉÌrÉ</w:t>
-            </w:r>
-            <w:r>
-              <w:rPr>
-                <w:rFonts w:ascii="BRH Malayalam Extra" w:hAnsi="BRH Malayalam Extra" w:cs="BRH Devanagari Extra"/>
-                <w:color w:val="000000"/>
-                <w:sz w:val="26"/>
-                <w:szCs w:val="40"/>
-              </w:rPr>
-              <w:t>–</w:t>
-            </w:r>
-            <w:r>
-              <w:rPr>
-                <w:rFonts w:ascii="BRH Devanagari Extra" w:hAnsi="BRH Devanagari Extra" w:cs="BRH Devanagari Extra"/>
-                <w:color w:val="000000"/>
-                <w:sz w:val="32"/>
-                <w:szCs w:val="40"/>
-              </w:rPr>
-              <w:t>¦ÉÑ lÉæ</w:t>
-            </w:r>
-            <w:r>
-              <w:rPr>
-                <w:rFonts w:ascii="BRH Malayalam Extra" w:hAnsi="BRH Malayalam Extra" w:cs="BRH Devanagari Extra"/>
-                <w:color w:val="000000"/>
-                <w:sz w:val="26"/>
-                <w:szCs w:val="40"/>
-              </w:rPr>
-              <w:t>–</w:t>
-            </w:r>
-            <w:r>
-              <w:rPr>
-                <w:rFonts w:ascii="BRH Devanagari Extra" w:hAnsi="BRH Devanagari Extra" w:cs="BRH Devanagari Extra"/>
-                <w:color w:val="000000"/>
-                <w:sz w:val="32"/>
-                <w:szCs w:val="40"/>
-              </w:rPr>
-              <w:t>iÉålÉæ</w:t>
-            </w:r>
-            <w:r>
-              <w:rPr>
-                <w:rFonts w:ascii="BRH Malayalam Extra" w:hAnsi="BRH Malayalam Extra" w:cs="BRH Devanagari Extra"/>
-                <w:color w:val="000000"/>
-                <w:sz w:val="26"/>
-                <w:szCs w:val="40"/>
-              </w:rPr>
-              <w:t>–</w:t>
-            </w:r>
-            <w:r>
-              <w:rPr>
-                <w:rFonts w:ascii="BRH Devanagari Extra" w:hAnsi="BRH Devanagari Extra" w:cs="BRH Devanagari Extra"/>
-                <w:color w:val="000000"/>
-                <w:sz w:val="32"/>
-                <w:szCs w:val="40"/>
-              </w:rPr>
-              <w:t>iÉålÉþ xiÉlÉÌrÉ</w:t>
-            </w:r>
-            <w:r>
-              <w:rPr>
-                <w:rFonts w:ascii="BRH Malayalam Extra" w:hAnsi="BRH Malayalam Extra" w:cs="BRH Devanagari Extra"/>
-                <w:color w:val="000000"/>
-                <w:sz w:val="26"/>
-                <w:szCs w:val="40"/>
-              </w:rPr>
-              <w:t>–</w:t>
-            </w:r>
-            <w:r>
-              <w:rPr>
-                <w:rFonts w:ascii="BRH Devanagari Extra" w:hAnsi="BRH Devanagari Extra" w:cs="BRH Devanagari Extra"/>
-                <w:color w:val="000000"/>
-                <w:sz w:val="32"/>
-                <w:szCs w:val="40"/>
-              </w:rPr>
-              <w:t>¦É</w:t>
-            </w:r>
-            <w:r>
-              <w:rPr>
-                <w:rFonts w:ascii="BRH Devanagari Extra" w:hAnsi="BRH Devanagari Extra" w:cs="BRH Devanagari Extra"/>
-                <w:color w:val="000000"/>
-                <w:sz w:val="32"/>
-                <w:szCs w:val="40"/>
-                <w:highlight w:val="yellow"/>
-              </w:rPr>
-              <w:t>Ñ</w:t>
-            </w:r>
-            <w:r>
-              <w:rPr>
-                <w:rFonts w:ascii="BRH Devanagari Extra" w:hAnsi="BRH Devanagari Extra" w:cs="BRH Devanagari Extra"/>
-                <w:color w:val="000000"/>
-                <w:sz w:val="32"/>
-                <w:szCs w:val="40"/>
-                <w:highlight w:val="green"/>
-              </w:rPr>
-              <w:t>lÉÉ</w:t>
-            </w:r>
-            <w:r>
-              <w:rPr>
-                <w:rFonts w:ascii="BRH Devanagari Extra" w:hAnsi="BRH Devanagari Extra" w:cs="BRH Devanagari Extra"/>
-                <w:color w:val="000000"/>
-                <w:sz w:val="32"/>
-                <w:szCs w:val="40"/>
-              </w:rPr>
-              <w:t xml:space="preserve"> | </w:t>
-            </w:r>
-          </w:p>
-          <w:p>
-            <w:pPr>
-              <w:widowControl w:val="0"/>
-              <w:autoSpaceDE w:val="0"/>
-              <w:autoSpaceDN w:val="0"/>
-              <w:adjustRightInd w:val="0"/>
-              <w:spacing w:before="0" w:line="240" w:lineRule="auto"/>
-              <w:rPr>
                 <w:rFonts w:cs="BRH Malayalam Extra"/>
                 <w:color w:val="FF0000"/>
                 <w:szCs w:val="40"/>
               </w:rPr>
             </w:pPr>
+            <w:r>
+              <w:rPr>
+                <w:rFonts w:ascii="BRH Devanagari Extra" w:hAnsi="BRH Devanagari Extra" w:cs="BRH Devanagari Extra"/>
+                <w:color w:val="000000"/>
+                <w:sz w:val="32"/>
+                <w:szCs w:val="40"/>
+              </w:rPr>
+              <w:t>L</w:t>
+            </w:r>
+            <w:r>
+              <w:rPr>
+                <w:rFonts w:ascii="BRH Malayalam Extra" w:hAnsi="BRH Malayalam Extra" w:cs="BRH Devanagari Extra"/>
+                <w:color w:val="000000"/>
+                <w:sz w:val="26"/>
+                <w:szCs w:val="40"/>
+              </w:rPr>
+              <w:t>–</w:t>
+            </w:r>
+            <w:r>
+              <w:rPr>
+                <w:rFonts w:ascii="BRH Devanagari Extra" w:hAnsi="BRH Devanagari Extra" w:cs="BRH Devanagari Extra"/>
+                <w:color w:val="000000"/>
+                <w:sz w:val="32"/>
+                <w:szCs w:val="40"/>
+              </w:rPr>
+              <w:t>iÉålÉþ xiÉlÉÌrÉ</w:t>
+            </w:r>
+            <w:r>
+              <w:rPr>
+                <w:rFonts w:ascii="BRH Malayalam Extra" w:hAnsi="BRH Malayalam Extra" w:cs="BRH Devanagari Extra"/>
+                <w:color w:val="000000"/>
+                <w:sz w:val="26"/>
+                <w:szCs w:val="40"/>
+              </w:rPr>
+              <w:t>–</w:t>
+            </w:r>
+            <w:r>
+              <w:rPr>
+                <w:rFonts w:ascii="BRH Devanagari Extra" w:hAnsi="BRH Devanagari Extra" w:cs="BRH Devanagari Extra"/>
+                <w:color w:val="000000"/>
+                <w:sz w:val="32"/>
+                <w:szCs w:val="40"/>
+              </w:rPr>
+              <w:t>¦ÉÑlÉÉÿ xiÉlÉÌrÉ</w:t>
+            </w:r>
+            <w:r>
+              <w:rPr>
+                <w:rFonts w:ascii="BRH Malayalam Extra" w:hAnsi="BRH Malayalam Extra" w:cs="BRH Devanagari Extra"/>
+                <w:color w:val="000000"/>
+                <w:sz w:val="26"/>
+                <w:szCs w:val="40"/>
+              </w:rPr>
+              <w:t>–</w:t>
+            </w:r>
+            <w:r>
+              <w:rPr>
+                <w:rFonts w:ascii="BRH Devanagari Extra" w:hAnsi="BRH Devanagari Extra" w:cs="BRH Devanagari Extra"/>
+                <w:color w:val="000000"/>
+                <w:sz w:val="32"/>
+                <w:szCs w:val="40"/>
+              </w:rPr>
+              <w:t>¦ÉÑ lÉæ</w:t>
+            </w:r>
+            <w:r>
+              <w:rPr>
+                <w:rFonts w:ascii="BRH Malayalam Extra" w:hAnsi="BRH Malayalam Extra" w:cs="BRH Devanagari Extra"/>
+                <w:color w:val="000000"/>
+                <w:sz w:val="26"/>
+                <w:szCs w:val="40"/>
+              </w:rPr>
+              <w:t>–</w:t>
+            </w:r>
+            <w:r>
+              <w:rPr>
+                <w:rFonts w:ascii="BRH Devanagari Extra" w:hAnsi="BRH Devanagari Extra" w:cs="BRH Devanagari Extra"/>
+                <w:color w:val="000000"/>
+                <w:sz w:val="32"/>
+                <w:szCs w:val="40"/>
+              </w:rPr>
+              <w:t>iÉålÉæ</w:t>
+            </w:r>
+            <w:r>
+              <w:rPr>
+                <w:rFonts w:ascii="BRH Malayalam Extra" w:hAnsi="BRH Malayalam Extra" w:cs="BRH Devanagari Extra"/>
+                <w:color w:val="000000"/>
+                <w:sz w:val="26"/>
+                <w:szCs w:val="40"/>
+              </w:rPr>
+              <w:t>–</w:t>
+            </w:r>
+            <w:r>
+              <w:rPr>
+                <w:rFonts w:ascii="BRH Devanagari Extra" w:hAnsi="BRH Devanagari Extra" w:cs="BRH Devanagari Extra"/>
+                <w:color w:val="000000"/>
+                <w:sz w:val="32"/>
+                <w:szCs w:val="40"/>
+              </w:rPr>
+              <w:t>iÉålÉþ xiÉlÉÌrÉ</w:t>
+            </w:r>
+            <w:r>
+              <w:rPr>
+                <w:rFonts w:ascii="BRH Malayalam Extra" w:hAnsi="BRH Malayalam Extra" w:cs="BRH Devanagari Extra"/>
+                <w:color w:val="000000"/>
+                <w:sz w:val="26"/>
+                <w:szCs w:val="40"/>
+              </w:rPr>
+              <w:t>–</w:t>
+            </w:r>
+            <w:r>
+              <w:rPr>
+                <w:rFonts w:ascii="BRH Devanagari Extra" w:hAnsi="BRH Devanagari Extra" w:cs="BRH Devanagari Extra"/>
+                <w:color w:val="000000"/>
+                <w:sz w:val="32"/>
+                <w:szCs w:val="40"/>
+              </w:rPr>
+              <w:t>¦ÉÑlÉÉ ÅÅxiÉþlÉÌrÉ</w:t>
+            </w:r>
+            <w:r>
+              <w:rPr>
+                <w:rFonts w:ascii="BRH Malayalam Extra" w:hAnsi="BRH Malayalam Extra" w:cs="BRH Devanagari Extra"/>
+                <w:color w:val="000000"/>
+                <w:sz w:val="26"/>
+                <w:szCs w:val="40"/>
+              </w:rPr>
+              <w:t>–</w:t>
+            </w:r>
+            <w:r>
+              <w:rPr>
+                <w:rFonts w:ascii="BRH Devanagari Extra" w:hAnsi="BRH Devanagari Extra" w:cs="BRH Devanagari Extra"/>
+                <w:color w:val="000000"/>
+                <w:sz w:val="32"/>
+                <w:szCs w:val="40"/>
+              </w:rPr>
+              <w:t>¦ÉÑ lÉæ</w:t>
+            </w:r>
+            <w:r>
+              <w:rPr>
+                <w:rFonts w:ascii="BRH Malayalam Extra" w:hAnsi="BRH Malayalam Extra" w:cs="BRH Devanagari Extra"/>
+                <w:color w:val="000000"/>
+                <w:sz w:val="26"/>
+                <w:szCs w:val="40"/>
+              </w:rPr>
+              <w:t>–</w:t>
+            </w:r>
+            <w:r>
+              <w:rPr>
+                <w:rFonts w:ascii="BRH Devanagari Extra" w:hAnsi="BRH Devanagari Extra" w:cs="BRH Devanagari Extra"/>
+                <w:color w:val="000000"/>
+                <w:sz w:val="32"/>
+                <w:szCs w:val="40"/>
+              </w:rPr>
+              <w:lastRenderedPageBreak/>
+              <w:t>iÉålÉæ</w:t>
+            </w:r>
+            <w:r>
+              <w:rPr>
+                <w:rFonts w:ascii="BRH Malayalam Extra" w:hAnsi="BRH Malayalam Extra" w:cs="BRH Devanagari Extra"/>
+                <w:color w:val="000000"/>
+                <w:sz w:val="26"/>
+                <w:szCs w:val="40"/>
+              </w:rPr>
+              <w:t>–</w:t>
+            </w:r>
+            <w:r>
+              <w:rPr>
+                <w:rFonts w:ascii="BRH Devanagari Extra" w:hAnsi="BRH Devanagari Extra" w:cs="BRH Devanagari Extra"/>
+                <w:color w:val="000000"/>
+                <w:sz w:val="32"/>
+                <w:szCs w:val="40"/>
+              </w:rPr>
+              <w:t>iÉålÉþ xiÉlÉÌrÉ</w:t>
+            </w:r>
+            <w:r>
+              <w:rPr>
+                <w:rFonts w:ascii="BRH Malayalam Extra" w:hAnsi="BRH Malayalam Extra" w:cs="BRH Devanagari Extra"/>
+                <w:color w:val="000000"/>
+                <w:sz w:val="26"/>
+                <w:szCs w:val="40"/>
+              </w:rPr>
+              <w:t>–</w:t>
+            </w:r>
+            <w:r>
+              <w:rPr>
+                <w:rFonts w:ascii="BRH Devanagari Extra" w:hAnsi="BRH Devanagari Extra" w:cs="BRH Devanagari Extra"/>
+                <w:color w:val="000000"/>
+                <w:sz w:val="32"/>
+                <w:szCs w:val="40"/>
+              </w:rPr>
+              <w:t>¦É</w:t>
+            </w:r>
+            <w:r>
+              <w:rPr>
+                <w:rFonts w:ascii="BRH Devanagari Extra" w:hAnsi="BRH Devanagari Extra" w:cs="BRH Devanagari Extra"/>
+                <w:color w:val="000000"/>
+                <w:sz w:val="32"/>
+                <w:szCs w:val="40"/>
+                <w:highlight w:val="yellow"/>
+              </w:rPr>
+              <w:t>Ñ</w:t>
+            </w:r>
+            <w:r>
+              <w:rPr>
+                <w:rFonts w:ascii="BRH Devanagari Extra" w:hAnsi="BRH Devanagari Extra" w:cs="BRH Devanagari Extra"/>
+                <w:color w:val="000000"/>
+                <w:sz w:val="32"/>
+                <w:szCs w:val="40"/>
+                <w:highlight w:val="green"/>
+              </w:rPr>
+              <w:t>lÉÉ</w:t>
+            </w:r>
+            <w:r>
+              <w:rPr>
+                <w:rFonts w:ascii="BRH Devanagari Extra" w:hAnsi="BRH Devanagari Extra" w:cs="BRH Devanagari Extra"/>
+                <w:color w:val="000000"/>
+                <w:sz w:val="32"/>
+                <w:szCs w:val="40"/>
+              </w:rPr>
+              <w:t xml:space="preserve"> | </w:t>
+            </w:r>
           </w:p>
         </w:tc>
       </w:tr>
@@ -11424,32 +11180,6 @@
         <w:lastRenderedPageBreak/>
         <w:t>===========</w:t>
       </w:r>
-    </w:p>
-    <w:p>
-      <w:pPr>
-        <w:spacing w:before="0" w:line="240" w:lineRule="auto"/>
-        <w:jc w:val="center"/>
-        <w:rPr>
-          <w:b/>
-          <w:bCs/>
-          <w:sz w:val="32"/>
-          <w:szCs w:val="32"/>
-          <w:u w:val="single"/>
-        </w:rPr>
-      </w:pPr>
-    </w:p>
-    <w:p>
-      <w:pPr>
-        <w:spacing w:before="0" w:line="240" w:lineRule="auto"/>
-        <w:jc w:val="center"/>
-        <w:rPr>
-          <w:b/>
-          <w:bCs/>
-          <w:sz w:val="32"/>
-          <w:szCs w:val="32"/>
-          <w:u w:val="single"/>
-        </w:rPr>
-      </w:pPr>
     </w:p>
     <w:p>
       <w:pPr>
@@ -11882,7 +11612,7 @@
 </file>
 
 <file path=word/endnotes.xml><?xml version="1.0" encoding="utf-8"?>
-<w:endnotes xmlns:wpc="http://schemas.microsoft.com/office/word/2010/wordprocessingCanvas" xmlns:cx="http://schemas.microsoft.com/office/drawing/2014/chartex" xmlns:cx1="http://schemas.microsoft.com/office/drawing/2015/9/8/chartex" xmlns:cx2="http://schemas.microsoft.com/office/drawing/2015/10/21/chartex" xmlns:cx3="http://schemas.microsoft.com/office/drawing/2016/5/9/chartex" xmlns:cx4="http://schemas.microsoft.com/office/drawing/2016/5/10/chartex" xmlns:cx5="http://schemas.microsoft.com/office/drawing/2016/5/11/chartex" xmlns:cx6="http://schemas.microsoft.com/office/drawing/2016/5/12/chartex" xmlns:cx7="http://schemas.microsoft.com/office/drawing/2016/5/13/chartex" xmlns:cx8="http://schemas.microsoft.com/office/drawing/2016/5/14/chartex" xmlns:mc="http://schemas.openxmlformats.org/markup-compatibility/2006" xmlns:aink="http://schemas.microsoft.com/office/drawing/2016/ink" xmlns:am3d="http://schemas.microsoft.com/office/drawing/2017/model3d" xmlns:o="urn:schemas-microsoft-com:office:office" xmlns:oel="http://schemas.microsoft.com/office/2019/extlst" xmlns:r="http://schemas.openxmlformats.org/officeDocument/2006/relationships" xmlns:m="http://schemas.openxmlformats.org/officeDocument/2006/math" xmlns:v="urn:schemas-microsoft-com:vml" xmlns:wp14="http://schemas.microsoft.com/office/word/2010/wordprocessingDrawing" xmlns:wp="http://schemas.openxmlformats.org/drawingml/2006/wordprocessingDrawing" xmlns:w10="urn:schemas-microsoft-com:office:word" xmlns:w="http://schemas.openxmlformats.org/wordprocessingml/2006/main" xmlns:w14="http://schemas.microsoft.com/office/word/2010/wordml" xmlns:w15="http://schemas.microsoft.com/office/word/2012/wordml" xmlns:w16cex="http://schemas.microsoft.com/office/word/2018/wordml/cex" xmlns:w16cid="http://schemas.microsoft.com/office/word/2016/wordml/cid" xmlns:w16="http://schemas.microsoft.com/office/word/2018/wordml" xmlns:w16sdtdh="http://schemas.microsoft.com/office/word/2020/wordml/sdtdatahash" xmlns:w16se="http://schemas.microsoft.com/office/word/2015/wordml/symex" xmlns:wpg="http://schemas.microsoft.com/office/word/2010/wordprocessingGroup" xmlns:wpi="http://schemas.microsoft.com/office/word/2010/wordprocessingInk" xmlns:wne="http://schemas.microsoft.com/office/word/2006/wordml" xmlns:wps="http://schemas.microsoft.com/office/word/2010/wordprocessingShape" mc:Ignorable="w14 w15 w16se w16cid w16 w16cex w16sdtdh wp14">
+<w:endnotes xmlns:wpc="http://schemas.microsoft.com/office/word/2010/wordprocessingCanvas" xmlns:cx="http://schemas.microsoft.com/office/drawing/2014/chartex" xmlns:cx1="http://schemas.microsoft.com/office/drawing/2015/9/8/chartex" xmlns:cx2="http://schemas.microsoft.com/office/drawing/2015/10/21/chartex" xmlns:cx3="http://schemas.microsoft.com/office/drawing/2016/5/9/chartex" xmlns:cx4="http://schemas.microsoft.com/office/drawing/2016/5/10/chartex" xmlns:cx5="http://schemas.microsoft.com/office/drawing/2016/5/11/chartex" xmlns:cx6="http://schemas.microsoft.com/office/drawing/2016/5/12/chartex" xmlns:cx7="http://schemas.microsoft.com/office/drawing/2016/5/13/chartex" xmlns:cx8="http://schemas.microsoft.com/office/drawing/2016/5/14/chartex" xmlns:mc="http://schemas.openxmlformats.org/markup-compatibility/2006" xmlns:aink="http://schemas.microsoft.com/office/drawing/2016/ink" xmlns:am3d="http://schemas.microsoft.com/office/drawing/2017/model3d" xmlns:o="urn:schemas-microsoft-com:office:office" xmlns:oel="http://schemas.microsoft.com/office/2019/extlst" xmlns:r="http://schemas.openxmlformats.org/officeDocument/2006/relationships" xmlns:m="http://schemas.openxmlformats.org/officeDocument/2006/math" xmlns:v="urn:schemas-microsoft-com:vml" xmlns:wp14="http://schemas.microsoft.com/office/word/2010/wordprocessingDrawing" xmlns:wp="http://schemas.openxmlformats.org/drawingml/2006/wordprocessingDrawing" xmlns:w10="urn:schemas-microsoft-com:office:word" xmlns:w="http://schemas.openxmlformats.org/wordprocessingml/2006/main" xmlns:w14="http://schemas.microsoft.com/office/word/2010/wordml" xmlns:w15="http://schemas.microsoft.com/office/word/2012/wordml" xmlns:w16cex="http://schemas.microsoft.com/office/word/2018/wordml/cex" xmlns:w16cid="http://schemas.microsoft.com/office/word/2016/wordml/cid" xmlns:w16="http://schemas.microsoft.com/office/word/2018/wordml" xmlns:w16du="http://schemas.microsoft.com/office/word/2023/wordml/word16du" xmlns:w16sdtdh="http://schemas.microsoft.com/office/word/2020/wordml/sdtdatahash" xmlns:w16sdtfl="http://schemas.microsoft.com/office/word/2024/wordml/sdtformatlock" xmlns:w16se="http://schemas.microsoft.com/office/word/2015/wordml/symex" xmlns:wpg="http://schemas.microsoft.com/office/word/2010/wordprocessingGroup" xmlns:wpi="http://schemas.microsoft.com/office/word/2010/wordprocessingInk" xmlns:wne="http://schemas.microsoft.com/office/word/2006/wordml" xmlns:wps="http://schemas.microsoft.com/office/word/2010/wordprocessingShape" mc:Ignorable="w14 w15 w16se w16cid w16 w16cex w16sdtdh w16sdtfl w16du wp14">
   <w:endnote w:type="separator" w:id="-1">
     <w:p>
       <w:pPr>
@@ -11907,7 +11637,7 @@
 </file>
 
 <file path=word/footer1.xml><?xml version="1.0" encoding="utf-8"?>
-<w:ftr xmlns:wpc="http://schemas.microsoft.com/office/word/2010/wordprocessingCanvas" xmlns:cx="http://schemas.microsoft.com/office/drawing/2014/chartex" xmlns:cx1="http://schemas.microsoft.com/office/drawing/2015/9/8/chartex" xmlns:cx2="http://schemas.microsoft.com/office/drawing/2015/10/21/chartex" xmlns:cx3="http://schemas.microsoft.com/office/drawing/2016/5/9/chartex" xmlns:cx4="http://schemas.microsoft.com/office/drawing/2016/5/10/chartex" xmlns:cx5="http://schemas.microsoft.com/office/drawing/2016/5/11/chartex" xmlns:cx6="http://schemas.microsoft.com/office/drawing/2016/5/12/chartex" xmlns:cx7="http://schemas.microsoft.com/office/drawing/2016/5/13/chartex" xmlns:cx8="http://schemas.microsoft.com/office/drawing/2016/5/14/chartex" xmlns:mc="http://schemas.openxmlformats.org/markup-compatibility/2006" xmlns:aink="http://schemas.microsoft.com/office/drawing/2016/ink" xmlns:am3d="http://schemas.microsoft.com/office/drawing/2017/model3d" xmlns:o="urn:schemas-microsoft-com:office:office" xmlns:oel="http://schemas.microsoft.com/office/2019/extlst" xmlns:r="http://schemas.openxmlformats.org/officeDocument/2006/relationships" xmlns:m="http://schemas.openxmlformats.org/officeDocument/2006/math" xmlns:v="urn:schemas-microsoft-com:vml" xmlns:wp14="http://schemas.microsoft.com/office/word/2010/wordprocessingDrawing" xmlns:wp="http://schemas.openxmlformats.org/drawingml/2006/wordprocessingDrawing" xmlns:w10="urn:schemas-microsoft-com:office:word" xmlns:w="http://schemas.openxmlformats.org/wordprocessingml/2006/main" xmlns:w14="http://schemas.microsoft.com/office/word/2010/wordml" xmlns:w15="http://schemas.microsoft.com/office/word/2012/wordml" xmlns:w16cex="http://schemas.microsoft.com/office/word/2018/wordml/cex" xmlns:w16cid="http://schemas.microsoft.com/office/word/2016/wordml/cid" xmlns:w16="http://schemas.microsoft.com/office/word/2018/wordml" xmlns:w16sdtdh="http://schemas.microsoft.com/office/word/2020/wordml/sdtdatahash" xmlns:w16se="http://schemas.microsoft.com/office/word/2015/wordml/symex" xmlns:wpg="http://schemas.microsoft.com/office/word/2010/wordprocessingGroup" xmlns:wpi="http://schemas.microsoft.com/office/word/2010/wordprocessingInk" xmlns:wne="http://schemas.microsoft.com/office/word/2006/wordml" xmlns:wps="http://schemas.microsoft.com/office/word/2010/wordprocessingShape" mc:Ignorable="w14 w15 w16se w16cid w16 w16cex w16sdtdh wp14">
+<w:ftr xmlns:wpc="http://schemas.microsoft.com/office/word/2010/wordprocessingCanvas" xmlns:cx="http://schemas.microsoft.com/office/drawing/2014/chartex" xmlns:cx1="http://schemas.microsoft.com/office/drawing/2015/9/8/chartex" xmlns:cx2="http://schemas.microsoft.com/office/drawing/2015/10/21/chartex" xmlns:cx3="http://schemas.microsoft.com/office/drawing/2016/5/9/chartex" xmlns:cx4="http://schemas.microsoft.com/office/drawing/2016/5/10/chartex" xmlns:cx5="http://schemas.microsoft.com/office/drawing/2016/5/11/chartex" xmlns:cx6="http://schemas.microsoft.com/office/drawing/2016/5/12/chartex" xmlns:cx7="http://schemas.microsoft.com/office/drawing/2016/5/13/chartex" xmlns:cx8="http://schemas.microsoft.com/office/drawing/2016/5/14/chartex" xmlns:mc="http://schemas.openxmlformats.org/markup-compatibility/2006" xmlns:aink="http://schemas.microsoft.com/office/drawing/2016/ink" xmlns:am3d="http://schemas.microsoft.com/office/drawing/2017/model3d" xmlns:o="urn:schemas-microsoft-com:office:office" xmlns:oel="http://schemas.microsoft.com/office/2019/extlst" xmlns:r="http://schemas.openxmlformats.org/officeDocument/2006/relationships" xmlns:m="http://schemas.openxmlformats.org/officeDocument/2006/math" xmlns:v="urn:schemas-microsoft-com:vml" xmlns:wp14="http://schemas.microsoft.com/office/word/2010/wordprocessingDrawing" xmlns:wp="http://schemas.openxmlformats.org/drawingml/2006/wordprocessingDrawing" xmlns:w10="urn:schemas-microsoft-com:office:word" xmlns:w="http://schemas.openxmlformats.org/wordprocessingml/2006/main" xmlns:w14="http://schemas.microsoft.com/office/word/2010/wordml" xmlns:w15="http://schemas.microsoft.com/office/word/2012/wordml" xmlns:w16cex="http://schemas.microsoft.com/office/word/2018/wordml/cex" xmlns:w16cid="http://schemas.microsoft.com/office/word/2016/wordml/cid" xmlns:w16="http://schemas.microsoft.com/office/word/2018/wordml" xmlns:w16du="http://schemas.microsoft.com/office/word/2023/wordml/word16du" xmlns:w16sdtdh="http://schemas.microsoft.com/office/word/2020/wordml/sdtdatahash" xmlns:w16sdtfl="http://schemas.microsoft.com/office/word/2024/wordml/sdtformatlock" xmlns:w16se="http://schemas.microsoft.com/office/word/2015/wordml/symex" xmlns:wpg="http://schemas.microsoft.com/office/word/2010/wordprocessingGroup" xmlns:wpi="http://schemas.microsoft.com/office/word/2010/wordprocessingInk" xmlns:wne="http://schemas.microsoft.com/office/word/2006/wordml" xmlns:wps="http://schemas.microsoft.com/office/word/2010/wordprocessingShape" mc:Ignorable="w14 w15 w16se w16cid w16 w16cex w16sdtdh w16sdtfl w16du wp14">
   <w:p>
     <w:pPr>
       <w:pBdr>
@@ -12089,7 +11819,7 @@
 </file>
 
 <file path=word/footer2.xml><?xml version="1.0" encoding="utf-8"?>
-<w:ftr xmlns:wpc="http://schemas.microsoft.com/office/word/2010/wordprocessingCanvas" xmlns:cx="http://schemas.microsoft.com/office/drawing/2014/chartex" xmlns:cx1="http://schemas.microsoft.com/office/drawing/2015/9/8/chartex" xmlns:cx2="http://schemas.microsoft.com/office/drawing/2015/10/21/chartex" xmlns:cx3="http://schemas.microsoft.com/office/drawing/2016/5/9/chartex" xmlns:cx4="http://schemas.microsoft.com/office/drawing/2016/5/10/chartex" xmlns:cx5="http://schemas.microsoft.com/office/drawing/2016/5/11/chartex" xmlns:cx6="http://schemas.microsoft.com/office/drawing/2016/5/12/chartex" xmlns:cx7="http://schemas.microsoft.com/office/drawing/2016/5/13/chartex" xmlns:cx8="http://schemas.microsoft.com/office/drawing/2016/5/14/chartex" xmlns:mc="http://schemas.openxmlformats.org/markup-compatibility/2006" xmlns:aink="http://schemas.microsoft.com/office/drawing/2016/ink" xmlns:am3d="http://schemas.microsoft.com/office/drawing/2017/model3d" xmlns:o="urn:schemas-microsoft-com:office:office" xmlns:oel="http://schemas.microsoft.com/office/2019/extlst" xmlns:r="http://schemas.openxmlformats.org/officeDocument/2006/relationships" xmlns:m="http://schemas.openxmlformats.org/officeDocument/2006/math" xmlns:v="urn:schemas-microsoft-com:vml" xmlns:wp14="http://schemas.microsoft.com/office/word/2010/wordprocessingDrawing" xmlns:wp="http://schemas.openxmlformats.org/drawingml/2006/wordprocessingDrawing" xmlns:w10="urn:schemas-microsoft-com:office:word" xmlns:w="http://schemas.openxmlformats.org/wordprocessingml/2006/main" xmlns:w14="http://schemas.microsoft.com/office/word/2010/wordml" xmlns:w15="http://schemas.microsoft.com/office/word/2012/wordml" xmlns:w16cex="http://schemas.microsoft.com/office/word/2018/wordml/cex" xmlns:w16cid="http://schemas.microsoft.com/office/word/2016/wordml/cid" xmlns:w16="http://schemas.microsoft.com/office/word/2018/wordml" xmlns:w16sdtdh="http://schemas.microsoft.com/office/word/2020/wordml/sdtdatahash" xmlns:w16se="http://schemas.microsoft.com/office/word/2015/wordml/symex" xmlns:wpg="http://schemas.microsoft.com/office/word/2010/wordprocessingGroup" xmlns:wpi="http://schemas.microsoft.com/office/word/2010/wordprocessingInk" xmlns:wne="http://schemas.microsoft.com/office/word/2006/wordml" xmlns:wps="http://schemas.microsoft.com/office/word/2010/wordprocessingShape" mc:Ignorable="w14 w15 w16se w16cid w16 w16cex w16sdtdh wp14">
+<w:ftr xmlns:wpc="http://schemas.microsoft.com/office/word/2010/wordprocessingCanvas" xmlns:cx="http://schemas.microsoft.com/office/drawing/2014/chartex" xmlns:cx1="http://schemas.microsoft.com/office/drawing/2015/9/8/chartex" xmlns:cx2="http://schemas.microsoft.com/office/drawing/2015/10/21/chartex" xmlns:cx3="http://schemas.microsoft.com/office/drawing/2016/5/9/chartex" xmlns:cx4="http://schemas.microsoft.com/office/drawing/2016/5/10/chartex" xmlns:cx5="http://schemas.microsoft.com/office/drawing/2016/5/11/chartex" xmlns:cx6="http://schemas.microsoft.com/office/drawing/2016/5/12/chartex" xmlns:cx7="http://schemas.microsoft.com/office/drawing/2016/5/13/chartex" xmlns:cx8="http://schemas.microsoft.com/office/drawing/2016/5/14/chartex" xmlns:mc="http://schemas.openxmlformats.org/markup-compatibility/2006" xmlns:aink="http://schemas.microsoft.com/office/drawing/2016/ink" xmlns:am3d="http://schemas.microsoft.com/office/drawing/2017/model3d" xmlns:o="urn:schemas-microsoft-com:office:office" xmlns:oel="http://schemas.microsoft.com/office/2019/extlst" xmlns:r="http://schemas.openxmlformats.org/officeDocument/2006/relationships" xmlns:m="http://schemas.openxmlformats.org/officeDocument/2006/math" xmlns:v="urn:schemas-microsoft-com:vml" xmlns:wp14="http://schemas.microsoft.com/office/word/2010/wordprocessingDrawing" xmlns:wp="http://schemas.openxmlformats.org/drawingml/2006/wordprocessingDrawing" xmlns:w10="urn:schemas-microsoft-com:office:word" xmlns:w="http://schemas.openxmlformats.org/wordprocessingml/2006/main" xmlns:w14="http://schemas.microsoft.com/office/word/2010/wordml" xmlns:w15="http://schemas.microsoft.com/office/word/2012/wordml" xmlns:w16cex="http://schemas.microsoft.com/office/word/2018/wordml/cex" xmlns:w16cid="http://schemas.microsoft.com/office/word/2016/wordml/cid" xmlns:w16="http://schemas.microsoft.com/office/word/2018/wordml" xmlns:w16du="http://schemas.microsoft.com/office/word/2023/wordml/word16du" xmlns:w16sdtdh="http://schemas.microsoft.com/office/word/2020/wordml/sdtdatahash" xmlns:w16sdtfl="http://schemas.microsoft.com/office/word/2024/wordml/sdtformatlock" xmlns:w16se="http://schemas.microsoft.com/office/word/2015/wordml/symex" xmlns:wpg="http://schemas.microsoft.com/office/word/2010/wordprocessingGroup" xmlns:wpi="http://schemas.microsoft.com/office/word/2010/wordprocessingInk" xmlns:wne="http://schemas.microsoft.com/office/word/2006/wordml" xmlns:wps="http://schemas.microsoft.com/office/word/2010/wordprocessingShape" mc:Ignorable="w14 w15 w16se w16cid w16 w16cex w16sdtdh w16sdtfl w16du wp14">
   <w:p>
     <w:pPr>
       <w:pBdr>
@@ -12295,7 +12025,7 @@
 </file>
 
 <file path=word/footnotes.xml><?xml version="1.0" encoding="utf-8"?>
-<w:footnotes xmlns:wpc="http://schemas.microsoft.com/office/word/2010/wordprocessingCanvas" xmlns:cx="http://schemas.microsoft.com/office/drawing/2014/chartex" xmlns:cx1="http://schemas.microsoft.com/office/drawing/2015/9/8/chartex" xmlns:cx2="http://schemas.microsoft.com/office/drawing/2015/10/21/chartex" xmlns:cx3="http://schemas.microsoft.com/office/drawing/2016/5/9/chartex" xmlns:cx4="http://schemas.microsoft.com/office/drawing/2016/5/10/chartex" xmlns:cx5="http://schemas.microsoft.com/office/drawing/2016/5/11/chartex" xmlns:cx6="http://schemas.microsoft.com/office/drawing/2016/5/12/chartex" xmlns:cx7="http://schemas.microsoft.com/office/drawing/2016/5/13/chartex" xmlns:cx8="http://schemas.microsoft.com/office/drawing/2016/5/14/chartex" xmlns:mc="http://schemas.openxmlformats.org/markup-compatibility/2006" xmlns:aink="http://schemas.microsoft.com/office/drawing/2016/ink" xmlns:am3d="http://schemas.microsoft.com/office/drawing/2017/model3d" xmlns:o="urn:schemas-microsoft-com:office:office" xmlns:oel="http://schemas.microsoft.com/office/2019/extlst" xmlns:r="http://schemas.openxmlformats.org/officeDocument/2006/relationships" xmlns:m="http://schemas.openxmlformats.org/officeDocument/2006/math" xmlns:v="urn:schemas-microsoft-com:vml" xmlns:wp14="http://schemas.microsoft.com/office/word/2010/wordprocessingDrawing" xmlns:wp="http://schemas.openxmlformats.org/drawingml/2006/wordprocessingDrawing" xmlns:w10="urn:schemas-microsoft-com:office:word" xmlns:w="http://schemas.openxmlformats.org/wordprocessingml/2006/main" xmlns:w14="http://schemas.microsoft.com/office/word/2010/wordml" xmlns:w15="http://schemas.microsoft.com/office/word/2012/wordml" xmlns:w16cex="http://schemas.microsoft.com/office/word/2018/wordml/cex" xmlns:w16cid="http://schemas.microsoft.com/office/word/2016/wordml/cid" xmlns:w16="http://schemas.microsoft.com/office/word/2018/wordml" xmlns:w16sdtdh="http://schemas.microsoft.com/office/word/2020/wordml/sdtdatahash" xmlns:w16se="http://schemas.microsoft.com/office/word/2015/wordml/symex" xmlns:wpg="http://schemas.microsoft.com/office/word/2010/wordprocessingGroup" xmlns:wpi="http://schemas.microsoft.com/office/word/2010/wordprocessingInk" xmlns:wne="http://schemas.microsoft.com/office/word/2006/wordml" xmlns:wps="http://schemas.microsoft.com/office/word/2010/wordprocessingShape" mc:Ignorable="w14 w15 w16se w16cid w16 w16cex w16sdtdh wp14">
+<w:footnotes xmlns:wpc="http://schemas.microsoft.com/office/word/2010/wordprocessingCanvas" xmlns:cx="http://schemas.microsoft.com/office/drawing/2014/chartex" xmlns:cx1="http://schemas.microsoft.com/office/drawing/2015/9/8/chartex" xmlns:cx2="http://schemas.microsoft.com/office/drawing/2015/10/21/chartex" xmlns:cx3="http://schemas.microsoft.com/office/drawing/2016/5/9/chartex" xmlns:cx4="http://schemas.microsoft.com/office/drawing/2016/5/10/chartex" xmlns:cx5="http://schemas.microsoft.com/office/drawing/2016/5/11/chartex" xmlns:cx6="http://schemas.microsoft.com/office/drawing/2016/5/12/chartex" xmlns:cx7="http://schemas.microsoft.com/office/drawing/2016/5/13/chartex" xmlns:cx8="http://schemas.microsoft.com/office/drawing/2016/5/14/chartex" xmlns:mc="http://schemas.openxmlformats.org/markup-compatibility/2006" xmlns:aink="http://schemas.microsoft.com/office/drawing/2016/ink" xmlns:am3d="http://schemas.microsoft.com/office/drawing/2017/model3d" xmlns:o="urn:schemas-microsoft-com:office:office" xmlns:oel="http://schemas.microsoft.com/office/2019/extlst" xmlns:r="http://schemas.openxmlformats.org/officeDocument/2006/relationships" xmlns:m="http://schemas.openxmlformats.org/officeDocument/2006/math" xmlns:v="urn:schemas-microsoft-com:vml" xmlns:wp14="http://schemas.microsoft.com/office/word/2010/wordprocessingDrawing" xmlns:wp="http://schemas.openxmlformats.org/drawingml/2006/wordprocessingDrawing" xmlns:w10="urn:schemas-microsoft-com:office:word" xmlns:w="http://schemas.openxmlformats.org/wordprocessingml/2006/main" xmlns:w14="http://schemas.microsoft.com/office/word/2010/wordml" xmlns:w15="http://schemas.microsoft.com/office/word/2012/wordml" xmlns:w16cex="http://schemas.microsoft.com/office/word/2018/wordml/cex" xmlns:w16cid="http://schemas.microsoft.com/office/word/2016/wordml/cid" xmlns:w16="http://schemas.microsoft.com/office/word/2018/wordml" xmlns:w16du="http://schemas.microsoft.com/office/word/2023/wordml/word16du" xmlns:w16sdtdh="http://schemas.microsoft.com/office/word/2020/wordml/sdtdatahash" xmlns:w16sdtfl="http://schemas.microsoft.com/office/word/2024/wordml/sdtformatlock" xmlns:w16se="http://schemas.microsoft.com/office/word/2015/wordml/symex" xmlns:wpg="http://schemas.microsoft.com/office/word/2010/wordprocessingGroup" xmlns:wpi="http://schemas.microsoft.com/office/word/2010/wordprocessingInk" xmlns:wne="http://schemas.microsoft.com/office/word/2006/wordml" xmlns:wps="http://schemas.microsoft.com/office/word/2010/wordprocessingShape" mc:Ignorable="w14 w15 w16se w16cid w16 w16cex w16sdtdh w16sdtfl w16du wp14">
   <w:footnote w:type="separator" w:id="-1">
     <w:p>
       <w:pPr>
@@ -12320,7 +12050,7 @@
 </file>
 
 <file path=word/header1.xml><?xml version="1.0" encoding="utf-8"?>
-<w:hdr xmlns:wpc="http://schemas.microsoft.com/office/word/2010/wordprocessingCanvas" xmlns:cx="http://schemas.microsoft.com/office/drawing/2014/chartex" xmlns:cx1="http://schemas.microsoft.com/office/drawing/2015/9/8/chartex" xmlns:cx2="http://schemas.microsoft.com/office/drawing/2015/10/21/chartex" xmlns:cx3="http://schemas.microsoft.com/office/drawing/2016/5/9/chartex" xmlns:cx4="http://schemas.microsoft.com/office/drawing/2016/5/10/chartex" xmlns:cx5="http://schemas.microsoft.com/office/drawing/2016/5/11/chartex" xmlns:cx6="http://schemas.microsoft.com/office/drawing/2016/5/12/chartex" xmlns:cx7="http://schemas.microsoft.com/office/drawing/2016/5/13/chartex" xmlns:cx8="http://schemas.microsoft.com/office/drawing/2016/5/14/chartex" xmlns:mc="http://schemas.openxmlformats.org/markup-compatibility/2006" xmlns:aink="http://schemas.microsoft.com/office/drawing/2016/ink" xmlns:am3d="http://schemas.microsoft.com/office/drawing/2017/model3d" xmlns:o="urn:schemas-microsoft-com:office:office" xmlns:oel="http://schemas.microsoft.com/office/2019/extlst" xmlns:r="http://schemas.openxmlformats.org/officeDocument/2006/relationships" xmlns:m="http://schemas.openxmlformats.org/officeDocument/2006/math" xmlns:v="urn:schemas-microsoft-com:vml" xmlns:wp14="http://schemas.microsoft.com/office/word/2010/wordprocessingDrawing" xmlns:wp="http://schemas.openxmlformats.org/drawingml/2006/wordprocessingDrawing" xmlns:w10="urn:schemas-microsoft-com:office:word" xmlns:w="http://schemas.openxmlformats.org/wordprocessingml/2006/main" xmlns:w14="http://schemas.microsoft.com/office/word/2010/wordml" xmlns:w15="http://schemas.microsoft.com/office/word/2012/wordml" xmlns:w16cex="http://schemas.microsoft.com/office/word/2018/wordml/cex" xmlns:w16cid="http://schemas.microsoft.com/office/word/2016/wordml/cid" xmlns:w16="http://schemas.microsoft.com/office/word/2018/wordml" xmlns:w16sdtdh="http://schemas.microsoft.com/office/word/2020/wordml/sdtdatahash" xmlns:w16se="http://schemas.microsoft.com/office/word/2015/wordml/symex" xmlns:wpg="http://schemas.microsoft.com/office/word/2010/wordprocessingGroup" xmlns:wpi="http://schemas.microsoft.com/office/word/2010/wordprocessingInk" xmlns:wne="http://schemas.microsoft.com/office/word/2006/wordml" xmlns:wps="http://schemas.microsoft.com/office/word/2010/wordprocessingShape" mc:Ignorable="w14 w15 w16se w16cid w16 w16cex w16sdtdh wp14">
+<w:hdr xmlns:wpc="http://schemas.microsoft.com/office/word/2010/wordprocessingCanvas" xmlns:cx="http://schemas.microsoft.com/office/drawing/2014/chartex" xmlns:cx1="http://schemas.microsoft.com/office/drawing/2015/9/8/chartex" xmlns:cx2="http://schemas.microsoft.com/office/drawing/2015/10/21/chartex" xmlns:cx3="http://schemas.microsoft.com/office/drawing/2016/5/9/chartex" xmlns:cx4="http://schemas.microsoft.com/office/drawing/2016/5/10/chartex" xmlns:cx5="http://schemas.microsoft.com/office/drawing/2016/5/11/chartex" xmlns:cx6="http://schemas.microsoft.com/office/drawing/2016/5/12/chartex" xmlns:cx7="http://schemas.microsoft.com/office/drawing/2016/5/13/chartex" xmlns:cx8="http://schemas.microsoft.com/office/drawing/2016/5/14/chartex" xmlns:mc="http://schemas.openxmlformats.org/markup-compatibility/2006" xmlns:aink="http://schemas.microsoft.com/office/drawing/2016/ink" xmlns:am3d="http://schemas.microsoft.com/office/drawing/2017/model3d" xmlns:o="urn:schemas-microsoft-com:office:office" xmlns:oel="http://schemas.microsoft.com/office/2019/extlst" xmlns:r="http://schemas.openxmlformats.org/officeDocument/2006/relationships" xmlns:m="http://schemas.openxmlformats.org/officeDocument/2006/math" xmlns:v="urn:schemas-microsoft-com:vml" xmlns:wp14="http://schemas.microsoft.com/office/word/2010/wordprocessingDrawing" xmlns:wp="http://schemas.openxmlformats.org/drawingml/2006/wordprocessingDrawing" xmlns:w10="urn:schemas-microsoft-com:office:word" xmlns:w="http://schemas.openxmlformats.org/wordprocessingml/2006/main" xmlns:w14="http://schemas.microsoft.com/office/word/2010/wordml" xmlns:w15="http://schemas.microsoft.com/office/word/2012/wordml" xmlns:w16cex="http://schemas.microsoft.com/office/word/2018/wordml/cex" xmlns:w16cid="http://schemas.microsoft.com/office/word/2016/wordml/cid" xmlns:w16="http://schemas.microsoft.com/office/word/2018/wordml" xmlns:w16du="http://schemas.microsoft.com/office/word/2023/wordml/word16du" xmlns:w16sdtdh="http://schemas.microsoft.com/office/word/2020/wordml/sdtdatahash" xmlns:w16sdtfl="http://schemas.microsoft.com/office/word/2024/wordml/sdtformatlock" xmlns:w16se="http://schemas.microsoft.com/office/word/2015/wordml/symex" xmlns:wpg="http://schemas.microsoft.com/office/word/2010/wordprocessingGroup" xmlns:wpi="http://schemas.microsoft.com/office/word/2010/wordprocessingInk" xmlns:wne="http://schemas.microsoft.com/office/word/2006/wordml" xmlns:wps="http://schemas.microsoft.com/office/word/2010/wordprocessingShape" mc:Ignorable="w14 w15 w16se w16cid w16 w16cex w16sdtdh w16sdtfl w16du wp14">
   <w:p>
     <w:pPr>
       <w:pStyle w:val="Header"/>
@@ -12341,7 +12071,7 @@
 </file>
 
 <file path=word/header2.xml><?xml version="1.0" encoding="utf-8"?>
-<w:hdr xmlns:wpc="http://schemas.microsoft.com/office/word/2010/wordprocessingCanvas" xmlns:cx="http://schemas.microsoft.com/office/drawing/2014/chartex" xmlns:cx1="http://schemas.microsoft.com/office/drawing/2015/9/8/chartex" xmlns:cx2="http://schemas.microsoft.com/office/drawing/2015/10/21/chartex" xmlns:cx3="http://schemas.microsoft.com/office/drawing/2016/5/9/chartex" xmlns:cx4="http://schemas.microsoft.com/office/drawing/2016/5/10/chartex" xmlns:cx5="http://schemas.microsoft.com/office/drawing/2016/5/11/chartex" xmlns:cx6="http://schemas.microsoft.com/office/drawing/2016/5/12/chartex" xmlns:cx7="http://schemas.microsoft.com/office/drawing/2016/5/13/chartex" xmlns:cx8="http://schemas.microsoft.com/office/drawing/2016/5/14/chartex" xmlns:mc="http://schemas.openxmlformats.org/markup-compatibility/2006" xmlns:aink="http://schemas.microsoft.com/office/drawing/2016/ink" xmlns:am3d="http://schemas.microsoft.com/office/drawing/2017/model3d" xmlns:o="urn:schemas-microsoft-com:office:office" xmlns:oel="http://schemas.microsoft.com/office/2019/extlst" xmlns:r="http://schemas.openxmlformats.org/officeDocument/2006/relationships" xmlns:m="http://schemas.openxmlformats.org/officeDocument/2006/math" xmlns:v="urn:schemas-microsoft-com:vml" xmlns:wp14="http://schemas.microsoft.com/office/word/2010/wordprocessingDrawing" xmlns:wp="http://schemas.openxmlformats.org/drawingml/2006/wordprocessingDrawing" xmlns:w10="urn:schemas-microsoft-com:office:word" xmlns:w="http://schemas.openxmlformats.org/wordprocessingml/2006/main" xmlns:w14="http://schemas.microsoft.com/office/word/2010/wordml" xmlns:w15="http://schemas.microsoft.com/office/word/2012/wordml" xmlns:w16cex="http://schemas.microsoft.com/office/word/2018/wordml/cex" xmlns:w16cid="http://schemas.microsoft.com/office/word/2016/wordml/cid" xmlns:w16="http://schemas.microsoft.com/office/word/2018/wordml" xmlns:w16sdtdh="http://schemas.microsoft.com/office/word/2020/wordml/sdtdatahash" xmlns:w16se="http://schemas.microsoft.com/office/word/2015/wordml/symex" xmlns:wpg="http://schemas.microsoft.com/office/word/2010/wordprocessingGroup" xmlns:wpi="http://schemas.microsoft.com/office/word/2010/wordprocessingInk" xmlns:wne="http://schemas.microsoft.com/office/word/2006/wordml" xmlns:wps="http://schemas.microsoft.com/office/word/2010/wordprocessingShape" mc:Ignorable="w14 w15 w16se w16cid w16 w16cex w16sdtdh wp14">
+<w:hdr xmlns:wpc="http://schemas.microsoft.com/office/word/2010/wordprocessingCanvas" xmlns:cx="http://schemas.microsoft.com/office/drawing/2014/chartex" xmlns:cx1="http://schemas.microsoft.com/office/drawing/2015/9/8/chartex" xmlns:cx2="http://schemas.microsoft.com/office/drawing/2015/10/21/chartex" xmlns:cx3="http://schemas.microsoft.com/office/drawing/2016/5/9/chartex" xmlns:cx4="http://schemas.microsoft.com/office/drawing/2016/5/10/chartex" xmlns:cx5="http://schemas.microsoft.com/office/drawing/2016/5/11/chartex" xmlns:cx6="http://schemas.microsoft.com/office/drawing/2016/5/12/chartex" xmlns:cx7="http://schemas.microsoft.com/office/drawing/2016/5/13/chartex" xmlns:cx8="http://schemas.microsoft.com/office/drawing/2016/5/14/chartex" xmlns:mc="http://schemas.openxmlformats.org/markup-compatibility/2006" xmlns:aink="http://schemas.microsoft.com/office/drawing/2016/ink" xmlns:am3d="http://schemas.microsoft.com/office/drawing/2017/model3d" xmlns:o="urn:schemas-microsoft-com:office:office" xmlns:oel="http://schemas.microsoft.com/office/2019/extlst" xmlns:r="http://schemas.openxmlformats.org/officeDocument/2006/relationships" xmlns:m="http://schemas.openxmlformats.org/officeDocument/2006/math" xmlns:v="urn:schemas-microsoft-com:vml" xmlns:wp14="http://schemas.microsoft.com/office/word/2010/wordprocessingDrawing" xmlns:wp="http://schemas.openxmlformats.org/drawingml/2006/wordprocessingDrawing" xmlns:w10="urn:schemas-microsoft-com:office:word" xmlns:w="http://schemas.openxmlformats.org/wordprocessingml/2006/main" xmlns:w14="http://schemas.microsoft.com/office/word/2010/wordml" xmlns:w15="http://schemas.microsoft.com/office/word/2012/wordml" xmlns:w16cex="http://schemas.microsoft.com/office/word/2018/wordml/cex" xmlns:w16cid="http://schemas.microsoft.com/office/word/2016/wordml/cid" xmlns:w16="http://schemas.microsoft.com/office/word/2018/wordml" xmlns:w16du="http://schemas.microsoft.com/office/word/2023/wordml/word16du" xmlns:w16sdtdh="http://schemas.microsoft.com/office/word/2020/wordml/sdtdatahash" xmlns:w16sdtfl="http://schemas.microsoft.com/office/word/2024/wordml/sdtformatlock" xmlns:w16se="http://schemas.microsoft.com/office/word/2015/wordml/symex" xmlns:wpg="http://schemas.microsoft.com/office/word/2010/wordprocessingGroup" xmlns:wpi="http://schemas.microsoft.com/office/word/2010/wordprocessingInk" xmlns:wne="http://schemas.microsoft.com/office/word/2006/wordml" xmlns:wps="http://schemas.microsoft.com/office/word/2010/wordprocessingShape" mc:Ignorable="w14 w15 w16se w16cid w16 w16cex w16sdtdh w16sdtfl w16du wp14">
   <w:p>
     <w:pPr>
       <w:pStyle w:val="Header"/>
@@ -12354,7 +12084,7 @@
 </file>
 
 <file path=word/styles.xml><?xml version="1.0" encoding="utf-8"?>
-<w:styles xmlns:mc="http://schemas.openxmlformats.org/markup-compatibility/2006" xmlns:r="http://schemas.openxmlformats.org/officeDocument/2006/relationships" xmlns:w="http://schemas.openxmlformats.org/wordprocessingml/2006/main" xmlns:w14="http://schemas.microsoft.com/office/word/2010/wordml" xmlns:w15="http://schemas.microsoft.com/office/word/2012/wordml" xmlns:w16cex="http://schemas.microsoft.com/office/word/2018/wordml/cex" xmlns:w16cid="http://schemas.microsoft.com/office/word/2016/wordml/cid" xmlns:w16="http://schemas.microsoft.com/office/word/2018/wordml" xmlns:w16sdtdh="http://schemas.microsoft.com/office/word/2020/wordml/sdtdatahash" xmlns:w16se="http://schemas.microsoft.com/office/word/2015/wordml/symex" mc:Ignorable="w14 w15 w16se w16cid w16 w16cex w16sdtdh">
+<w:styles xmlns:mc="http://schemas.openxmlformats.org/markup-compatibility/2006" xmlns:r="http://schemas.openxmlformats.org/officeDocument/2006/relationships" xmlns:w="http://schemas.openxmlformats.org/wordprocessingml/2006/main" xmlns:w14="http://schemas.microsoft.com/office/word/2010/wordml" xmlns:w15="http://schemas.microsoft.com/office/word/2012/wordml" xmlns:w16cex="http://schemas.microsoft.com/office/word/2018/wordml/cex" xmlns:w16cid="http://schemas.microsoft.com/office/word/2016/wordml/cid" xmlns:w16="http://schemas.microsoft.com/office/word/2018/wordml" xmlns:w16du="http://schemas.microsoft.com/office/word/2023/wordml/word16du" xmlns:w16sdtdh="http://schemas.microsoft.com/office/word/2020/wordml/sdtdatahash" xmlns:w16sdtfl="http://schemas.microsoft.com/office/word/2024/wordml/sdtformatlock" xmlns:w16se="http://schemas.microsoft.com/office/word/2015/wordml/symex" mc:Ignorable="w14 w15 w16se w16cid w16 w16cex w16sdtdh w16sdtfl w16du">
   <w:docDefaults>
     <w:rPrDefault>
       <w:rPr>
